--- a/flow/20230927_hours/triodion-lent/тиждень-3/3-7.docx
+++ b/flow/20230927_hours/triodion-lent/тиждень-3/3-7.docx
@@ -69,59 +69,68 @@
     </w:p>
     <w:p>
       <w:pPr>
-        <w:spacing w:line="240" w:lineRule="auto"/>
-        <w:rPr>
-          <w:rFonts w:ascii="Times New Roman" w:hAnsi="Times New Roman"/>
-          <w:sz w:val="24"/>
-        </w:rPr>
-      </w:pPr>
-      <w:r>
-        <w:rPr>
-          <w:rFonts w:ascii="Times New Roman" w:hAnsi="Times New Roman"/>
-          <w:i/>
-          <w:color w:val="FF0000"/>
-          <w:sz w:val="24"/>
-        </w:rPr>
-        <w:t xml:space="preserve">Вірні: </w:t>
-      </w:r>
-      <w:r>
-        <w:rPr>
-          <w:rFonts w:ascii="Times New Roman" w:hAnsi="Times New Roman"/>
-          <w:sz w:val="24"/>
-        </w:rPr>
-        <w:t>Амінь. Слава тобі, Боже наш, слава тобі.</w:t>
-      </w:r>
-    </w:p>
-    <w:p>
-      <w:pPr>
-        <w:spacing w:line="240" w:lineRule="auto"/>
-        <w:rPr>
-          <w:rFonts w:ascii="Times New Roman" w:hAnsi="Times New Roman"/>
-          <w:sz w:val="24"/>
-        </w:rPr>
-      </w:pPr>
-      <w:r>
-        <w:rPr>
-          <w:rFonts w:ascii="Times New Roman" w:hAnsi="Times New Roman"/>
-          <w:sz w:val="24"/>
-        </w:rPr>
-        <w:t>Царю небесний, утішителю, Душе істини,* що всюди єси і все наповняєш,* скарбе дібр і життя подателю,* прийди і вселися в нас,* і очисти нас від усякої скверни,* і спаси, Благий, душі наші.</w:t>
-      </w:r>
-    </w:p>
-    <w:p>
-      <w:pPr>
-        <w:spacing w:line="240" w:lineRule="auto"/>
-        <w:rPr>
-          <w:rFonts w:ascii="Times New Roman" w:hAnsi="Times New Roman"/>
-          <w:sz w:val="24"/>
-        </w:rPr>
-      </w:pPr>
-      <w:r>
-        <w:rPr>
-          <w:rFonts w:ascii="Times New Roman" w:hAnsi="Times New Roman"/>
-          <w:sz w:val="24"/>
-        </w:rPr>
-        <w:t xml:space="preserve">Святий Боже, святий Кріпкий, святий Безсмертний, помилуй нас </w:t>
+        <w:spacing w:after="120"/>
+      </w:pPr>
+      <w:r>
+        <w:rPr>
+          <w:rFonts w:ascii="Times New Roman" w:hAnsi="Times New Roman"/>
+          <w:i/>
+          <w:color w:val="FF0000"/>
+          <w:sz w:val="24"/>
+        </w:rPr>
+        <w:t>Вірні:</w:t>
+      </w:r>
+      <w:r>
+        <w:rPr>
+          <w:rFonts w:ascii="Times New Roman" w:hAnsi="Times New Roman"/>
+          <w:color w:val="FF0000"/>
+          <w:sz w:val="24"/>
+        </w:rPr>
+        <w:t xml:space="preserve"> </w:t>
+      </w:r>
+      <w:r>
+        <w:rPr>
+          <w:rFonts w:ascii="Times New Roman" w:hAnsi="Times New Roman"/>
+          <w:sz w:val="24"/>
+        </w:rPr>
+        <w:t>Амі́нь.</w:t>
+      </w:r>
+    </w:p>
+    <w:p>
+      <w:pPr>
+        <w:spacing w:after="120"/>
+      </w:pPr>
+      <w:r>
+        <w:rPr>
+          <w:rFonts w:ascii="Times New Roman" w:hAnsi="Times New Roman"/>
+          <w:sz w:val="24"/>
+        </w:rPr>
+        <w:t>Сла́ва Тобі́, Бо́же наш, сла́ва Тобі́.</w:t>
+      </w:r>
+    </w:p>
+    <w:p>
+      <w:pPr>
+        <w:spacing w:after="120"/>
+      </w:pPr>
+      <w:r>
+        <w:rPr>
+          <w:rFonts w:ascii="Times New Roman" w:hAnsi="Times New Roman"/>
+          <w:sz w:val="24"/>
+        </w:rPr>
+        <w:t>Ца́рю небе́сний, утіши́телю, Ду́ше íстини,* що всю́ди єси́ і все наповня́єш,* скарбни́це благ і життя́ пода́телю,* прийди́, і всели́ся в нас,* і очи́сти нас від уся́кої скве́рни,* і спаси́, благи́й, ду́ші на́ші.</w:t>
+      </w:r>
+    </w:p>
+    <w:p>
+      <w:pPr>
+        <w:spacing w:after="120"/>
+        <w:jc w:val="both"/>
+      </w:pPr>
+      <w:r>
+        <w:rPr>
+          <w:rFonts w:ascii="Times New Roman" w:hAnsi="Times New Roman"/>
+          <w:sz w:val="24"/>
+        </w:rPr>
+        <w:t xml:space="preserve">Святий Боже, святий Кріпкий, святий Безсмертний, помилуй нас. </w:t>
       </w:r>
       <w:r>
         <w:rPr>
@@ -132,28 +141,225 @@
         </w:rPr>
         <w:t>(3 р.)</w:t>
       </w:r>
-      <w:r>
-        <w:rPr>
-          <w:rFonts w:ascii="Times New Roman" w:hAnsi="Times New Roman"/>
+    </w:p>
+    <w:p>
+      <w:pPr>
+        <w:spacing w:line="240" w:lineRule="auto"/>
+        <w:rPr>
+          <w:rFonts w:ascii="Times New Roman" w:hAnsi="Times New Roman"/>
+          <w:sz w:val="24"/>
+        </w:rPr>
+      </w:pPr>
+      <w:r>
+        <w:rPr>
+          <w:rFonts w:ascii="Times New Roman" w:hAnsi="Times New Roman"/>
+          <w:sz w:val="24"/>
+        </w:rPr>
+        <w:t xml:space="preserve">Слава Отцю, і Сину, і Святому Духові,* і нині, і повсякчас, і на віки </w:t>
+      </w:r>
+      <w:r>
+        <w:rPr>
+          <w:rFonts w:ascii="Times New Roman" w:hAnsi="Times New Roman"/>
+          <w:sz w:val="24"/>
+        </w:rPr>
+        <w:t>віків.</w:t>
+      </w:r>
+      <w:r>
+        <w:rPr>
+          <w:rFonts w:ascii="Times New Roman" w:hAnsi="Times New Roman"/>
+          <w:sz w:val="24"/>
+        </w:rPr>
+        <w:t xml:space="preserve"> Амінь.</w:t>
+      </w:r>
+    </w:p>
+    <w:p>
+      <w:pPr>
+        <w:spacing w:line="240" w:lineRule="auto"/>
+        <w:rPr>
+          <w:rFonts w:ascii="Times New Roman" w:hAnsi="Times New Roman"/>
+          <w:sz w:val="24"/>
+        </w:rPr>
+      </w:pPr>
+      <w:r>
+        <w:rPr>
+          <w:rFonts w:ascii="Times New Roman" w:hAnsi="Times New Roman"/>
+          <w:sz w:val="24"/>
+        </w:rPr>
+        <w:t>Пресвята Тройце, помилуй нас;* Господи, очисти гріхи наші;* Владико, прости беззаконня наші;* Святий, завітай і зціли немочі наші імени твого ради.</w:t>
+      </w:r>
+    </w:p>
+    <w:p>
+      <w:pPr>
+        <w:spacing w:after="120"/>
+        <w:jc w:val="both"/>
+      </w:pPr>
+      <w:r>
+        <w:rPr>
+          <w:rFonts w:ascii="Times New Roman" w:hAnsi="Times New Roman"/>
+          <w:sz w:val="24"/>
+        </w:rPr>
+        <w:t xml:space="preserve">Господи, помилуй. </w:t>
+      </w:r>
+      <w:r>
+        <w:rPr>
+          <w:rFonts w:ascii="Times New Roman" w:hAnsi="Times New Roman"/>
+          <w:i/>
+          <w:color w:val="FF0000"/>
+          <w:sz w:val="24"/>
+        </w:rPr>
+        <w:t>(3 р.)</w:t>
+      </w:r>
+    </w:p>
+    <w:p>
+      <w:pPr>
+        <w:spacing w:line="240" w:lineRule="auto"/>
+        <w:rPr>
+          <w:rFonts w:ascii="Times New Roman" w:hAnsi="Times New Roman"/>
+          <w:sz w:val="24"/>
+        </w:rPr>
+      </w:pPr>
+      <w:r>
+        <w:rPr>
+          <w:rFonts w:ascii="Times New Roman" w:hAnsi="Times New Roman"/>
+          <w:sz w:val="24"/>
+        </w:rPr>
+        <w:t xml:space="preserve">Слава Отцю, і Сину, і Святому Духові* і нині, і повсякчас, і на віки </w:t>
+      </w:r>
+      <w:r>
+        <w:rPr>
+          <w:rFonts w:ascii="Times New Roman" w:hAnsi="Times New Roman"/>
+          <w:sz w:val="24"/>
+        </w:rPr>
+        <w:t>віків.</w:t>
+      </w:r>
+      <w:r>
+        <w:rPr>
+          <w:rFonts w:ascii="Times New Roman" w:hAnsi="Times New Roman"/>
+          <w:sz w:val="24"/>
+        </w:rPr>
+        <w:t xml:space="preserve"> Амінь.</w:t>
+      </w:r>
+    </w:p>
+    <w:p>
+      <w:pPr>
+        <w:spacing w:line="240" w:lineRule="auto"/>
+        <w:rPr>
+          <w:rFonts w:ascii="Times New Roman" w:hAnsi="Times New Roman"/>
+          <w:sz w:val="24"/>
+        </w:rPr>
+      </w:pPr>
+      <w:r>
+        <w:rPr>
+          <w:rFonts w:ascii="Times New Roman" w:hAnsi="Times New Roman"/>
+          <w:sz w:val="24"/>
+        </w:rPr>
+        <w:t>Отче наш, що єси на небесах,* нехай святиться ім’я твоє,* нехай прийде царство твоє,* нехай буде воля твоя, як на небі, так і на землі.* Хліб наш насущний дай нам сьогодні,* і прости нам провини наші,* як і ми прощаємо винуватцям нашим,* і не введи нас у спокусу,* але визволи нас від лукавого.</w:t>
+      </w:r>
+    </w:p>
+    <w:p>
+      <w:pPr>
+        <w:spacing w:after="120"/>
+        <w:jc w:val="both"/>
+      </w:pPr>
+      <w:r>
+        <w:rPr>
+          <w:rFonts w:ascii="Times New Roman" w:hAnsi="Times New Roman"/>
+          <w:i/>
+          <w:color w:val="FF0000"/>
+          <w:sz w:val="24"/>
+        </w:rPr>
+        <w:t>Священник:</w:t>
+      </w:r>
+      <w:r>
+        <w:rPr>
+          <w:rFonts w:ascii="Times New Roman" w:hAnsi="Times New Roman"/>
+          <w:sz w:val="24"/>
+        </w:rPr>
+        <w:t xml:space="preserve"> Бо Твоє є царство, і сила, і слава, Отця, і Сина, і Святого Духа, нині, і повсякчас, і на віки віків.</w:t>
+      </w:r>
+    </w:p>
+    <w:p>
+      <w:pPr>
+        <w:spacing w:after="120"/>
+        <w:jc w:val="both"/>
+      </w:pPr>
+      <w:r>
+        <w:rPr>
+          <w:rFonts w:ascii="Times New Roman" w:hAnsi="Times New Roman"/>
+          <w:i/>
+          <w:color w:val="FF0000"/>
+          <w:sz w:val="24"/>
+        </w:rPr>
+        <w:t>Вірні:</w:t>
+      </w:r>
+      <w:r>
+        <w:rPr>
+          <w:rFonts w:ascii="Times New Roman" w:hAnsi="Times New Roman"/>
+          <w:color w:val="FF0000"/>
+          <w:sz w:val="24"/>
+        </w:rPr>
+        <w:t xml:space="preserve"> </w:t>
+      </w:r>
+      <w:r>
+        <w:rPr>
+          <w:rFonts w:ascii="Times New Roman" w:hAnsi="Times New Roman"/>
+          <w:sz w:val="24"/>
+        </w:rPr>
+        <w:t>Амінь. Господи, помилуй</w:t>
+      </w:r>
+      <w:r>
+        <w:rPr>
+          <w:rFonts w:ascii="Times New Roman" w:hAnsi="Times New Roman"/>
+          <w:i/>
           <w:sz w:val="24"/>
         </w:rPr>
         <w:t>.</w:t>
       </w:r>
-    </w:p>
-    <w:p>
-      <w:pPr>
-        <w:spacing w:line="240" w:lineRule="auto"/>
-        <w:rPr>
-          <w:rFonts w:ascii="Times New Roman" w:hAnsi="Times New Roman"/>
-          <w:sz w:val="24"/>
-        </w:rPr>
-      </w:pPr>
-      <w:r>
-        <w:rPr>
-          <w:rFonts w:ascii="Times New Roman" w:hAnsi="Times New Roman"/>
-          <w:sz w:val="24"/>
-        </w:rPr>
-        <w:t xml:space="preserve">Слава Отцю, і Сину, і Святому Духові,* і нині, і повсякчас, і на віки </w:t>
+      <w:r>
+        <w:rPr>
+          <w:rFonts w:ascii="Times New Roman" w:hAnsi="Times New Roman"/>
+          <w:sz w:val="24"/>
+        </w:rPr>
+        <w:t xml:space="preserve"> </w:t>
+      </w:r>
+      <w:r>
+        <w:rPr>
+          <w:rFonts w:ascii="Times New Roman" w:hAnsi="Times New Roman"/>
+          <w:i/>
+          <w:color w:val="FF0000"/>
+          <w:sz w:val="24"/>
+        </w:rPr>
+        <w:t>(12 р.)</w:t>
+      </w:r>
+    </w:p>
+    <w:p>
+      <w:pPr>
+        <w:spacing w:line="240" w:lineRule="auto"/>
+        <w:rPr>
+          <w:rFonts w:ascii="Times New Roman" w:hAnsi="Times New Roman"/>
+          <w:sz w:val="24"/>
+        </w:rPr>
+      </w:pPr>
+      <w:r>
+        <w:rPr>
+          <w:rFonts w:ascii="Times New Roman" w:hAnsi="Times New Roman"/>
+          <w:sz w:val="24"/>
+        </w:rPr>
+        <w:t>Слава Отцю, і Сину, і Святому Духові,</w:t>
+      </w:r>
+      <w:r>
+        <w:rPr>
+          <w:rFonts w:ascii="Times New Roman" w:hAnsi="Times New Roman"/>
+          <w:sz w:val="24"/>
+        </w:rPr>
+        <w:t>*</w:t>
+      </w:r>
+      <w:r>
+        <w:rPr>
+          <w:rFonts w:ascii="Times New Roman" w:hAnsi="Times New Roman"/>
+          <w:sz w:val="24"/>
+        </w:rPr>
+        <w:t xml:space="preserve"> і нині, і повсякчас, і на віки </w:t>
       </w:r>
       <w:r>
         <w:rPr>
@@ -172,269 +378,41 @@
     </w:p>
     <w:p>
       <w:pPr>
-        <w:spacing w:line="240" w:lineRule="auto"/>
-        <w:rPr>
-          <w:rFonts w:ascii="Times New Roman" w:hAnsi="Times New Roman"/>
-          <w:sz w:val="24"/>
-        </w:rPr>
-      </w:pPr>
-      <w:r>
-        <w:rPr>
-          <w:rFonts w:ascii="Times New Roman" w:hAnsi="Times New Roman"/>
-          <w:sz w:val="24"/>
-        </w:rPr>
-        <w:t>Пресвята Тройце, помилуй нас;* Господи, очисти гріхи наші;* Владико, прости беззаконня наші;* Святий, завітай і зціли немочі наші імени твого ради.</w:t>
-      </w:r>
-    </w:p>
-    <w:p>
-      <w:pPr>
-        <w:spacing w:line="240" w:lineRule="auto"/>
-        <w:rPr>
-          <w:rFonts w:ascii="Times New Roman" w:hAnsi="Times New Roman"/>
-          <w:sz w:val="24"/>
-        </w:rPr>
-      </w:pPr>
-      <w:r>
-        <w:rPr>
-          <w:rFonts w:ascii="Times New Roman" w:hAnsi="Times New Roman"/>
-          <w:sz w:val="24"/>
-        </w:rPr>
-        <w:t xml:space="preserve">Господи, помилуй </w:t>
-      </w:r>
-      <w:r>
-        <w:rPr>
-          <w:rFonts w:ascii="Times New Roman" w:hAnsi="Times New Roman"/>
-          <w:i/>
-          <w:color w:val="FF0000"/>
-          <w:sz w:val="24"/>
-        </w:rPr>
-        <w:t>(3 р.)</w:t>
-      </w:r>
-      <w:r>
-        <w:rPr>
-          <w:rFonts w:ascii="Times New Roman" w:hAnsi="Times New Roman"/>
-          <w:sz w:val="24"/>
-        </w:rPr>
-        <w:t>.</w:t>
-      </w:r>
-    </w:p>
-    <w:p>
-      <w:pPr>
-        <w:spacing w:line="240" w:lineRule="auto"/>
-        <w:rPr>
-          <w:rFonts w:ascii="Times New Roman" w:hAnsi="Times New Roman"/>
-          <w:sz w:val="24"/>
-        </w:rPr>
-      </w:pPr>
-      <w:r>
-        <w:rPr>
-          <w:rFonts w:ascii="Times New Roman" w:hAnsi="Times New Roman"/>
-          <w:sz w:val="24"/>
-        </w:rPr>
-        <w:t xml:space="preserve">Слава Отцю, і Сину, і Святому Духові* і нині, і повсякчас, і на віки </w:t>
-      </w:r>
-      <w:r>
-        <w:rPr>
-          <w:rFonts w:ascii="Times New Roman" w:hAnsi="Times New Roman"/>
-          <w:sz w:val="24"/>
-        </w:rPr>
-        <w:t>віків.</w:t>
-      </w:r>
-      <w:r>
-        <w:rPr>
-          <w:rFonts w:ascii="Times New Roman" w:hAnsi="Times New Roman"/>
-          <w:sz w:val="24"/>
-        </w:rPr>
-        <w:t xml:space="preserve"> Амінь.</w:t>
-      </w:r>
-    </w:p>
-    <w:p>
-      <w:pPr>
-        <w:spacing w:line="240" w:lineRule="auto"/>
-        <w:rPr>
-          <w:rFonts w:ascii="Times New Roman" w:hAnsi="Times New Roman"/>
-          <w:sz w:val="24"/>
-        </w:rPr>
-      </w:pPr>
-      <w:r>
-        <w:rPr>
-          <w:rFonts w:ascii="Times New Roman" w:hAnsi="Times New Roman"/>
-          <w:sz w:val="24"/>
-        </w:rPr>
-        <w:t>Отче наш, що єси на небесах,* нехай святиться ім’я твоє,* нехай прийде царство твоє,* нехай буде воля твоя, як на небі, так і на землі.* Хліб наш насущний дай нам сьогодні,* і прости нам провини наші,* як і ми прощаємо винуватцям нашим,* і не введи нас у спокусу,* але визволи нас від лукавого.</w:t>
-      </w:r>
-    </w:p>
-    <w:p>
-      <w:pPr>
-        <w:spacing w:line="240" w:lineRule="auto"/>
-        <w:rPr>
-          <w:rFonts w:ascii="Times New Roman" w:hAnsi="Times New Roman"/>
-          <w:sz w:val="24"/>
-        </w:rPr>
-      </w:pPr>
-      <w:r>
-        <w:rPr>
-          <w:rFonts w:ascii="Times New Roman" w:hAnsi="Times New Roman"/>
-          <w:i/>
-          <w:color w:val="FF0000"/>
-          <w:sz w:val="24"/>
-        </w:rPr>
-        <w:t>Священик</w:t>
-      </w:r>
-      <w:r>
-        <w:rPr>
-          <w:rFonts w:ascii="Times New Roman" w:hAnsi="Times New Roman"/>
-          <w:color w:val="FF0000"/>
-          <w:sz w:val="24"/>
-        </w:rPr>
-        <w:t xml:space="preserve">: </w:t>
-      </w:r>
-      <w:r>
-        <w:rPr>
-          <w:rFonts w:ascii="Times New Roman" w:hAnsi="Times New Roman"/>
-          <w:sz w:val="24"/>
-        </w:rPr>
-        <w:t xml:space="preserve">Бо твоє є царство, і сила, і слава, Отця, і Сина, і Святого Духа, нині і повсякчас, і на віки </w:t>
-      </w:r>
-      <w:r>
-        <w:rPr>
-          <w:rFonts w:ascii="Times New Roman" w:hAnsi="Times New Roman"/>
-          <w:sz w:val="24"/>
-        </w:rPr>
-        <w:t>віків.</w:t>
-      </w:r>
-    </w:p>
-    <w:p>
-      <w:pPr>
-        <w:spacing w:line="240" w:lineRule="auto"/>
-        <w:rPr>
-          <w:rFonts w:ascii="Times New Roman" w:hAnsi="Times New Roman"/>
-          <w:sz w:val="24"/>
-        </w:rPr>
-      </w:pPr>
-      <w:r>
-        <w:rPr>
-          <w:rFonts w:ascii="Times New Roman" w:hAnsi="Times New Roman"/>
-          <w:i/>
-          <w:color w:val="FF0000"/>
-          <w:sz w:val="24"/>
-        </w:rPr>
-        <w:t xml:space="preserve">Вірні: </w:t>
-      </w:r>
-      <w:r>
-        <w:rPr>
-          <w:rFonts w:ascii="Times New Roman" w:hAnsi="Times New Roman"/>
-          <w:sz w:val="24"/>
-        </w:rPr>
-        <w:t xml:space="preserve">Амінь. Господи, помилуй </w:t>
-      </w:r>
-      <w:r>
-        <w:rPr>
-          <w:rFonts w:ascii="Times New Roman" w:hAnsi="Times New Roman"/>
-          <w:i/>
-          <w:color w:val="FF0000"/>
-          <w:sz w:val="24"/>
-        </w:rPr>
-        <w:t>(12 р.)</w:t>
-      </w:r>
-      <w:r>
-        <w:rPr>
-          <w:rFonts w:ascii="Times New Roman" w:hAnsi="Times New Roman"/>
-          <w:sz w:val="24"/>
-        </w:rPr>
-        <w:t>.</w:t>
-      </w:r>
-    </w:p>
-    <w:p>
-      <w:pPr>
-        <w:spacing w:line="240" w:lineRule="auto"/>
-        <w:rPr>
-          <w:rFonts w:ascii="Times New Roman" w:hAnsi="Times New Roman"/>
-          <w:sz w:val="24"/>
-        </w:rPr>
-      </w:pPr>
-      <w:r>
-        <w:rPr>
-          <w:rFonts w:ascii="Times New Roman" w:hAnsi="Times New Roman"/>
-          <w:sz w:val="24"/>
-        </w:rPr>
-        <w:t>Слава Отцю, і Сину, і Святому Духові,</w:t>
-      </w:r>
-      <w:r>
-        <w:rPr>
-          <w:rFonts w:ascii="Times New Roman" w:hAnsi="Times New Roman"/>
-          <w:sz w:val="24"/>
-        </w:rPr>
-        <w:t>*</w:t>
-      </w:r>
-      <w:r>
-        <w:rPr>
-          <w:rFonts w:ascii="Times New Roman" w:hAnsi="Times New Roman"/>
-          <w:sz w:val="24"/>
-        </w:rPr>
-        <w:t xml:space="preserve"> і нині, і повсякчас, і на віки </w:t>
-      </w:r>
-      <w:r>
-        <w:rPr>
-          <w:rFonts w:ascii="Times New Roman" w:hAnsi="Times New Roman"/>
-          <w:sz w:val="24"/>
-        </w:rPr>
-        <w:t>віків.</w:t>
-      </w:r>
-      <w:r>
-        <w:rPr>
-          <w:rFonts w:ascii="Times New Roman" w:hAnsi="Times New Roman"/>
-          <w:sz w:val="24"/>
-        </w:rPr>
-        <w:t xml:space="preserve"> Амінь.</w:t>
-      </w:r>
-    </w:p>
-    <w:p>
-      <w:pPr>
-        <w:spacing w:line="240" w:lineRule="auto"/>
-        <w:rPr>
-          <w:rFonts w:ascii="Times New Roman" w:hAnsi="Times New Roman"/>
-          <w:sz w:val="24"/>
-        </w:rPr>
-      </w:pPr>
-      <w:r>
-        <w:rPr>
-          <w:rFonts w:ascii="Times New Roman" w:hAnsi="Times New Roman"/>
-          <w:sz w:val="24"/>
-        </w:rPr>
-        <w:t>Прийдіте, поклонімся* Цареві нашому Богу.</w:t>
-      </w:r>
-    </w:p>
-    <w:p>
-      <w:pPr>
-        <w:spacing w:line="240" w:lineRule="auto"/>
-        <w:rPr>
-          <w:rFonts w:ascii="Times New Roman" w:hAnsi="Times New Roman"/>
-          <w:sz w:val="24"/>
-        </w:rPr>
-      </w:pPr>
-      <w:r>
-        <w:rPr>
-          <w:rFonts w:ascii="Times New Roman" w:hAnsi="Times New Roman"/>
-          <w:sz w:val="24"/>
-        </w:rPr>
-        <w:t>Прийдіте, поклонімся* Христові, Цареві нашому Богу.</w:t>
-      </w:r>
-    </w:p>
-    <w:p>
-      <w:pPr>
-        <w:spacing w:line="240" w:lineRule="auto"/>
-        <w:rPr>
-          <w:rFonts w:ascii="Times New Roman" w:hAnsi="Times New Roman"/>
-          <w:sz w:val="24"/>
-        </w:rPr>
-      </w:pPr>
-      <w:r>
-        <w:rPr>
-          <w:rFonts w:ascii="Times New Roman" w:hAnsi="Times New Roman"/>
-          <w:sz w:val="24"/>
-        </w:rPr>
-        <w:t>Прийдіте, поклонімся і припадім* до самого Господа Ісуса Христа, Царя і Бога нашого.</w:t>
+        <w:spacing w:after="120"/>
+        <w:jc w:val="both"/>
+      </w:pPr>
+      <w:r>
+        <w:rPr>
+          <w:rFonts w:ascii="Times New Roman" w:hAnsi="Times New Roman"/>
+          <w:sz w:val="24"/>
+        </w:rPr>
+        <w:t>Прийді́те, поклоні́мся* царе́ві на́шому – Бо́гу.</w:t>
+      </w:r>
+    </w:p>
+    <w:p>
+      <w:pPr>
+        <w:spacing w:after="120"/>
+        <w:jc w:val="both"/>
+      </w:pPr>
+      <w:r>
+        <w:rPr>
+          <w:rFonts w:ascii="Times New Roman" w:hAnsi="Times New Roman"/>
+          <w:sz w:val="24"/>
+        </w:rPr>
+        <w:t>Прийді́те, поклоні́мся* Христо́ві, царе́ві на́шому – Бо́гу.</w:t>
+      </w:r>
+    </w:p>
+    <w:p>
+      <w:pPr>
+        <w:spacing w:after="120"/>
+        <w:jc w:val="both"/>
+      </w:pPr>
+      <w:r>
+        <w:rPr>
+          <w:rFonts w:ascii="Times New Roman" w:hAnsi="Times New Roman"/>
+          <w:sz w:val="24"/>
+        </w:rPr>
+        <w:t>Прийді́те, поклоні́мся і припаді́м* до само́го Го́спода Ісу́са Христа́ – царя́ і Бо́га на́шого.</w:t>
       </w:r>
     </w:p>
     <w:p>
@@ -1206,18 +1184,15 @@
     </w:p>
     <w:p>
       <w:pPr>
-        <w:spacing w:line="240" w:lineRule="auto"/>
-        <w:rPr>
-          <w:rFonts w:ascii="Times New Roman" w:hAnsi="Times New Roman"/>
-          <w:sz w:val="24"/>
-        </w:rPr>
-      </w:pPr>
-      <w:r>
-        <w:rPr>
-          <w:rFonts w:ascii="Times New Roman" w:hAnsi="Times New Roman"/>
-          <w:sz w:val="24"/>
-        </w:rPr>
-        <w:t xml:space="preserve">Господи, помилуй </w:t>
+        <w:spacing w:after="120"/>
+        <w:jc w:val="both"/>
+      </w:pPr>
+      <w:r>
+        <w:rPr>
+          <w:rFonts w:ascii="Times New Roman" w:hAnsi="Times New Roman"/>
+          <w:sz w:val="24"/>
+        </w:rPr>
+        <w:t xml:space="preserve">Господи, помилуй. </w:t>
       </w:r>
       <w:r>
         <w:rPr>
@@ -1228,111 +1203,104 @@
         </w:rPr>
         <w:t>(3 р.)</w:t>
       </w:r>
-      <w:r>
-        <w:rPr>
-          <w:rFonts w:ascii="Times New Roman" w:hAnsi="Times New Roman"/>
+    </w:p>
+    <w:p>
+      <w:pPr>
+        <w:rPr>
+          <w:rFonts w:ascii="Times New Roman" w:hAnsi="Times New Roman"/>
+          <w:sz w:val="24"/>
+          <w:szCs w:val="24"/>
+        </w:rPr>
+      </w:pPr>
+      <w:r>
+        <w:rPr>
+          <w:rFonts w:ascii="Times New Roman" w:hAnsi="Times New Roman"/>
+          <w:i/>
+          <w:color w:val="FF0000"/>
+          <w:sz w:val="24"/>
+        </w:rPr>
+        <w:t>Тропар (г. 7):</w:t>
+      </w:r>
+      <w:r>
+        <w:rPr>
+          <w:rFonts w:ascii="Times New Roman" w:hAnsi="Times New Roman"/>
+          <w:sz w:val="24"/>
+          <w:szCs w:val="24"/>
+        </w:rPr>
+        <w:t xml:space="preserve"> Розрушив Ти хрестом твоїм смерть, * створив Ти розбійникові рай, * мироносицям плач перемінив єси, * і апостолам проповідати повелів єси, * що воскрес Ти, Христе Боже, * даючи світові велику милість.</w:t>
+      </w:r>
+    </w:p>
+    <w:p>
+      <w:pPr>
+        <w:spacing w:line="240" w:lineRule="auto"/>
+        <w:rPr>
+          <w:rFonts w:ascii="Times New Roman" w:hAnsi="Times New Roman"/>
+          <w:sz w:val="24"/>
+        </w:rPr>
+      </w:pPr>
+      <w:r>
+        <w:rPr>
+          <w:rFonts w:ascii="Times New Roman" w:hAnsi="Times New Roman"/>
+          <w:sz w:val="24"/>
+        </w:rPr>
+        <w:t>Слава Отцю, і Сину, і Святому Духові.</w:t>
+      </w:r>
+    </w:p>
+    <w:p>
+      <w:pPr>
+        <w:spacing w:line="240" w:lineRule="auto"/>
+        <w:rPr>
+          <w:rFonts w:ascii="Times New Roman" w:hAnsi="Times New Roman"/>
+          <w:i/>
+          <w:color w:val="FF0000"/>
+          <w:sz w:val="24"/>
+        </w:rPr>
+      </w:pPr>
+      <w:r>
+        <w:rPr>
+          <w:rFonts w:ascii="Times New Roman" w:hAnsi="Times New Roman"/>
+          <w:i/>
+          <w:color w:val="FF0000"/>
+          <w:sz w:val="24"/>
+        </w:rPr>
+        <w:t>Тропар</w:t>
+      </w:r>
+      <w:r>
+        <w:rPr>
+          <w:rFonts w:ascii="Times New Roman" w:hAnsi="Times New Roman"/>
+          <w:i/>
+          <w:color w:val="FF0000"/>
+          <w:sz w:val="24"/>
+        </w:rPr>
+        <w:t xml:space="preserve"> </w:t>
+      </w:r>
+      <w:r>
+        <w:rPr>
+          <w:rFonts w:ascii="Times New Roman" w:hAnsi="Times New Roman"/>
+          <w:i/>
+          <w:color w:val="FF0000"/>
+          <w:sz w:val="24"/>
+        </w:rPr>
+        <w:t>(</w:t>
+      </w:r>
+      <w:r>
+        <w:rPr>
+          <w:rFonts w:ascii="Times New Roman" w:hAnsi="Times New Roman"/>
+          <w:i/>
+          <w:color w:val="FF0000"/>
+          <w:sz w:val="24"/>
+        </w:rPr>
+        <w:t>г</w:t>
+      </w:r>
+      <w:r>
+        <w:rPr>
+          <w:rFonts w:ascii="Times New Roman" w:hAnsi="Times New Roman"/>
+          <w:i/>
+          <w:color w:val="FF0000"/>
           <w:sz w:val="24"/>
         </w:rPr>
         <w:t>.</w:t>
       </w:r>
-    </w:p>
-    <w:p>
-      <w:pPr>
-        <w:rPr>
-          <w:rFonts w:ascii="Times New Roman" w:hAnsi="Times New Roman"/>
-          <w:sz w:val="24"/>
-          <w:szCs w:val="24"/>
-        </w:rPr>
-      </w:pPr>
-      <w:r>
-        <w:rPr>
-          <w:rFonts w:ascii="Times New Roman" w:hAnsi="Times New Roman"/>
-          <w:i/>
-          <w:color w:val="FF0000"/>
-          <w:sz w:val="24"/>
-        </w:rPr>
-        <w:t>Тропар (г. 7):</w:t>
-      </w:r>
-      <w:r>
-        <w:rPr>
-          <w:rFonts w:ascii="Times New Roman" w:hAnsi="Times New Roman"/>
-          <w:sz w:val="24"/>
-          <w:szCs w:val="24"/>
-        </w:rPr>
-        <w:t xml:space="preserve"> Розрушив Ти хрестом твоїм смерть, * створив Ти розбійникові рай, * мироносицям плач перемінив єси, * і апостолам проповідати повелів єси, * що воскрес Ти, Христе Боже, * даючи світові велику милість.</w:t>
-      </w:r>
-    </w:p>
-    <w:p>
-      <w:pPr>
-        <w:spacing w:line="240" w:lineRule="auto"/>
-        <w:rPr>
-          <w:rFonts w:ascii="Times New Roman" w:hAnsi="Times New Roman"/>
-          <w:sz w:val="24"/>
-        </w:rPr>
-      </w:pPr>
-      <w:r>
-        <w:rPr>
-          <w:rFonts w:ascii="Times New Roman" w:hAnsi="Times New Roman"/>
-          <w:sz w:val="24"/>
-        </w:rPr>
-        <w:t>Слава Отцю, і Сину, і Святому Духові.</w:t>
-      </w:r>
-    </w:p>
-    <w:p>
-      <w:pPr>
-        <w:spacing w:line="240" w:lineRule="auto"/>
-        <w:rPr>
-          <w:rFonts w:ascii="Times New Roman" w:hAnsi="Times New Roman"/>
-          <w:i/>
-          <w:color w:val="FF0000"/>
-          <w:sz w:val="24"/>
-        </w:rPr>
-      </w:pPr>
-      <w:r>
-        <w:rPr>
-          <w:rFonts w:ascii="Times New Roman" w:hAnsi="Times New Roman"/>
-          <w:i/>
-          <w:color w:val="FF0000"/>
-          <w:sz w:val="24"/>
-        </w:rPr>
-        <w:t>Тропар</w:t>
-      </w:r>
-      <w:r>
-        <w:rPr>
-          <w:rFonts w:ascii="Times New Roman" w:hAnsi="Times New Roman"/>
-          <w:i/>
-          <w:color w:val="FF0000"/>
-          <w:sz w:val="24"/>
-        </w:rPr>
-        <w:t xml:space="preserve"> </w:t>
-      </w:r>
-      <w:r>
-        <w:rPr>
-          <w:rFonts w:ascii="Times New Roman" w:hAnsi="Times New Roman"/>
-          <w:i/>
-          <w:color w:val="FF0000"/>
-          <w:sz w:val="24"/>
-        </w:rPr>
-        <w:t>(</w:t>
-      </w:r>
-      <w:r>
-        <w:rPr>
-          <w:rFonts w:ascii="Times New Roman" w:hAnsi="Times New Roman"/>
-          <w:i/>
-          <w:color w:val="FF0000"/>
-          <w:sz w:val="24"/>
-        </w:rPr>
-        <w:t>г</w:t>
-      </w:r>
-      <w:r>
-        <w:rPr>
-          <w:rFonts w:ascii="Times New Roman" w:hAnsi="Times New Roman"/>
-          <w:i/>
-          <w:color w:val="FF0000"/>
-          <w:sz w:val="24"/>
-        </w:rPr>
-        <w:t>.</w:t>
-      </w:r>
       <w:r>
         <w:rPr>
           <w:rFonts w:ascii="Times New Roman" w:hAnsi="Times New Roman"/>
@@ -1505,18 +1473,14 @@
     </w:p>
     <w:p>
       <w:pPr>
-        <w:spacing w:line="240" w:lineRule="auto"/>
-        <w:rPr>
-          <w:rFonts w:ascii="Times New Roman" w:hAnsi="Times New Roman"/>
-          <w:sz w:val="24"/>
-        </w:rPr>
-      </w:pPr>
-      <w:r>
-        <w:rPr>
-          <w:rFonts w:ascii="Times New Roman" w:hAnsi="Times New Roman"/>
-          <w:sz w:val="24"/>
-        </w:rPr>
-        <w:t xml:space="preserve">Святий Боже, святий Кріпкий, святий Безсмертний, помилуй нас </w:t>
+        <w:spacing w:after="120"/>
+      </w:pPr>
+      <w:r>
+        <w:rPr>
+          <w:rFonts w:ascii="Times New Roman" w:hAnsi="Times New Roman"/>
+          <w:sz w:val="24"/>
+        </w:rPr>
+        <w:t xml:space="preserve">Святи́й Бо́же, святи́й Крі́пкий, святи́й Безсме́ртний, поми́луй нас. </w:t>
       </w:r>
       <w:r>
         <w:rPr>
@@ -1527,74 +1491,41 @@
         </w:rPr>
         <w:t>(3 р.)</w:t>
       </w:r>
-      <w:r>
-        <w:rPr>
-          <w:rFonts w:ascii="Times New Roman" w:hAnsi="Times New Roman"/>
-          <w:sz w:val="24"/>
-        </w:rPr>
-        <w:t>.</w:t>
-      </w:r>
-    </w:p>
-    <w:p>
-      <w:pPr>
-        <w:spacing w:line="240" w:lineRule="auto"/>
-        <w:rPr>
-          <w:rFonts w:ascii="Times New Roman" w:hAnsi="Times New Roman"/>
-          <w:sz w:val="24"/>
-        </w:rPr>
-      </w:pPr>
-      <w:r>
-        <w:rPr>
-          <w:rFonts w:ascii="Times New Roman" w:hAnsi="Times New Roman"/>
-          <w:sz w:val="24"/>
-        </w:rPr>
-        <w:t xml:space="preserve">Слава Отцю, і Сину, і Святому Духові,* і нині і повсякчас, і на віки </w:t>
-      </w:r>
-      <w:r>
-        <w:rPr>
-          <w:rFonts w:ascii="Times New Roman" w:hAnsi="Times New Roman"/>
-          <w:sz w:val="24"/>
-        </w:rPr>
-        <w:t>віків.</w:t>
-      </w:r>
-      <w:r>
-        <w:rPr>
-          <w:rFonts w:ascii="Times New Roman" w:hAnsi="Times New Roman"/>
-          <w:sz w:val="24"/>
-        </w:rPr>
-        <w:t xml:space="preserve"> Амінь.</w:t>
-      </w:r>
-    </w:p>
-    <w:p>
-      <w:pPr>
-        <w:spacing w:line="240" w:lineRule="auto"/>
-        <w:rPr>
-          <w:rFonts w:ascii="Times New Roman" w:hAnsi="Times New Roman"/>
-          <w:sz w:val="24"/>
-        </w:rPr>
-      </w:pPr>
-      <w:r>
-        <w:rPr>
-          <w:rFonts w:ascii="Times New Roman" w:hAnsi="Times New Roman"/>
-          <w:sz w:val="24"/>
-        </w:rPr>
-        <w:t>Пресвята Тройце, помилуй нас;* Господи, очисти гріхи наші;* Владико, прости беззаконня наші;* Святий, завітай і зціли немочі наші імени твого ради.</w:t>
-      </w:r>
-    </w:p>
-    <w:p>
-      <w:pPr>
-        <w:spacing w:line="240" w:lineRule="auto"/>
-        <w:rPr>
-          <w:rFonts w:ascii="Times New Roman" w:hAnsi="Times New Roman"/>
-          <w:sz w:val="24"/>
-        </w:rPr>
-      </w:pPr>
-      <w:r>
-        <w:rPr>
-          <w:rFonts w:ascii="Times New Roman" w:hAnsi="Times New Roman"/>
-          <w:sz w:val="24"/>
-        </w:rPr>
-        <w:t xml:space="preserve">Господи, помилуй </w:t>
+    </w:p>
+    <w:p>
+      <w:pPr>
+        <w:spacing w:after="120"/>
+      </w:pPr>
+      <w:r>
+        <w:rPr>
+          <w:rFonts w:ascii="Times New Roman" w:hAnsi="Times New Roman"/>
+          <w:sz w:val="24"/>
+        </w:rPr>
+        <w:t>Сла́ва Отцю́, і Си́ну, і Свято́му Ду́хові,* і ни́ні, і повсякча́с, і на ві́ки вікі́в. Амі́нь.</w:t>
+      </w:r>
+    </w:p>
+    <w:p>
+      <w:pPr>
+        <w:spacing w:after="120"/>
+      </w:pPr>
+      <w:r>
+        <w:rPr>
+          <w:rFonts w:ascii="Times New Roman" w:hAnsi="Times New Roman"/>
+          <w:sz w:val="24"/>
+        </w:rPr>
+        <w:t>Пресвята́ Тро́йце, поми́луй нас; Го́споди, очи́сти гріхи́ на́ші; Влади́ко, прости́ беззако́ння на́ші; Святи́й, завіта́й і зціли́ не́мочі на́ші, І́мени Твого́ ра́ди.</w:t>
+      </w:r>
+    </w:p>
+    <w:p>
+      <w:pPr>
+        <w:spacing w:after="120"/>
+      </w:pPr>
+      <w:r>
+        <w:rPr>
+          <w:rFonts w:ascii="Times New Roman" w:hAnsi="Times New Roman"/>
+          <w:sz w:val="24"/>
+        </w:rPr>
+        <w:t xml:space="preserve">Го́споди, поми́луй. </w:t>
       </w:r>
       <w:r>
         <w:rPr>
@@ -1605,90 +1536,52 @@
         </w:rPr>
         <w:t>(3 р.)</w:t>
       </w:r>
-      <w:r>
-        <w:rPr>
-          <w:rFonts w:ascii="Times New Roman" w:hAnsi="Times New Roman"/>
-          <w:sz w:val="24"/>
-        </w:rPr>
-        <w:t>.</w:t>
-      </w:r>
-    </w:p>
-    <w:p>
-      <w:pPr>
-        <w:spacing w:line="240" w:lineRule="auto"/>
-        <w:rPr>
-          <w:rFonts w:ascii="Times New Roman" w:hAnsi="Times New Roman"/>
-          <w:sz w:val="24"/>
-        </w:rPr>
-      </w:pPr>
-      <w:r>
-        <w:rPr>
-          <w:rFonts w:ascii="Times New Roman" w:hAnsi="Times New Roman"/>
-          <w:sz w:val="24"/>
-        </w:rPr>
-        <w:t xml:space="preserve">Слава Отцю, і Сину, і Святому Духові,* і нині і повсякчас, і на віки </w:t>
-      </w:r>
-      <w:r>
-        <w:rPr>
-          <w:rFonts w:ascii="Times New Roman" w:hAnsi="Times New Roman"/>
-          <w:sz w:val="24"/>
-        </w:rPr>
-        <w:t>віків.</w:t>
-      </w:r>
-      <w:r>
-        <w:rPr>
-          <w:rFonts w:ascii="Times New Roman" w:hAnsi="Times New Roman"/>
-          <w:sz w:val="24"/>
-        </w:rPr>
-        <w:t xml:space="preserve"> Амінь.</w:t>
-      </w:r>
-    </w:p>
-    <w:p>
-      <w:pPr>
-        <w:spacing w:line="240" w:lineRule="auto"/>
-        <w:rPr>
-          <w:rFonts w:ascii="Times New Roman" w:hAnsi="Times New Roman"/>
-          <w:sz w:val="24"/>
-        </w:rPr>
-      </w:pPr>
-      <w:r>
-        <w:rPr>
-          <w:rFonts w:ascii="Times New Roman" w:hAnsi="Times New Roman"/>
-          <w:sz w:val="24"/>
-        </w:rPr>
-        <w:t>Отче наш, що єси на небесах,* нехай святиться ім’я твоє,* нехай прийде царство твоє,* нехай буде воля твоя, як на небі, так і на землі.* Хліб наш насущний дай нам сьогодні,* і прости нам провини наші,* як і ми прощаємо винуватцям нашим,* і не введи нас у спокусу,* але визволи нас від лукавого.</w:t>
-      </w:r>
-    </w:p>
-    <w:p>
-      <w:pPr>
-        <w:spacing w:line="240" w:lineRule="auto"/>
-        <w:rPr>
-          <w:rFonts w:ascii="Times New Roman" w:hAnsi="Times New Roman"/>
-          <w:sz w:val="24"/>
-        </w:rPr>
-      </w:pPr>
-      <w:r>
-        <w:rPr>
-          <w:rFonts w:ascii="Times New Roman" w:hAnsi="Times New Roman"/>
-          <w:i/>
-          <w:color w:val="FF0000"/>
-          <w:sz w:val="24"/>
-        </w:rPr>
-        <w:t xml:space="preserve">Священик: </w:t>
-      </w:r>
-      <w:r>
-        <w:rPr>
-          <w:rFonts w:ascii="Times New Roman" w:hAnsi="Times New Roman"/>
-          <w:sz w:val="24"/>
-        </w:rPr>
-        <w:t xml:space="preserve">Бо твоє є царство, і сила, і слава, Отця, і Сина, і Святого Духа, нині і повсякчас, і на віки </w:t>
-      </w:r>
-      <w:r>
-        <w:rPr>
-          <w:rFonts w:ascii="Times New Roman" w:hAnsi="Times New Roman"/>
-          <w:sz w:val="24"/>
-        </w:rPr>
-        <w:t>віків.</w:t>
+    </w:p>
+    <w:p>
+      <w:pPr>
+        <w:spacing w:after="120"/>
+      </w:pPr>
+      <w:r>
+        <w:rPr>
+          <w:rFonts w:ascii="Times New Roman" w:hAnsi="Times New Roman"/>
+          <w:sz w:val="24"/>
+        </w:rPr>
+        <w:t>Сла́ва Отцю́, і Си́ну, і Свято́му Ду́хові,* і ни́ні, і повсякча́с, і на ві́ки вікі́в. Амі́нь.</w:t>
+      </w:r>
+    </w:p>
+    <w:p>
+      <w:pPr>
+        <w:spacing w:after="120"/>
+        <w:jc w:val="both"/>
+      </w:pPr>
+      <w:r>
+        <w:rPr>
+          <w:rFonts w:ascii="Times New Roman" w:hAnsi="Times New Roman"/>
+          <w:sz w:val="24"/>
+        </w:rPr>
+        <w:t>О́тче наш, що єси́ на небеса́х,* неха́й святи́ться ім’я́ Твоє́,* неха́й при́йде ца́рство Твоє́,* неха́й бу́де во́ля Твоя́, як на не́бі, так і на землі́.* Хліб наш насу́щний дай нам сього́дні;* і прости́ нам прови́ни на́ші,* як і ми проща́ємо винува́тцям на́шим;* і не введи́ нас у споку́су,* але́ ви́зволи нас від лука́вого.</w:t>
+      </w:r>
+    </w:p>
+    <w:p>
+      <w:pPr>
+        <w:spacing w:after="120"/>
+        <w:jc w:val="both"/>
+      </w:pPr>
+      <w:r>
+        <w:rPr>
+          <w:rFonts w:ascii="Times New Roman" w:hAnsi="Times New Roman"/>
+          <w:i/>
+          <w:color w:val="FF0000"/>
+          <w:sz w:val="24"/>
+        </w:rPr>
+        <w:t>Священник:</w:t>
+      </w:r>
+      <w:r>
+        <w:rPr>
+          <w:rFonts w:ascii="Times New Roman" w:hAnsi="Times New Roman"/>
+          <w:sz w:val="24"/>
+        </w:rPr>
+        <w:t xml:space="preserve"> Бо Твоє є царство, і сила, і слава, Отця, і Сина, і Святого Духа, нині, і повсякчас, і на віки віків.</w:t>
       </w:r>
     </w:p>
     <w:p>
@@ -1880,18 +1773,15 @@
     </w:p>
     <w:p>
       <w:pPr>
-        <w:spacing w:line="240" w:lineRule="auto"/>
-        <w:rPr>
-          <w:rFonts w:ascii="Times New Roman" w:hAnsi="Times New Roman"/>
-          <w:sz w:val="24"/>
-        </w:rPr>
-      </w:pPr>
-      <w:r>
-        <w:rPr>
-          <w:rFonts w:ascii="Times New Roman" w:hAnsi="Times New Roman"/>
-          <w:sz w:val="24"/>
-        </w:rPr>
-        <w:t xml:space="preserve">Господи, помилуй </w:t>
+        <w:spacing w:after="120"/>
+        <w:jc w:val="both"/>
+      </w:pPr>
+      <w:r>
+        <w:rPr>
+          <w:rFonts w:ascii="Times New Roman" w:hAnsi="Times New Roman"/>
+          <w:sz w:val="24"/>
+        </w:rPr>
+        <w:t xml:space="preserve">Господи, помилуй. </w:t>
       </w:r>
       <w:r>
         <w:rPr>
@@ -1902,13 +1792,6 @@
         </w:rPr>
         <w:t>(3 р.)</w:t>
       </w:r>
-      <w:r>
-        <w:rPr>
-          <w:rFonts w:ascii="Times New Roman" w:hAnsi="Times New Roman"/>
-          <w:sz w:val="24"/>
-        </w:rPr>
-        <w:t>.</w:t>
-      </w:r>
     </w:p>
     <w:p>
       <w:pPr>
@@ -2123,27 +2006,32 @@
     </w:p>
     <w:p>
       <w:pPr>
-        <w:spacing w:line="240" w:lineRule="auto"/>
-        <w:rPr>
-          <w:rFonts w:ascii="Times New Roman" w:hAnsi="Times New Roman"/>
-          <w:sz w:val="24"/>
-        </w:rPr>
-      </w:pPr>
-      <w:r>
-        <w:rPr>
-          <w:rFonts w:ascii="Times New Roman" w:hAnsi="Times New Roman"/>
-          <w:i/>
-          <w:color w:val="FF0000"/>
-          <w:sz w:val="24"/>
-        </w:rPr>
-        <w:t xml:space="preserve">Священик: </w:t>
-      </w:r>
-      <w:r>
-        <w:rPr>
-          <w:rFonts w:ascii="Times New Roman" w:hAnsi="Times New Roman"/>
-          <w:sz w:val="24"/>
-        </w:rPr>
-        <w:t>Слава тобі, Христе Боже, надіє наша, слава тобі!</w:t>
+        <w:spacing w:after="120"/>
+        <w:jc w:val="both"/>
+      </w:pPr>
+      <w:r>
+        <w:rPr>
+          <w:rFonts w:ascii="Times New Roman" w:hAnsi="Times New Roman"/>
+          <w:i/>
+          <w:color w:val="FF0000"/>
+          <w:sz w:val="24"/>
+        </w:rPr>
+        <w:t>Священик:</w:t>
+      </w:r>
+      <w:r>
+        <w:rPr>
+          <w:rFonts w:ascii="Times New Roman" w:hAnsi="Times New Roman"/>
+          <w:color w:val="FF0000"/>
+          <w:sz w:val="24"/>
+        </w:rPr>
+        <w:t xml:space="preserve"> </w:t>
+      </w:r>
+      <w:r>
+        <w:rPr>
+          <w:rFonts w:ascii="Times New Roman" w:hAnsi="Times New Roman"/>
+          <w:sz w:val="24"/>
+        </w:rPr>
+        <w:t>Слава тобі, Христе Боже, уповання наше, слава тобі!</w:t>
       </w:r>
     </w:p>
     <w:p>
@@ -2335,6 +2223,172 @@
     </w:p>
     <w:p>
       <w:pPr>
+        <w:spacing w:after="120"/>
+      </w:pPr>
+      <w:r>
+        <w:rPr>
+          <w:rFonts w:ascii="Times New Roman" w:hAnsi="Times New Roman"/>
+          <w:i/>
+          <w:color w:val="FF0000"/>
+          <w:sz w:val="24"/>
+        </w:rPr>
+        <w:t>Вірні:</w:t>
+      </w:r>
+      <w:r>
+        <w:rPr>
+          <w:rFonts w:ascii="Times New Roman" w:hAnsi="Times New Roman"/>
+          <w:color w:val="FF0000"/>
+          <w:sz w:val="24"/>
+        </w:rPr>
+        <w:t xml:space="preserve"> </w:t>
+      </w:r>
+      <w:r>
+        <w:rPr>
+          <w:rFonts w:ascii="Times New Roman" w:hAnsi="Times New Roman"/>
+          <w:sz w:val="24"/>
+        </w:rPr>
+        <w:t>Амі́нь.</w:t>
+      </w:r>
+    </w:p>
+    <w:p>
+      <w:pPr>
+        <w:spacing w:after="120"/>
+      </w:pPr>
+      <w:r>
+        <w:rPr>
+          <w:rFonts w:ascii="Times New Roman" w:hAnsi="Times New Roman"/>
+          <w:sz w:val="24"/>
+        </w:rPr>
+        <w:t>Сла́ва Тобі́, Бо́же наш, сла́ва Тобі́.</w:t>
+      </w:r>
+    </w:p>
+    <w:p>
+      <w:pPr>
+        <w:spacing w:after="120"/>
+      </w:pPr>
+      <w:r>
+        <w:rPr>
+          <w:rFonts w:ascii="Times New Roman" w:hAnsi="Times New Roman"/>
+          <w:sz w:val="24"/>
+        </w:rPr>
+        <w:t>Ца́рю небе́сний, утіши́телю, Ду́ше íстини,* що всю́ди єси́ і все наповня́єш,* скарбни́це благ і життя́ пода́телю,* прийди́, і всели́ся в нас,* і очи́сти нас від уся́кої скве́рни,* і спаси́, благи́й, ду́ші на́ші.</w:t>
+      </w:r>
+    </w:p>
+    <w:p>
+      <w:pPr>
+        <w:spacing w:after="120"/>
+      </w:pPr>
+      <w:r>
+        <w:rPr>
+          <w:rFonts w:ascii="Times New Roman" w:hAnsi="Times New Roman"/>
+          <w:sz w:val="24"/>
+        </w:rPr>
+        <w:t xml:space="preserve">Святи́й Бо́же, святи́й Крі́пкий, святи́й Безсме́ртний, поми́луй нас. </w:t>
+      </w:r>
+      <w:r>
+        <w:rPr>
+          <w:rFonts w:ascii="Times New Roman" w:hAnsi="Times New Roman"/>
+          <w:i/>
+          <w:color w:val="FF0000"/>
+          <w:sz w:val="24"/>
+        </w:rPr>
+        <w:t>(3 р.)</w:t>
+      </w:r>
+    </w:p>
+    <w:p>
+      <w:pPr>
+        <w:spacing w:after="120"/>
+      </w:pPr>
+      <w:r>
+        <w:rPr>
+          <w:rFonts w:ascii="Times New Roman" w:hAnsi="Times New Roman"/>
+          <w:sz w:val="24"/>
+        </w:rPr>
+        <w:t>Сла́ва Отцю́, і Си́ну, і Свято́му Ду́хові,* і ни́ні, і повсякча́с, і на ві́ки вікі́в. Амі́нь.</w:t>
+      </w:r>
+    </w:p>
+    <w:p>
+      <w:pPr>
+        <w:spacing w:after="120"/>
+      </w:pPr>
+      <w:r>
+        <w:rPr>
+          <w:rFonts w:ascii="Times New Roman" w:hAnsi="Times New Roman"/>
+          <w:sz w:val="24"/>
+        </w:rPr>
+        <w:t>Пресвята́ Тро́йце, поми́луй нас; Го́споди, очи́сти гріхи́ на́ші; Влади́ко, прости́ беззако́ння на́ші; Святи́й, завіта́й і зціли́ не́мочі на́ші, І́мени Твого́ ра́ди.</w:t>
+      </w:r>
+    </w:p>
+    <w:p>
+      <w:pPr>
+        <w:spacing w:after="120"/>
+      </w:pPr>
+      <w:r>
+        <w:rPr>
+          <w:rFonts w:ascii="Times New Roman" w:hAnsi="Times New Roman"/>
+          <w:sz w:val="24"/>
+        </w:rPr>
+        <w:t xml:space="preserve">Го́споди, поми́луй. </w:t>
+      </w:r>
+      <w:r>
+        <w:rPr>
+          <w:rFonts w:ascii="Times New Roman" w:hAnsi="Times New Roman"/>
+          <w:i/>
+          <w:color w:val="FF0000"/>
+          <w:sz w:val="24"/>
+        </w:rPr>
+        <w:t>(3 р.)</w:t>
+      </w:r>
+    </w:p>
+    <w:p>
+      <w:pPr>
+        <w:spacing w:after="120"/>
+      </w:pPr>
+      <w:r>
+        <w:rPr>
+          <w:rFonts w:ascii="Times New Roman" w:hAnsi="Times New Roman"/>
+          <w:sz w:val="24"/>
+        </w:rPr>
+        <w:t>Сла́ва Отцю́, і Си́ну, і Свято́му Ду́хові,* і ни́ні, і повсякча́с, і на ві́ки вікі́в. Амі́нь.</w:t>
+      </w:r>
+    </w:p>
+    <w:p>
+      <w:pPr>
+        <w:spacing w:after="120"/>
+        <w:jc w:val="both"/>
+      </w:pPr>
+      <w:r>
+        <w:rPr>
+          <w:rFonts w:ascii="Times New Roman" w:hAnsi="Times New Roman"/>
+          <w:sz w:val="24"/>
+        </w:rPr>
+        <w:t>О́тче наш, що єси́ на небеса́х,* неха́й святи́ться ім’я́ Твоє́,* неха́й при́йде ца́рство Твоє́,* неха́й бу́де во́ля Твоя́, як на не́бі, так і на землі́.* Хліб наш насу́щний дай нам сього́дні;* і прости́ нам прови́ни на́ші,* як і ми проща́ємо винува́тцям на́шим;* і не введи́ нас у споку́су,* але́ ви́зволи нас від лука́вого.</w:t>
+      </w:r>
+    </w:p>
+    <w:p>
+      <w:pPr>
+        <w:spacing w:after="120"/>
+        <w:jc w:val="both"/>
+      </w:pPr>
+      <w:r>
+        <w:rPr>
+          <w:rFonts w:ascii="Times New Roman" w:hAnsi="Times New Roman"/>
+          <w:i/>
+          <w:color w:val="FF0000"/>
+          <w:sz w:val="24"/>
+        </w:rPr>
+        <w:t>Священник:</w:t>
+      </w:r>
+      <w:r>
+        <w:rPr>
+          <w:rFonts w:ascii="Times New Roman" w:hAnsi="Times New Roman"/>
+          <w:sz w:val="24"/>
+        </w:rPr>
+        <w:t xml:space="preserve"> Бо Твоє є царство, і сила, і слава, Отця, і Сина, і Святого Духа, нині, і повсякчас, і на віки віків.</w:t>
+      </w:r>
+    </w:p>
+    <w:p>
+      <w:pPr>
         <w:spacing w:line="240" w:lineRule="auto"/>
         <w:rPr>
           <w:rFonts w:ascii="Times New Roman" w:hAnsi="Times New Roman"/>
@@ -2355,48 +2409,32 @@
           <w:rFonts w:ascii="Times New Roman" w:hAnsi="Times New Roman"/>
           <w:sz w:val="24"/>
         </w:rPr>
-        <w:t>Амінь. Слава тобі, Боже наш, слава тобі.</w:t>
-      </w:r>
-    </w:p>
-    <w:p>
-      <w:pPr>
-        <w:spacing w:line="240" w:lineRule="auto"/>
-        <w:rPr>
-          <w:rFonts w:ascii="Times New Roman" w:hAnsi="Times New Roman"/>
-          <w:sz w:val="24"/>
-        </w:rPr>
-      </w:pPr>
-      <w:r>
-        <w:rPr>
-          <w:rFonts w:ascii="Times New Roman" w:hAnsi="Times New Roman"/>
-          <w:sz w:val="24"/>
-        </w:rPr>
-        <w:t>Царю небесний, утішителю, Душе істини,* що всюди єси і все наповняєш,* скарбе дібр і життя подателю,* прийди і вселися в нас,* і очисти нас від усякої скверни,* і спаси, Благий, душі наші.</w:t>
-      </w:r>
-    </w:p>
-    <w:p>
-      <w:pPr>
-        <w:spacing w:line="240" w:lineRule="auto"/>
-        <w:rPr>
-          <w:rFonts w:ascii="Times New Roman" w:hAnsi="Times New Roman"/>
-          <w:sz w:val="24"/>
-        </w:rPr>
-      </w:pPr>
-      <w:r>
-        <w:rPr>
-          <w:rFonts w:ascii="Times New Roman" w:hAnsi="Times New Roman"/>
-          <w:sz w:val="24"/>
-        </w:rPr>
-        <w:t xml:space="preserve">Святий Боже, святий Кріпкий, святий Безсмертний, помилуй нас </w:t>
-      </w:r>
-      <w:r>
-        <w:rPr>
-          <w:rFonts w:ascii="Times New Roman" w:hAnsi="Times New Roman"/>
-          <w:i/>
-          <w:color w:val="FF0000"/>
-          <w:sz w:val="24"/>
-        </w:rPr>
-        <w:t>(3 р.)</w:t>
+        <w:t xml:space="preserve">Амінь. </w:t>
+      </w:r>
+    </w:p>
+    <w:p>
+      <w:pPr>
+        <w:spacing w:line="240" w:lineRule="auto"/>
+        <w:rPr>
+          <w:rFonts w:ascii="Times New Roman" w:hAnsi="Times New Roman"/>
+          <w:sz w:val="24"/>
+        </w:rPr>
+      </w:pPr>
+      <w:r>
+        <w:rPr>
+          <w:rFonts w:ascii="Times New Roman" w:hAnsi="Times New Roman"/>
+          <w:sz w:val="24"/>
+        </w:rPr>
+        <w:t xml:space="preserve">Господи, помилуй </w:t>
+      </w:r>
+      <w:r>
+        <w:rPr>
+          <w:rFonts w:ascii="Times New Roman" w:hAnsi="Times New Roman"/>
+          <w:i/>
+          <w:color w:val="FF0000"/>
+          <w:sz w:val="24"/>
+        </w:rPr>
+        <w:t>(12 р.)</w:t>
       </w:r>
       <w:r>
         <w:rPr>
@@ -2438,263 +2476,41 @@
     </w:p>
     <w:p>
       <w:pPr>
-        <w:spacing w:line="240" w:lineRule="auto"/>
-        <w:rPr>
-          <w:rFonts w:ascii="Times New Roman" w:hAnsi="Times New Roman"/>
-          <w:sz w:val="24"/>
-        </w:rPr>
-      </w:pPr>
-      <w:r>
-        <w:rPr>
-          <w:rFonts w:ascii="Times New Roman" w:hAnsi="Times New Roman"/>
-          <w:sz w:val="24"/>
-        </w:rPr>
-        <w:t>Пресвята Тройце, помилуй нас;* Господи, очисти гріхи наші;* Владико, прости беззаконня наші;* Святий, завітай і зціли немочі наші імени твого ради.</w:t>
-      </w:r>
-    </w:p>
-    <w:p>
-      <w:pPr>
-        <w:spacing w:line="240" w:lineRule="auto"/>
-        <w:rPr>
-          <w:rFonts w:ascii="Times New Roman" w:hAnsi="Times New Roman"/>
-          <w:sz w:val="24"/>
-        </w:rPr>
-      </w:pPr>
-      <w:r>
-        <w:rPr>
-          <w:rFonts w:ascii="Times New Roman" w:hAnsi="Times New Roman"/>
-          <w:sz w:val="24"/>
-        </w:rPr>
-        <w:t xml:space="preserve">Господи, помилуй </w:t>
-      </w:r>
-      <w:r>
-        <w:rPr>
-          <w:rFonts w:ascii="Times New Roman" w:hAnsi="Times New Roman"/>
-          <w:i/>
-          <w:color w:val="FF0000"/>
-          <w:sz w:val="24"/>
-        </w:rPr>
-        <w:t>(3 р.)</w:t>
-      </w:r>
-      <w:r>
-        <w:rPr>
-          <w:rFonts w:ascii="Times New Roman" w:hAnsi="Times New Roman"/>
-          <w:sz w:val="24"/>
-        </w:rPr>
-        <w:t>.</w:t>
-      </w:r>
-    </w:p>
-    <w:p>
-      <w:pPr>
-        <w:spacing w:line="240" w:lineRule="auto"/>
-        <w:rPr>
-          <w:rFonts w:ascii="Times New Roman" w:hAnsi="Times New Roman"/>
-          <w:sz w:val="24"/>
-        </w:rPr>
-      </w:pPr>
-      <w:r>
-        <w:rPr>
-          <w:rFonts w:ascii="Times New Roman" w:hAnsi="Times New Roman"/>
-          <w:sz w:val="24"/>
-        </w:rPr>
-        <w:t xml:space="preserve">Слава Отцю, і Сину, і Святому Духові,* і нині і повсякчас, і на віки </w:t>
-      </w:r>
-      <w:r>
-        <w:rPr>
-          <w:rFonts w:ascii="Times New Roman" w:hAnsi="Times New Roman"/>
-          <w:sz w:val="24"/>
-        </w:rPr>
-        <w:t>віків.</w:t>
-      </w:r>
-      <w:r>
-        <w:rPr>
-          <w:rFonts w:ascii="Times New Roman" w:hAnsi="Times New Roman"/>
-          <w:sz w:val="24"/>
-        </w:rPr>
-        <w:t xml:space="preserve"> Амінь.</w:t>
-      </w:r>
-    </w:p>
-    <w:p>
-      <w:pPr>
-        <w:spacing w:line="240" w:lineRule="auto"/>
-        <w:rPr>
-          <w:rFonts w:ascii="Times New Roman" w:hAnsi="Times New Roman"/>
-          <w:sz w:val="24"/>
-        </w:rPr>
-      </w:pPr>
-      <w:r>
-        <w:rPr>
-          <w:rFonts w:ascii="Times New Roman" w:hAnsi="Times New Roman"/>
-          <w:sz w:val="24"/>
-        </w:rPr>
-        <w:t>Отче наш, що єси на небесах,* нехай святиться ім’я твоє,* нехай прийде царство твоє,* нехай буде воля твоя, як на небі, так і на землі.* Хліб наш насущний дай нам сьогодні,* і прости нам провини наші,* як і ми прощаємо винуватцям нашим,* і не введи нас у спокусу,* але визволи нас від лукавого.</w:t>
-      </w:r>
-    </w:p>
-    <w:p>
-      <w:pPr>
-        <w:spacing w:line="240" w:lineRule="auto"/>
-        <w:rPr>
-          <w:rFonts w:ascii="Times New Roman" w:hAnsi="Times New Roman"/>
-          <w:sz w:val="24"/>
-        </w:rPr>
-      </w:pPr>
-      <w:r>
-        <w:rPr>
-          <w:rFonts w:ascii="Times New Roman" w:hAnsi="Times New Roman"/>
-          <w:i/>
-          <w:color w:val="FF0000"/>
-          <w:sz w:val="24"/>
-        </w:rPr>
-        <w:t xml:space="preserve">Священик: </w:t>
-      </w:r>
-      <w:r>
-        <w:rPr>
-          <w:rFonts w:ascii="Times New Roman" w:hAnsi="Times New Roman"/>
-          <w:sz w:val="24"/>
-        </w:rPr>
-        <w:t xml:space="preserve">Бо твоє є царство, і сила, і слава, Отця, і Сина, і Святого Духа, нині і повсякчас, і на віки </w:t>
-      </w:r>
-      <w:r>
-        <w:rPr>
-          <w:rFonts w:ascii="Times New Roman" w:hAnsi="Times New Roman"/>
-          <w:sz w:val="24"/>
-        </w:rPr>
-        <w:t>віків.</w:t>
-      </w:r>
-    </w:p>
-    <w:p>
-      <w:pPr>
-        <w:spacing w:line="240" w:lineRule="auto"/>
-        <w:rPr>
-          <w:rFonts w:ascii="Times New Roman" w:hAnsi="Times New Roman"/>
-          <w:sz w:val="24"/>
-        </w:rPr>
-      </w:pPr>
-      <w:r>
-        <w:rPr>
-          <w:rFonts w:ascii="Times New Roman" w:hAnsi="Times New Roman"/>
-          <w:i/>
-          <w:color w:val="FF0000"/>
-          <w:sz w:val="24"/>
-        </w:rPr>
-        <w:t xml:space="preserve">Вірні: </w:t>
-      </w:r>
-      <w:r>
-        <w:rPr>
-          <w:rFonts w:ascii="Times New Roman" w:hAnsi="Times New Roman"/>
-          <w:sz w:val="24"/>
-        </w:rPr>
-        <w:t xml:space="preserve">Амінь. </w:t>
-      </w:r>
-    </w:p>
-    <w:p>
-      <w:pPr>
-        <w:spacing w:line="240" w:lineRule="auto"/>
-        <w:rPr>
-          <w:rFonts w:ascii="Times New Roman" w:hAnsi="Times New Roman"/>
-          <w:sz w:val="24"/>
-        </w:rPr>
-      </w:pPr>
-      <w:r>
-        <w:rPr>
-          <w:rFonts w:ascii="Times New Roman" w:hAnsi="Times New Roman"/>
-          <w:sz w:val="24"/>
-        </w:rPr>
-        <w:t xml:space="preserve">Господи, помилуй </w:t>
-      </w:r>
-      <w:r>
-        <w:rPr>
-          <w:rFonts w:ascii="Times New Roman" w:hAnsi="Times New Roman"/>
-          <w:i/>
-          <w:color w:val="FF0000"/>
-          <w:sz w:val="24"/>
-        </w:rPr>
-        <w:t>(12 р.)</w:t>
-      </w:r>
-      <w:r>
-        <w:rPr>
-          <w:rFonts w:ascii="Times New Roman" w:hAnsi="Times New Roman"/>
-          <w:sz w:val="24"/>
-        </w:rPr>
-        <w:t>.</w:t>
-      </w:r>
-    </w:p>
-    <w:p>
-      <w:pPr>
-        <w:spacing w:line="240" w:lineRule="auto"/>
-        <w:rPr>
-          <w:rFonts w:ascii="Times New Roman" w:hAnsi="Times New Roman"/>
-          <w:sz w:val="24"/>
-        </w:rPr>
-      </w:pPr>
-      <w:r>
-        <w:rPr>
-          <w:rFonts w:ascii="Times New Roman" w:hAnsi="Times New Roman"/>
-          <w:sz w:val="24"/>
-        </w:rPr>
-        <w:t xml:space="preserve">Слава Отцю, і Сину, і Святому Духові,* і нині і повсякчас, і на віки </w:t>
-      </w:r>
-      <w:r>
-        <w:rPr>
-          <w:rFonts w:ascii="Times New Roman" w:hAnsi="Times New Roman"/>
-          <w:sz w:val="24"/>
-        </w:rPr>
-        <w:t>віків.</w:t>
-      </w:r>
-      <w:r>
-        <w:rPr>
-          <w:rFonts w:ascii="Times New Roman" w:hAnsi="Times New Roman"/>
-          <w:sz w:val="24"/>
-        </w:rPr>
-        <w:t xml:space="preserve"> Амінь.</w:t>
-      </w:r>
-    </w:p>
-    <w:p>
-      <w:pPr>
-        <w:spacing w:line="240" w:lineRule="auto"/>
-        <w:rPr>
-          <w:rFonts w:ascii="Times New Roman" w:hAnsi="Times New Roman"/>
-          <w:sz w:val="24"/>
-        </w:rPr>
-      </w:pPr>
-      <w:r>
-        <w:rPr>
-          <w:rFonts w:ascii="Times New Roman" w:hAnsi="Times New Roman"/>
-          <w:sz w:val="24"/>
-        </w:rPr>
-        <w:t>Прийдіте, поклонімся* Цареві нашому Богу.</w:t>
-      </w:r>
-    </w:p>
-    <w:p>
-      <w:pPr>
-        <w:spacing w:line="240" w:lineRule="auto"/>
-        <w:rPr>
-          <w:rFonts w:ascii="Times New Roman" w:hAnsi="Times New Roman"/>
-          <w:sz w:val="24"/>
-        </w:rPr>
-      </w:pPr>
-      <w:r>
-        <w:rPr>
-          <w:rFonts w:ascii="Times New Roman" w:hAnsi="Times New Roman"/>
-          <w:sz w:val="24"/>
-        </w:rPr>
-        <w:t>Прийдіте, поклонімся* Христові, Цареві нашому Богу.</w:t>
-      </w:r>
-    </w:p>
-    <w:p>
-      <w:pPr>
-        <w:spacing w:line="240" w:lineRule="auto"/>
-        <w:rPr>
-          <w:rFonts w:ascii="Times New Roman" w:hAnsi="Times New Roman"/>
-          <w:sz w:val="24"/>
-        </w:rPr>
-      </w:pPr>
-      <w:r>
-        <w:rPr>
-          <w:rFonts w:ascii="Times New Roman" w:hAnsi="Times New Roman"/>
-          <w:sz w:val="24"/>
-        </w:rPr>
-        <w:t>Прийдіте, поклонімся і припадім* до самого Господа Ісуса Христа, Царя і Бога нашого.</w:t>
+        <w:spacing w:after="120"/>
+        <w:jc w:val="both"/>
+      </w:pPr>
+      <w:r>
+        <w:rPr>
+          <w:rFonts w:ascii="Times New Roman" w:hAnsi="Times New Roman"/>
+          <w:sz w:val="24"/>
+        </w:rPr>
+        <w:t>Прийді́те, поклоні́мся* царе́ві на́шому – Бо́гу.</w:t>
+      </w:r>
+    </w:p>
+    <w:p>
+      <w:pPr>
+        <w:spacing w:after="120"/>
+        <w:jc w:val="both"/>
+      </w:pPr>
+      <w:r>
+        <w:rPr>
+          <w:rFonts w:ascii="Times New Roman" w:hAnsi="Times New Roman"/>
+          <w:sz w:val="24"/>
+        </w:rPr>
+        <w:t>Прийді́те, поклоні́мся* Христо́ві, царе́ві на́шому – Бо́гу.</w:t>
+      </w:r>
+    </w:p>
+    <w:p>
+      <w:pPr>
+        <w:spacing w:after="120"/>
+        <w:jc w:val="both"/>
+      </w:pPr>
+      <w:r>
+        <w:rPr>
+          <w:rFonts w:ascii="Times New Roman" w:hAnsi="Times New Roman"/>
+          <w:sz w:val="24"/>
+        </w:rPr>
+        <w:t>Прийді́те, поклоні́мся і припаді́м* до само́го Го́спода Ісу́са Христа́ – царя́ і Бо́га на́шого.</w:t>
       </w:r>
     </w:p>
     <w:p>
@@ -3819,18 +3635,15 @@
     </w:p>
     <w:p>
       <w:pPr>
-        <w:spacing w:line="240" w:lineRule="auto"/>
-        <w:rPr>
-          <w:rFonts w:ascii="Times New Roman" w:hAnsi="Times New Roman"/>
-          <w:sz w:val="24"/>
-        </w:rPr>
-      </w:pPr>
-      <w:r>
-        <w:rPr>
-          <w:rFonts w:ascii="Times New Roman" w:hAnsi="Times New Roman"/>
-          <w:sz w:val="24"/>
-        </w:rPr>
-        <w:t xml:space="preserve">Господи, помилуй </w:t>
+        <w:spacing w:after="120"/>
+        <w:jc w:val="both"/>
+      </w:pPr>
+      <w:r>
+        <w:rPr>
+          <w:rFonts w:ascii="Times New Roman" w:hAnsi="Times New Roman"/>
+          <w:sz w:val="24"/>
+        </w:rPr>
+        <w:t xml:space="preserve">Господи, помилуй. </w:t>
       </w:r>
       <w:r>
         <w:rPr>
@@ -3840,13 +3653,6 @@
           <w:sz w:val="24"/>
         </w:rPr>
         <w:t>(3 р.)</w:t>
-      </w:r>
-      <w:r>
-        <w:rPr>
-          <w:rFonts w:ascii="Times New Roman" w:hAnsi="Times New Roman"/>
-          <w:sz w:val="24"/>
-        </w:rPr>
-        <w:t>.</w:t>
       </w:r>
     </w:p>
     <w:p>
@@ -4093,18 +3899,14 @@
     </w:p>
     <w:p>
       <w:pPr>
-        <w:spacing w:line="240" w:lineRule="auto"/>
-        <w:rPr>
-          <w:rFonts w:ascii="Times New Roman" w:hAnsi="Times New Roman"/>
-          <w:sz w:val="24"/>
-        </w:rPr>
-      </w:pPr>
-      <w:r>
-        <w:rPr>
-          <w:rFonts w:ascii="Times New Roman" w:hAnsi="Times New Roman"/>
-          <w:sz w:val="24"/>
-        </w:rPr>
-        <w:t xml:space="preserve">Святий Боже, святий Кріпкий, святий Безсмертний, помилуй нас </w:t>
+        <w:spacing w:after="120"/>
+      </w:pPr>
+      <w:r>
+        <w:rPr>
+          <w:rFonts w:ascii="Times New Roman" w:hAnsi="Times New Roman"/>
+          <w:sz w:val="24"/>
+        </w:rPr>
+        <w:t xml:space="preserve">Святи́й Бо́же, святи́й Крі́пкий, святи́й Безсме́ртний, поми́луй нас. </w:t>
       </w:r>
       <w:r>
         <w:rPr>
@@ -4115,28 +3917,251 @@
         </w:rPr>
         <w:t>(3 р.)</w:t>
       </w:r>
-      <w:r>
-        <w:rPr>
-          <w:rFonts w:ascii="Times New Roman" w:hAnsi="Times New Roman"/>
+    </w:p>
+    <w:p>
+      <w:pPr>
+        <w:spacing w:after="120"/>
+      </w:pPr>
+      <w:r>
+        <w:rPr>
+          <w:rFonts w:ascii="Times New Roman" w:hAnsi="Times New Roman"/>
+          <w:sz w:val="24"/>
+        </w:rPr>
+        <w:t>Сла́ва Отцю́, і Си́ну, і Свято́му Ду́хові,* і ни́ні, і повсякча́с, і на ві́ки вікі́в. Амі́нь.</w:t>
+      </w:r>
+    </w:p>
+    <w:p>
+      <w:pPr>
+        <w:spacing w:after="120"/>
+      </w:pPr>
+      <w:r>
+        <w:rPr>
+          <w:rFonts w:ascii="Times New Roman" w:hAnsi="Times New Roman"/>
+          <w:sz w:val="24"/>
+        </w:rPr>
+        <w:t>Пресвята́ Тро́йце, поми́луй нас; Го́споди, очи́сти гріхи́ на́ші; Влади́ко, прости́ беззако́ння на́ші; Святи́й, завіта́й і зціли́ не́мочі на́ші, І́мени Твого́ ра́ди.</w:t>
+      </w:r>
+    </w:p>
+    <w:p>
+      <w:pPr>
+        <w:spacing w:after="120"/>
+      </w:pPr>
+      <w:r>
+        <w:rPr>
+          <w:rFonts w:ascii="Times New Roman" w:hAnsi="Times New Roman"/>
+          <w:sz w:val="24"/>
+        </w:rPr>
+        <w:t xml:space="preserve">Го́споди, поми́луй. </w:t>
+      </w:r>
+      <w:r>
+        <w:rPr>
+          <w:rFonts w:ascii="Times New Roman" w:hAnsi="Times New Roman"/>
+          <w:i/>
+          <w:color w:val="FF0000"/>
+          <w:sz w:val="24"/>
+        </w:rPr>
+        <w:t>(3 р.)</w:t>
+      </w:r>
+    </w:p>
+    <w:p>
+      <w:pPr>
+        <w:spacing w:after="120"/>
+      </w:pPr>
+      <w:r>
+        <w:rPr>
+          <w:rFonts w:ascii="Times New Roman" w:hAnsi="Times New Roman"/>
+          <w:sz w:val="24"/>
+        </w:rPr>
+        <w:t>Сла́ва Отцю́, і Си́ну, і Свято́му Ду́хові,* і ни́ні, і повсякча́с, і на ві́ки вікі́в. Амі́нь.</w:t>
+      </w:r>
+    </w:p>
+    <w:p>
+      <w:pPr>
+        <w:spacing w:after="120"/>
+        <w:jc w:val="both"/>
+      </w:pPr>
+      <w:r>
+        <w:rPr>
+          <w:rFonts w:ascii="Times New Roman" w:hAnsi="Times New Roman"/>
+          <w:sz w:val="24"/>
+        </w:rPr>
+        <w:t>О́тче наш, що єси́ на небеса́х,* неха́й святи́ться ім’я́ Твоє́,* неха́й при́йде ца́рство Твоє́,* неха́й бу́де во́ля Твоя́, як на не́бі, так і на землі́.* Хліб наш насу́щний дай нам сього́дні;* і прости́ нам прови́ни на́ші,* як і ми проща́ємо винува́тцям на́шим;* і не введи́ нас у споку́су,* але́ ви́зволи нас від лука́вого.</w:t>
+      </w:r>
+    </w:p>
+    <w:p>
+      <w:pPr>
+        <w:spacing w:after="120"/>
+        <w:jc w:val="both"/>
+      </w:pPr>
+      <w:r>
+        <w:rPr>
+          <w:rFonts w:ascii="Times New Roman" w:hAnsi="Times New Roman"/>
+          <w:i/>
+          <w:color w:val="FF0000"/>
+          <w:sz w:val="24"/>
+        </w:rPr>
+        <w:t>Священник:</w:t>
+      </w:r>
+      <w:r>
+        <w:rPr>
+          <w:rFonts w:ascii="Times New Roman" w:hAnsi="Times New Roman"/>
+          <w:sz w:val="24"/>
+        </w:rPr>
+        <w:t xml:space="preserve"> Бо Твоє є царство, і сила, і слава, Отця, і Сина, і Святого Духа, нині, і повсякчас, і на віки віків.</w:t>
+      </w:r>
+    </w:p>
+    <w:p>
+      <w:pPr>
+        <w:spacing w:line="240" w:lineRule="auto"/>
+        <w:rPr>
+          <w:rFonts w:ascii="Times New Roman" w:hAnsi="Times New Roman"/>
+          <w:sz w:val="24"/>
+        </w:rPr>
+      </w:pPr>
+      <w:r>
+        <w:rPr>
+          <w:rFonts w:ascii="Times New Roman" w:hAnsi="Times New Roman"/>
+          <w:i/>
+          <w:color w:val="FF0000"/>
+          <w:sz w:val="24"/>
+        </w:rPr>
+        <w:t xml:space="preserve">Вірні: </w:t>
+      </w:r>
+      <w:r>
+        <w:rPr>
+          <w:rFonts w:ascii="Times New Roman" w:hAnsi="Times New Roman"/>
+          <w:sz w:val="24"/>
+        </w:rPr>
+        <w:t>Амінь.</w:t>
+      </w:r>
+    </w:p>
+    <w:p>
+      <w:pPr>
+        <w:spacing w:line="240" w:lineRule="auto"/>
+        <w:rPr>
+          <w:rFonts w:ascii="Times New Roman" w:hAnsi="Times New Roman"/>
+          <w:i/>
+          <w:color w:val="FF0000"/>
+          <w:sz w:val="24"/>
+        </w:rPr>
+      </w:pPr>
+      <w:r>
+        <w:rPr>
+          <w:rFonts w:ascii="Times New Roman" w:hAnsi="Times New Roman"/>
+          <w:i/>
+          <w:color w:val="FF0000"/>
+          <w:sz w:val="24"/>
+        </w:rPr>
+        <w:t xml:space="preserve">Кондак </w:t>
+      </w:r>
+      <w:r>
+        <w:rPr>
+          <w:rFonts w:ascii="Times New Roman" w:hAnsi="Times New Roman"/>
+          <w:i/>
+          <w:color w:val="FF0000"/>
+          <w:sz w:val="24"/>
+        </w:rPr>
+        <w:t>(</w:t>
+      </w:r>
+      <w:r>
+        <w:rPr>
+          <w:rFonts w:ascii="Times New Roman" w:hAnsi="Times New Roman"/>
+          <w:i/>
+          <w:color w:val="FF0000"/>
+          <w:sz w:val="24"/>
+        </w:rPr>
+        <w:t>г</w:t>
+      </w:r>
+      <w:r>
+        <w:rPr>
+          <w:rFonts w:ascii="Times New Roman" w:hAnsi="Times New Roman"/>
+          <w:i/>
+          <w:color w:val="FF0000"/>
           <w:sz w:val="24"/>
         </w:rPr>
         <w:t>.</w:t>
       </w:r>
-    </w:p>
-    <w:p>
-      <w:pPr>
-        <w:spacing w:line="240" w:lineRule="auto"/>
-        <w:rPr>
-          <w:rFonts w:ascii="Times New Roman" w:hAnsi="Times New Roman"/>
-          <w:sz w:val="24"/>
-        </w:rPr>
-      </w:pPr>
-      <w:r>
-        <w:rPr>
-          <w:rFonts w:ascii="Times New Roman" w:hAnsi="Times New Roman"/>
-          <w:sz w:val="24"/>
-        </w:rPr>
-        <w:t xml:space="preserve">Слава Отцю, і Сину, і Святому Духові,* і нині і повсякчас, і на віки </w:t>
+      <w:r>
+        <w:rPr>
+          <w:rFonts w:ascii="Times New Roman" w:hAnsi="Times New Roman"/>
+          <w:i/>
+          <w:color w:val="FF0000"/>
+          <w:sz w:val="24"/>
+        </w:rPr>
+        <w:t xml:space="preserve"> 7</w:t>
+      </w:r>
+      <w:r>
+        <w:rPr>
+          <w:rFonts w:ascii="Times New Roman" w:hAnsi="Times New Roman"/>
+          <w:i/>
+          <w:color w:val="FF0000"/>
+          <w:sz w:val="24"/>
+        </w:rPr>
+        <w:t>)</w:t>
+      </w:r>
+      <w:r>
+        <w:rPr>
+          <w:rFonts w:ascii="Times New Roman" w:hAnsi="Times New Roman"/>
+          <w:i/>
+          <w:color w:val="FF0000"/>
+          <w:sz w:val="24"/>
+        </w:rPr>
+        <w:t xml:space="preserve">: </w:t>
+      </w:r>
+      <w:r>
+        <w:rPr>
+          <w:rFonts w:ascii="Times New Roman" w:hAnsi="Times New Roman"/>
+          <w:sz w:val="24"/>
+        </w:rPr>
+        <w:t>Вже полум’яне оружжя не охороняє врат єдемських, * на Нього бо прийшло преславне погашення – Древо хресне; * смерти жало і адову перемогу прогнано, * і став Ти, Спасе мій, * перед тими, що в аді, кличучи: * Увійдіть знову в рай.</w:t>
+      </w:r>
+    </w:p>
+    <w:p>
+      <w:pPr>
+        <w:spacing w:line="240" w:lineRule="auto"/>
+        <w:rPr>
+          <w:rFonts w:ascii="Times New Roman" w:hAnsi="Times New Roman"/>
+          <w:sz w:val="24"/>
+        </w:rPr>
+      </w:pPr>
+      <w:r>
+        <w:rPr>
+          <w:rFonts w:ascii="Times New Roman" w:hAnsi="Times New Roman"/>
+          <w:sz w:val="24"/>
+        </w:rPr>
+        <w:t xml:space="preserve">Господи, помилуй </w:t>
+      </w:r>
+      <w:r>
+        <w:rPr>
+          <w:rFonts w:ascii="Times New Roman" w:hAnsi="Times New Roman"/>
+          <w:i/>
+          <w:color w:val="FF0000"/>
+          <w:sz w:val="24"/>
+        </w:rPr>
+        <w:t>(40 р.)</w:t>
+      </w:r>
+      <w:r>
+        <w:rPr>
+          <w:rFonts w:ascii="Times New Roman" w:hAnsi="Times New Roman"/>
+          <w:sz w:val="24"/>
+        </w:rPr>
+        <w:t>.</w:t>
+      </w:r>
+    </w:p>
+    <w:p>
+      <w:pPr>
+        <w:spacing w:line="240" w:lineRule="auto"/>
+        <w:rPr>
+          <w:rFonts w:ascii="Times New Roman" w:hAnsi="Times New Roman"/>
+          <w:sz w:val="24"/>
+        </w:rPr>
+      </w:pPr>
+      <w:r>
+        <w:rPr>
+          <w:rFonts w:ascii="Times New Roman" w:hAnsi="Times New Roman"/>
+          <w:sz w:val="24"/>
+        </w:rPr>
+        <w:t xml:space="preserve">Ти, що повсякчас і кожної години на небі й на землі приймаєш поклін і славу, Боже добрий, довготерпеливий й многомилостивий, що праведних любиш, і грішних милуєш, і всіх кличеш до спасіння, заради обіцянки майбутніх благ! Прийми, Господи, в цю хвилину й наші молитви і спрямуй життя наше до твоїх заповідей. Душі наші освяти, тіла очисти, думки наші направ, розум очисти й протверези, і визволь нас від усякої скорботи, лиха й слабування. Захисти нас святими ангелами твоїми, щоб ми, їх охороною збережені й напоумлені, осягнули єдність віри та зрозуміння неприступної твоєї слави, бо ти благословенний на віки </w:t>
       </w:r>
       <w:r>
         <w:rPr>
@@ -4155,34 +4180,15 @@
     </w:p>
     <w:p>
       <w:pPr>
-        <w:spacing w:line="240" w:lineRule="auto"/>
-        <w:rPr>
-          <w:rFonts w:ascii="Times New Roman" w:hAnsi="Times New Roman"/>
-          <w:sz w:val="24"/>
-        </w:rPr>
-      </w:pPr>
-      <w:r>
-        <w:rPr>
-          <w:rFonts w:ascii="Times New Roman" w:hAnsi="Times New Roman"/>
-          <w:sz w:val="24"/>
-        </w:rPr>
-        <w:t>Пресвята Тройце, помилуй нас;* Господи, очисти гріхи наші;* Владико, прости беззаконня наші;* Святий, завітай і зціли немочі наші імени твого ради.</w:t>
-      </w:r>
-    </w:p>
-    <w:p>
-      <w:pPr>
-        <w:spacing w:line="240" w:lineRule="auto"/>
-        <w:rPr>
-          <w:rFonts w:ascii="Times New Roman" w:hAnsi="Times New Roman"/>
-          <w:sz w:val="24"/>
-        </w:rPr>
-      </w:pPr>
-      <w:r>
-        <w:rPr>
-          <w:rFonts w:ascii="Times New Roman" w:hAnsi="Times New Roman"/>
-          <w:sz w:val="24"/>
-        </w:rPr>
-        <w:t xml:space="preserve">Господи, помилуй </w:t>
+        <w:spacing w:after="120"/>
+        <w:jc w:val="both"/>
+      </w:pPr>
+      <w:r>
+        <w:rPr>
+          <w:rFonts w:ascii="Times New Roman" w:hAnsi="Times New Roman"/>
+          <w:sz w:val="24"/>
+        </w:rPr>
+        <w:t xml:space="preserve">Господи, помилуй. </w:t>
       </w:r>
       <w:r>
         <w:rPr>
@@ -4192,291 +4198,6 @@
           <w:sz w:val="24"/>
         </w:rPr>
         <w:t>(3 р.)</w:t>
-      </w:r>
-      <w:r>
-        <w:rPr>
-          <w:rFonts w:ascii="Times New Roman" w:hAnsi="Times New Roman"/>
-          <w:sz w:val="24"/>
-        </w:rPr>
-        <w:t>.</w:t>
-      </w:r>
-    </w:p>
-    <w:p>
-      <w:pPr>
-        <w:spacing w:line="240" w:lineRule="auto"/>
-        <w:rPr>
-          <w:rFonts w:ascii="Times New Roman" w:hAnsi="Times New Roman"/>
-          <w:sz w:val="24"/>
-        </w:rPr>
-      </w:pPr>
-      <w:r>
-        <w:rPr>
-          <w:rFonts w:ascii="Times New Roman" w:hAnsi="Times New Roman"/>
-          <w:sz w:val="24"/>
-        </w:rPr>
-        <w:t xml:space="preserve">Слава Отцю, і Сину, і Святому Духові,* і нині і повсякчас, і на віки </w:t>
-      </w:r>
-      <w:r>
-        <w:rPr>
-          <w:rFonts w:ascii="Times New Roman" w:hAnsi="Times New Roman"/>
-          <w:sz w:val="24"/>
-        </w:rPr>
-        <w:t>віків.</w:t>
-      </w:r>
-      <w:r>
-        <w:rPr>
-          <w:rFonts w:ascii="Times New Roman" w:hAnsi="Times New Roman"/>
-          <w:sz w:val="24"/>
-        </w:rPr>
-        <w:t xml:space="preserve"> Амінь.</w:t>
-      </w:r>
-    </w:p>
-    <w:p>
-      <w:pPr>
-        <w:spacing w:line="240" w:lineRule="auto"/>
-        <w:rPr>
-          <w:rFonts w:ascii="Times New Roman" w:hAnsi="Times New Roman"/>
-          <w:sz w:val="24"/>
-        </w:rPr>
-      </w:pPr>
-      <w:r>
-        <w:rPr>
-          <w:rFonts w:ascii="Times New Roman" w:hAnsi="Times New Roman"/>
-          <w:sz w:val="24"/>
-        </w:rPr>
-        <w:t>Отче наш, що єси на небесах,* нехай святиться ім’я твоє,* нехай прийде царство твоє,* нехай буде воля твоя, як на небі, так і на землі.* Хліб наш насущний дай нам сьогодні,* і прости нам провини наші,* як і ми прощаємо винуватцям нашим,* і не введи нас у спокусу,* але визволи нас від лукавого.</w:t>
-      </w:r>
-    </w:p>
-    <w:p>
-      <w:pPr>
-        <w:spacing w:line="240" w:lineRule="auto"/>
-        <w:rPr>
-          <w:rFonts w:ascii="Times New Roman" w:hAnsi="Times New Roman"/>
-          <w:sz w:val="24"/>
-        </w:rPr>
-      </w:pPr>
-      <w:r>
-        <w:rPr>
-          <w:rFonts w:ascii="Times New Roman" w:hAnsi="Times New Roman"/>
-          <w:i/>
-          <w:color w:val="FF0000"/>
-          <w:sz w:val="24"/>
-        </w:rPr>
-        <w:t xml:space="preserve">Священик: </w:t>
-      </w:r>
-      <w:r>
-        <w:rPr>
-          <w:rFonts w:ascii="Times New Roman" w:hAnsi="Times New Roman"/>
-          <w:sz w:val="24"/>
-        </w:rPr>
-        <w:t xml:space="preserve">Бо твоє є царство, і сила, і слава, Отця, і Сина, і Святого Духа, нині і повсякчас, і на віки </w:t>
-      </w:r>
-      <w:r>
-        <w:rPr>
-          <w:rFonts w:ascii="Times New Roman" w:hAnsi="Times New Roman"/>
-          <w:sz w:val="24"/>
-        </w:rPr>
-        <w:t>віків.</w:t>
-      </w:r>
-    </w:p>
-    <w:p>
-      <w:pPr>
-        <w:spacing w:line="240" w:lineRule="auto"/>
-        <w:rPr>
-          <w:rFonts w:ascii="Times New Roman" w:hAnsi="Times New Roman"/>
-          <w:sz w:val="24"/>
-        </w:rPr>
-      </w:pPr>
-      <w:r>
-        <w:rPr>
-          <w:rFonts w:ascii="Times New Roman" w:hAnsi="Times New Roman"/>
-          <w:i/>
-          <w:color w:val="FF0000"/>
-          <w:sz w:val="24"/>
-        </w:rPr>
-        <w:t xml:space="preserve">Вірні: </w:t>
-      </w:r>
-      <w:r>
-        <w:rPr>
-          <w:rFonts w:ascii="Times New Roman" w:hAnsi="Times New Roman"/>
-          <w:sz w:val="24"/>
-        </w:rPr>
-        <w:t>Амінь.</w:t>
-      </w:r>
-    </w:p>
-    <w:p>
-      <w:pPr>
-        <w:spacing w:line="240" w:lineRule="auto"/>
-        <w:rPr>
-          <w:rFonts w:ascii="Times New Roman" w:hAnsi="Times New Roman"/>
-          <w:i/>
-          <w:color w:val="FF0000"/>
-          <w:sz w:val="24"/>
-        </w:rPr>
-      </w:pPr>
-      <w:r>
-        <w:rPr>
-          <w:rFonts w:ascii="Times New Roman" w:hAnsi="Times New Roman"/>
-          <w:i/>
-          <w:color w:val="FF0000"/>
-          <w:sz w:val="24"/>
-        </w:rPr>
-        <w:t xml:space="preserve">Кондак </w:t>
-      </w:r>
-      <w:r>
-        <w:rPr>
-          <w:rFonts w:ascii="Times New Roman" w:hAnsi="Times New Roman"/>
-          <w:i/>
-          <w:color w:val="FF0000"/>
-          <w:sz w:val="24"/>
-        </w:rPr>
-        <w:t>(</w:t>
-      </w:r>
-      <w:r>
-        <w:rPr>
-          <w:rFonts w:ascii="Times New Roman" w:hAnsi="Times New Roman"/>
-          <w:i/>
-          <w:color w:val="FF0000"/>
-          <w:sz w:val="24"/>
-        </w:rPr>
-        <w:t>г</w:t>
-      </w:r>
-      <w:r>
-        <w:rPr>
-          <w:rFonts w:ascii="Times New Roman" w:hAnsi="Times New Roman"/>
-          <w:i/>
-          <w:color w:val="FF0000"/>
-          <w:sz w:val="24"/>
-        </w:rPr>
-        <w:t>.</w:t>
-      </w:r>
-      <w:r>
-        <w:rPr>
-          <w:rFonts w:ascii="Times New Roman" w:hAnsi="Times New Roman"/>
-          <w:i/>
-          <w:color w:val="FF0000"/>
-          <w:sz w:val="24"/>
-        </w:rPr>
-        <w:t xml:space="preserve"> 7</w:t>
-      </w:r>
-      <w:r>
-        <w:rPr>
-          <w:rFonts w:ascii="Times New Roman" w:hAnsi="Times New Roman"/>
-          <w:i/>
-          <w:color w:val="FF0000"/>
-          <w:sz w:val="24"/>
-        </w:rPr>
-        <w:t>)</w:t>
-      </w:r>
-      <w:r>
-        <w:rPr>
-          <w:rFonts w:ascii="Times New Roman" w:hAnsi="Times New Roman"/>
-          <w:i/>
-          <w:color w:val="FF0000"/>
-          <w:sz w:val="24"/>
-        </w:rPr>
-        <w:t xml:space="preserve">: </w:t>
-      </w:r>
-      <w:r>
-        <w:rPr>
-          <w:rFonts w:ascii="Times New Roman" w:hAnsi="Times New Roman"/>
-          <w:sz w:val="24"/>
-        </w:rPr>
-        <w:t>Вже полум’яне оружжя не охороняє врат єдемських, * на Нього бо прийшло преславне погашення – Древо хресне; * смерти жало і адову перемогу прогнано, * і став Ти, Спасе мій, * перед тими, що в аді, кличучи: * Увійдіть знову в рай.</w:t>
-      </w:r>
-    </w:p>
-    <w:p>
-      <w:pPr>
-        <w:spacing w:line="240" w:lineRule="auto"/>
-        <w:rPr>
-          <w:rFonts w:ascii="Times New Roman" w:hAnsi="Times New Roman"/>
-          <w:sz w:val="24"/>
-        </w:rPr>
-      </w:pPr>
-      <w:r>
-        <w:rPr>
-          <w:rFonts w:ascii="Times New Roman" w:hAnsi="Times New Roman"/>
-          <w:sz w:val="24"/>
-        </w:rPr>
-        <w:t xml:space="preserve">Господи, помилуй </w:t>
-      </w:r>
-      <w:r>
-        <w:rPr>
-          <w:rFonts w:ascii="Times New Roman" w:hAnsi="Times New Roman"/>
-          <w:i/>
-          <w:color w:val="FF0000"/>
-          <w:sz w:val="24"/>
-        </w:rPr>
-        <w:t>(40 р.)</w:t>
-      </w:r>
-      <w:r>
-        <w:rPr>
-          <w:rFonts w:ascii="Times New Roman" w:hAnsi="Times New Roman"/>
-          <w:sz w:val="24"/>
-        </w:rPr>
-        <w:t>.</w:t>
-      </w:r>
-    </w:p>
-    <w:p>
-      <w:pPr>
-        <w:spacing w:line="240" w:lineRule="auto"/>
-        <w:rPr>
-          <w:rFonts w:ascii="Times New Roman" w:hAnsi="Times New Roman"/>
-          <w:sz w:val="24"/>
-        </w:rPr>
-      </w:pPr>
-      <w:r>
-        <w:rPr>
-          <w:rFonts w:ascii="Times New Roman" w:hAnsi="Times New Roman"/>
-          <w:sz w:val="24"/>
-        </w:rPr>
-        <w:t xml:space="preserve">Ти, що повсякчас і кожної години на небі й на землі приймаєш поклін і славу, Боже добрий, довготерпеливий й многомилостивий, що праведних любиш, і грішних милуєш, і всіх кличеш до спасіння, заради обіцянки майбутніх благ! Прийми, Господи, в цю хвилину й наші молитви і спрямуй життя наше до твоїх заповідей. Душі наші освяти, тіла очисти, думки наші направ, розум очисти й протверези, і визволь нас від усякої скорботи, лиха й слабування. Захисти нас святими ангелами твоїми, щоб ми, їх охороною збережені й напоумлені, осягнули єдність віри та зрозуміння неприступної твоєї слави, бо ти благословенний на віки </w:t>
-      </w:r>
-      <w:r>
-        <w:rPr>
-          <w:rFonts w:ascii="Times New Roman" w:hAnsi="Times New Roman"/>
-          <w:sz w:val="24"/>
-        </w:rPr>
-        <w:t>віків.</w:t>
-      </w:r>
-      <w:r>
-        <w:rPr>
-          <w:rFonts w:ascii="Times New Roman" w:hAnsi="Times New Roman"/>
-          <w:sz w:val="24"/>
-        </w:rPr>
-        <w:t xml:space="preserve"> Амінь.</w:t>
-      </w:r>
-    </w:p>
-    <w:p>
-      <w:pPr>
-        <w:spacing w:line="240" w:lineRule="auto"/>
-        <w:rPr>
-          <w:rFonts w:ascii="Times New Roman" w:hAnsi="Times New Roman"/>
-          <w:sz w:val="24"/>
-        </w:rPr>
-      </w:pPr>
-      <w:r>
-        <w:rPr>
-          <w:rFonts w:ascii="Times New Roman" w:hAnsi="Times New Roman"/>
-          <w:sz w:val="24"/>
-        </w:rPr>
-        <w:t xml:space="preserve">Господи, помилуй </w:t>
-      </w:r>
-      <w:r>
-        <w:rPr>
-          <w:rFonts w:ascii="Times New Roman" w:hAnsi="Times New Roman"/>
-          <w:i/>
-          <w:color w:val="FF0000"/>
-          <w:sz w:val="24"/>
-        </w:rPr>
-        <w:t>(3 р.)</w:t>
-      </w:r>
-      <w:r>
-        <w:rPr>
-          <w:rFonts w:ascii="Times New Roman" w:hAnsi="Times New Roman"/>
-          <w:sz w:val="24"/>
-        </w:rPr>
-        <w:t>.</w:t>
       </w:r>
     </w:p>
     <w:p>
@@ -4768,27 +4489,32 @@
     </w:p>
     <w:p>
       <w:pPr>
-        <w:spacing w:line="240" w:lineRule="auto"/>
-        <w:rPr>
-          <w:rFonts w:ascii="Times New Roman" w:hAnsi="Times New Roman"/>
-          <w:sz w:val="24"/>
-        </w:rPr>
-      </w:pPr>
-      <w:r>
-        <w:rPr>
-          <w:rFonts w:ascii="Times New Roman" w:hAnsi="Times New Roman"/>
-          <w:i/>
-          <w:color w:val="FF0000"/>
-          <w:sz w:val="24"/>
-        </w:rPr>
-        <w:t xml:space="preserve">Священик: </w:t>
-      </w:r>
-      <w:r>
-        <w:rPr>
-          <w:rFonts w:ascii="Times New Roman" w:hAnsi="Times New Roman"/>
-          <w:sz w:val="24"/>
-        </w:rPr>
-        <w:t>Слава тобі, Христе Боже, надіє наша, слава тобі!</w:t>
+        <w:spacing w:after="120"/>
+        <w:jc w:val="both"/>
+      </w:pPr>
+      <w:r>
+        <w:rPr>
+          <w:rFonts w:ascii="Times New Roman" w:hAnsi="Times New Roman"/>
+          <w:i/>
+          <w:color w:val="FF0000"/>
+          <w:sz w:val="24"/>
+        </w:rPr>
+        <w:t>Священик:</w:t>
+      </w:r>
+      <w:r>
+        <w:rPr>
+          <w:rFonts w:ascii="Times New Roman" w:hAnsi="Times New Roman"/>
+          <w:color w:val="FF0000"/>
+          <w:sz w:val="24"/>
+        </w:rPr>
+        <w:t xml:space="preserve"> </w:t>
+      </w:r>
+      <w:r>
+        <w:rPr>
+          <w:rFonts w:ascii="Times New Roman" w:hAnsi="Times New Roman"/>
+          <w:sz w:val="24"/>
+        </w:rPr>
+        <w:t>Слава тобі, Христе Боже, уповання наше, слава тобі!</w:t>
       </w:r>
     </w:p>
     <w:p>
@@ -4980,6 +4706,217 @@
     </w:p>
     <w:p>
       <w:pPr>
+        <w:spacing w:after="120"/>
+      </w:pPr>
+      <w:r>
+        <w:rPr>
+          <w:rFonts w:ascii="Times New Roman" w:hAnsi="Times New Roman"/>
+          <w:i/>
+          <w:color w:val="FF0000"/>
+          <w:sz w:val="24"/>
+        </w:rPr>
+        <w:t>Вірні:</w:t>
+      </w:r>
+      <w:r>
+        <w:rPr>
+          <w:rFonts w:ascii="Times New Roman" w:hAnsi="Times New Roman"/>
+          <w:color w:val="FF0000"/>
+          <w:sz w:val="24"/>
+        </w:rPr>
+        <w:t xml:space="preserve"> </w:t>
+      </w:r>
+      <w:r>
+        <w:rPr>
+          <w:rFonts w:ascii="Times New Roman" w:hAnsi="Times New Roman"/>
+          <w:sz w:val="24"/>
+        </w:rPr>
+        <w:t>Амі́нь.</w:t>
+      </w:r>
+    </w:p>
+    <w:p>
+      <w:pPr>
+        <w:spacing w:after="120"/>
+      </w:pPr>
+      <w:r>
+        <w:rPr>
+          <w:rFonts w:ascii="Times New Roman" w:hAnsi="Times New Roman"/>
+          <w:sz w:val="24"/>
+        </w:rPr>
+        <w:t>Сла́ва Тобі́, Бо́же наш, сла́ва Тобі́.</w:t>
+      </w:r>
+    </w:p>
+    <w:p>
+      <w:pPr>
+        <w:spacing w:after="120"/>
+      </w:pPr>
+      <w:r>
+        <w:rPr>
+          <w:rFonts w:ascii="Times New Roman" w:hAnsi="Times New Roman"/>
+          <w:sz w:val="24"/>
+        </w:rPr>
+        <w:t>Ца́рю небе́сний, утіши́телю, Ду́ше íстини,* що всю́ди єси́ і все наповня́єш,* скарбни́це благ і життя́ пода́телю,* прийди́, і всели́ся в нас,* і очи́сти нас від уся́кої скве́рни,* і спаси́, благи́й, ду́ші на́ші.</w:t>
+      </w:r>
+    </w:p>
+    <w:p>
+      <w:pPr>
+        <w:spacing w:after="120"/>
+        <w:jc w:val="both"/>
+      </w:pPr>
+      <w:r>
+        <w:rPr>
+          <w:rFonts w:ascii="Times New Roman" w:hAnsi="Times New Roman"/>
+          <w:sz w:val="24"/>
+        </w:rPr>
+        <w:t xml:space="preserve">Святий Боже, святий Кріпкий, святий Безсмертний, помилуй нас. </w:t>
+      </w:r>
+      <w:r>
+        <w:rPr>
+          <w:rFonts w:ascii="Times New Roman" w:hAnsi="Times New Roman"/>
+          <w:i/>
+          <w:color w:val="FF0000"/>
+          <w:sz w:val="24"/>
+        </w:rPr>
+        <w:t>(3 р.)</w:t>
+      </w:r>
+    </w:p>
+    <w:p>
+      <w:pPr>
+        <w:spacing w:line="240" w:lineRule="auto"/>
+        <w:rPr>
+          <w:rFonts w:ascii="Times New Roman" w:hAnsi="Times New Roman"/>
+          <w:sz w:val="24"/>
+        </w:rPr>
+      </w:pPr>
+      <w:r>
+        <w:rPr>
+          <w:rFonts w:ascii="Times New Roman" w:hAnsi="Times New Roman"/>
+          <w:sz w:val="24"/>
+        </w:rPr>
+        <w:t xml:space="preserve">Слава Отцю, і Сину, і Святому Духові,* і нині і повсякчас, і на віки </w:t>
+      </w:r>
+      <w:r>
+        <w:rPr>
+          <w:rFonts w:ascii="Times New Roman" w:hAnsi="Times New Roman"/>
+          <w:sz w:val="24"/>
+        </w:rPr>
+        <w:t>віків.</w:t>
+      </w:r>
+      <w:r>
+        <w:rPr>
+          <w:rFonts w:ascii="Times New Roman" w:hAnsi="Times New Roman"/>
+          <w:sz w:val="24"/>
+        </w:rPr>
+        <w:t xml:space="preserve"> Амінь.</w:t>
+      </w:r>
+    </w:p>
+    <w:p>
+      <w:pPr>
+        <w:spacing w:line="240" w:lineRule="auto"/>
+        <w:rPr>
+          <w:rFonts w:ascii="Times New Roman" w:hAnsi="Times New Roman"/>
+          <w:sz w:val="24"/>
+        </w:rPr>
+      </w:pPr>
+      <w:r>
+        <w:rPr>
+          <w:rFonts w:ascii="Times New Roman" w:hAnsi="Times New Roman"/>
+          <w:sz w:val="24"/>
+        </w:rPr>
+        <w:t>Пресвята Тройце, помилуй нас;* Господи, очисти гріхи наші;* Владико, прости беззаконня наші;* Святий, завітай і зціли немочі наші імени твого ради.</w:t>
+      </w:r>
+    </w:p>
+    <w:p>
+      <w:pPr>
+        <w:spacing w:after="120"/>
+        <w:jc w:val="both"/>
+      </w:pPr>
+      <w:r>
+        <w:rPr>
+          <w:rFonts w:ascii="Times New Roman" w:hAnsi="Times New Roman"/>
+          <w:sz w:val="24"/>
+        </w:rPr>
+        <w:t xml:space="preserve">Господи, помилуй. </w:t>
+      </w:r>
+      <w:r>
+        <w:rPr>
+          <w:rFonts w:ascii="Times New Roman" w:hAnsi="Times New Roman"/>
+          <w:i/>
+          <w:color w:val="FF0000"/>
+          <w:sz w:val="24"/>
+        </w:rPr>
+        <w:t>(3 р.)</w:t>
+      </w:r>
+    </w:p>
+    <w:p>
+      <w:pPr>
+        <w:spacing w:line="240" w:lineRule="auto"/>
+        <w:rPr>
+          <w:rFonts w:ascii="Times New Roman" w:hAnsi="Times New Roman"/>
+          <w:sz w:val="24"/>
+        </w:rPr>
+      </w:pPr>
+      <w:r>
+        <w:rPr>
+          <w:rFonts w:ascii="Times New Roman" w:hAnsi="Times New Roman"/>
+          <w:sz w:val="24"/>
+        </w:rPr>
+        <w:t xml:space="preserve">Слава Отцю, і Сину, і Святому Духові,* і нині, і повсякчас, і на віки </w:t>
+      </w:r>
+      <w:r>
+        <w:rPr>
+          <w:rFonts w:ascii="Times New Roman" w:hAnsi="Times New Roman"/>
+          <w:sz w:val="24"/>
+        </w:rPr>
+        <w:t>віків.</w:t>
+      </w:r>
+      <w:r>
+        <w:rPr>
+          <w:rFonts w:ascii="Times New Roman" w:hAnsi="Times New Roman"/>
+          <w:sz w:val="24"/>
+        </w:rPr>
+        <w:t xml:space="preserve"> Амінь.</w:t>
+      </w:r>
+    </w:p>
+    <w:p>
+      <w:pPr>
+        <w:spacing w:line="240" w:lineRule="auto"/>
+        <w:rPr>
+          <w:rFonts w:ascii="Times New Roman" w:hAnsi="Times New Roman"/>
+          <w:sz w:val="24"/>
+        </w:rPr>
+      </w:pPr>
+      <w:r>
+        <w:rPr>
+          <w:rFonts w:ascii="Times New Roman" w:hAnsi="Times New Roman"/>
+          <w:sz w:val="24"/>
+        </w:rPr>
+        <w:t>Отче наш, що єси на небесах,* нехай святиться ім’я твоє,* нехай прийде царство твоє,* нехай буде воля твоя, як на небі, так і на землі.* Хліб наш насущний дай нам сьогодні,* і прости нам провини наші,* як і ми прощаємо винуватцям нашим,* і не введи нас у спокусу,* але визволи нас від лукавого.</w:t>
+      </w:r>
+    </w:p>
+    <w:p>
+      <w:pPr>
+        <w:spacing w:after="120"/>
+        <w:jc w:val="both"/>
+      </w:pPr>
+      <w:r>
+        <w:rPr>
+          <w:rFonts w:ascii="Times New Roman" w:hAnsi="Times New Roman"/>
+          <w:i/>
+          <w:color w:val="FF0000"/>
+          <w:sz w:val="24"/>
+        </w:rPr>
+        <w:t>Священник:</w:t>
+      </w:r>
+      <w:r>
+        <w:rPr>
+          <w:rFonts w:ascii="Times New Roman" w:hAnsi="Times New Roman"/>
+          <w:sz w:val="24"/>
+        </w:rPr>
+        <w:t xml:space="preserve"> Бо Твоє є царство, і сила, і слава, Отця, і Сина, і Святого Духа, нині, і повсякчас, і на віки віків.</w:t>
+      </w:r>
+    </w:p>
+    <w:p>
+      <w:pPr>
         <w:spacing w:line="240" w:lineRule="auto"/>
         <w:rPr>
           <w:rFonts w:ascii="Times New Roman" w:hAnsi="Times New Roman"/>
@@ -5000,48 +4937,32 @@
           <w:rFonts w:ascii="Times New Roman" w:hAnsi="Times New Roman"/>
           <w:sz w:val="24"/>
         </w:rPr>
-        <w:t>Амінь. Слава тобі, Боже наш, слава тобі.</w:t>
-      </w:r>
-    </w:p>
-    <w:p>
-      <w:pPr>
-        <w:spacing w:line="240" w:lineRule="auto"/>
-        <w:rPr>
-          <w:rFonts w:ascii="Times New Roman" w:hAnsi="Times New Roman"/>
-          <w:sz w:val="24"/>
-        </w:rPr>
-      </w:pPr>
-      <w:r>
-        <w:rPr>
-          <w:rFonts w:ascii="Times New Roman" w:hAnsi="Times New Roman"/>
-          <w:sz w:val="24"/>
-        </w:rPr>
-        <w:t>Царю небесний, утішителю, Душе істини,* що всюди єси і все наповняєш,* скарбе дібр і життя подателю,* прийди і вселися в нас,* і очисти нас від усякої скверни,* і спаси, Благий, душі наші.</w:t>
-      </w:r>
-    </w:p>
-    <w:p>
-      <w:pPr>
-        <w:spacing w:line="240" w:lineRule="auto"/>
-        <w:rPr>
-          <w:rFonts w:ascii="Times New Roman" w:hAnsi="Times New Roman"/>
-          <w:sz w:val="24"/>
-        </w:rPr>
-      </w:pPr>
-      <w:r>
-        <w:rPr>
-          <w:rFonts w:ascii="Times New Roman" w:hAnsi="Times New Roman"/>
-          <w:sz w:val="24"/>
-        </w:rPr>
-        <w:t xml:space="preserve">Святий Боже, святий Кріпкий, святий Безсмертний, помилуй нас </w:t>
-      </w:r>
-      <w:r>
-        <w:rPr>
-          <w:rFonts w:ascii="Times New Roman" w:hAnsi="Times New Roman"/>
-          <w:i/>
-          <w:color w:val="FF0000"/>
-          <w:sz w:val="24"/>
-        </w:rPr>
-        <w:t>(3 р.)</w:t>
+        <w:t xml:space="preserve">Амінь. </w:t>
+      </w:r>
+    </w:p>
+    <w:p>
+      <w:pPr>
+        <w:spacing w:line="240" w:lineRule="auto"/>
+        <w:rPr>
+          <w:rFonts w:ascii="Times New Roman" w:hAnsi="Times New Roman"/>
+          <w:sz w:val="24"/>
+        </w:rPr>
+      </w:pPr>
+      <w:r>
+        <w:rPr>
+          <w:rFonts w:ascii="Times New Roman" w:hAnsi="Times New Roman"/>
+          <w:sz w:val="24"/>
+        </w:rPr>
+        <w:t xml:space="preserve">Господи, помилуй </w:t>
+      </w:r>
+      <w:r>
+        <w:rPr>
+          <w:rFonts w:ascii="Times New Roman" w:hAnsi="Times New Roman"/>
+          <w:i/>
+          <w:color w:val="FF0000"/>
+          <w:sz w:val="24"/>
+        </w:rPr>
+        <w:t>(12 р.)</w:t>
       </w:r>
       <w:r>
         <w:rPr>
@@ -5064,7 +4985,7 @@
           <w:rFonts w:ascii="Times New Roman" w:hAnsi="Times New Roman"/>
           <w:sz w:val="24"/>
         </w:rPr>
-        <w:t xml:space="preserve">Слава Отцю, і Сину, і Святому Духові,* і нині і повсякчас, і на віки </w:t>
+        <w:t xml:space="preserve">Слава Отцю, і Сину, і Святому Духові,* і нині, і повсякчас, і на віки </w:t>
       </w:r>
       <w:r>
         <w:rPr>
@@ -5083,263 +5004,41 @@
     </w:p>
     <w:p>
       <w:pPr>
-        <w:spacing w:line="240" w:lineRule="auto"/>
-        <w:rPr>
-          <w:rFonts w:ascii="Times New Roman" w:hAnsi="Times New Roman"/>
-          <w:sz w:val="24"/>
-        </w:rPr>
-      </w:pPr>
-      <w:r>
-        <w:rPr>
-          <w:rFonts w:ascii="Times New Roman" w:hAnsi="Times New Roman"/>
-          <w:sz w:val="24"/>
-        </w:rPr>
-        <w:t>Пресвята Тройце, помилуй нас;* Господи, очисти гріхи наші;* Владико, прости беззаконня наші;* Святий, завітай і зціли немочі наші імени твого ради.</w:t>
-      </w:r>
-    </w:p>
-    <w:p>
-      <w:pPr>
-        <w:spacing w:line="240" w:lineRule="auto"/>
-        <w:rPr>
-          <w:rFonts w:ascii="Times New Roman" w:hAnsi="Times New Roman"/>
-          <w:sz w:val="24"/>
-        </w:rPr>
-      </w:pPr>
-      <w:r>
-        <w:rPr>
-          <w:rFonts w:ascii="Times New Roman" w:hAnsi="Times New Roman"/>
-          <w:sz w:val="24"/>
-        </w:rPr>
-        <w:t xml:space="preserve">Господи, помилуй </w:t>
-      </w:r>
-      <w:r>
-        <w:rPr>
-          <w:rFonts w:ascii="Times New Roman" w:hAnsi="Times New Roman"/>
-          <w:i/>
-          <w:color w:val="FF0000"/>
-          <w:sz w:val="24"/>
-        </w:rPr>
-        <w:t>(3 р.)</w:t>
-      </w:r>
-      <w:r>
-        <w:rPr>
-          <w:rFonts w:ascii="Times New Roman" w:hAnsi="Times New Roman"/>
-          <w:sz w:val="24"/>
-        </w:rPr>
-        <w:t>.</w:t>
-      </w:r>
-    </w:p>
-    <w:p>
-      <w:pPr>
-        <w:spacing w:line="240" w:lineRule="auto"/>
-        <w:rPr>
-          <w:rFonts w:ascii="Times New Roman" w:hAnsi="Times New Roman"/>
-          <w:sz w:val="24"/>
-        </w:rPr>
-      </w:pPr>
-      <w:r>
-        <w:rPr>
-          <w:rFonts w:ascii="Times New Roman" w:hAnsi="Times New Roman"/>
-          <w:sz w:val="24"/>
-        </w:rPr>
-        <w:t xml:space="preserve">Слава Отцю, і Сину, і Святому Духові,* і нині, і повсякчас, і на віки </w:t>
-      </w:r>
-      <w:r>
-        <w:rPr>
-          <w:rFonts w:ascii="Times New Roman" w:hAnsi="Times New Roman"/>
-          <w:sz w:val="24"/>
-        </w:rPr>
-        <w:t>віків.</w:t>
-      </w:r>
-      <w:r>
-        <w:rPr>
-          <w:rFonts w:ascii="Times New Roman" w:hAnsi="Times New Roman"/>
-          <w:sz w:val="24"/>
-        </w:rPr>
-        <w:t xml:space="preserve"> Амінь.</w:t>
-      </w:r>
-    </w:p>
-    <w:p>
-      <w:pPr>
-        <w:spacing w:line="240" w:lineRule="auto"/>
-        <w:rPr>
-          <w:rFonts w:ascii="Times New Roman" w:hAnsi="Times New Roman"/>
-          <w:sz w:val="24"/>
-        </w:rPr>
-      </w:pPr>
-      <w:r>
-        <w:rPr>
-          <w:rFonts w:ascii="Times New Roman" w:hAnsi="Times New Roman"/>
-          <w:sz w:val="24"/>
-        </w:rPr>
-        <w:t>Отче наш, що єси на небесах,* нехай святиться ім’я твоє,* нехай прийде царство твоє,* нехай буде воля твоя, як на небі, так і на землі.* Хліб наш насущний дай нам сьогодні,* і прости нам провини наші,* як і ми прощаємо винуватцям нашим,* і не введи нас у спокусу,* але визволи нас від лукавого.</w:t>
-      </w:r>
-    </w:p>
-    <w:p>
-      <w:pPr>
-        <w:spacing w:line="240" w:lineRule="auto"/>
-        <w:rPr>
-          <w:rFonts w:ascii="Times New Roman" w:hAnsi="Times New Roman"/>
-          <w:sz w:val="24"/>
-        </w:rPr>
-      </w:pPr>
-      <w:r>
-        <w:rPr>
-          <w:rFonts w:ascii="Times New Roman" w:hAnsi="Times New Roman"/>
-          <w:i/>
-          <w:color w:val="FF0000"/>
-          <w:sz w:val="24"/>
-        </w:rPr>
-        <w:t xml:space="preserve">Священик: </w:t>
-      </w:r>
-      <w:r>
-        <w:rPr>
-          <w:rFonts w:ascii="Times New Roman" w:hAnsi="Times New Roman"/>
-          <w:sz w:val="24"/>
-        </w:rPr>
-        <w:t xml:space="preserve">Бо твоє є царство, і сила, і слава, Отця, і Сина, і Святого Духа, нині і повсякчас, і на віки </w:t>
-      </w:r>
-      <w:r>
-        <w:rPr>
-          <w:rFonts w:ascii="Times New Roman" w:hAnsi="Times New Roman"/>
-          <w:sz w:val="24"/>
-        </w:rPr>
-        <w:t>віків.</w:t>
-      </w:r>
-    </w:p>
-    <w:p>
-      <w:pPr>
-        <w:spacing w:line="240" w:lineRule="auto"/>
-        <w:rPr>
-          <w:rFonts w:ascii="Times New Roman" w:hAnsi="Times New Roman"/>
-          <w:sz w:val="24"/>
-        </w:rPr>
-      </w:pPr>
-      <w:r>
-        <w:rPr>
-          <w:rFonts w:ascii="Times New Roman" w:hAnsi="Times New Roman"/>
-          <w:i/>
-          <w:color w:val="FF0000"/>
-          <w:sz w:val="24"/>
-        </w:rPr>
-        <w:t xml:space="preserve">Вірні: </w:t>
-      </w:r>
-      <w:r>
-        <w:rPr>
-          <w:rFonts w:ascii="Times New Roman" w:hAnsi="Times New Roman"/>
-          <w:sz w:val="24"/>
-        </w:rPr>
-        <w:t xml:space="preserve">Амінь. </w:t>
-      </w:r>
-    </w:p>
-    <w:p>
-      <w:pPr>
-        <w:spacing w:line="240" w:lineRule="auto"/>
-        <w:rPr>
-          <w:rFonts w:ascii="Times New Roman" w:hAnsi="Times New Roman"/>
-          <w:sz w:val="24"/>
-        </w:rPr>
-      </w:pPr>
-      <w:r>
-        <w:rPr>
-          <w:rFonts w:ascii="Times New Roman" w:hAnsi="Times New Roman"/>
-          <w:sz w:val="24"/>
-        </w:rPr>
-        <w:t xml:space="preserve">Господи, помилуй </w:t>
-      </w:r>
-      <w:r>
-        <w:rPr>
-          <w:rFonts w:ascii="Times New Roman" w:hAnsi="Times New Roman"/>
-          <w:i/>
-          <w:color w:val="FF0000"/>
-          <w:sz w:val="24"/>
-        </w:rPr>
-        <w:t>(12 р.)</w:t>
-      </w:r>
-      <w:r>
-        <w:rPr>
-          <w:rFonts w:ascii="Times New Roman" w:hAnsi="Times New Roman"/>
-          <w:sz w:val="24"/>
-        </w:rPr>
-        <w:t>.</w:t>
-      </w:r>
-    </w:p>
-    <w:p>
-      <w:pPr>
-        <w:spacing w:line="240" w:lineRule="auto"/>
-        <w:rPr>
-          <w:rFonts w:ascii="Times New Roman" w:hAnsi="Times New Roman"/>
-          <w:sz w:val="24"/>
-        </w:rPr>
-      </w:pPr>
-      <w:r>
-        <w:rPr>
-          <w:rFonts w:ascii="Times New Roman" w:hAnsi="Times New Roman"/>
-          <w:sz w:val="24"/>
-        </w:rPr>
-        <w:t xml:space="preserve">Слава Отцю, і Сину, і Святому Духові,* і нині, і повсякчас, і на віки </w:t>
-      </w:r>
-      <w:r>
-        <w:rPr>
-          <w:rFonts w:ascii="Times New Roman" w:hAnsi="Times New Roman"/>
-          <w:sz w:val="24"/>
-        </w:rPr>
-        <w:t>віків.</w:t>
-      </w:r>
-      <w:r>
-        <w:rPr>
-          <w:rFonts w:ascii="Times New Roman" w:hAnsi="Times New Roman"/>
-          <w:sz w:val="24"/>
-        </w:rPr>
-        <w:t xml:space="preserve"> Амінь.</w:t>
-      </w:r>
-    </w:p>
-    <w:p>
-      <w:pPr>
-        <w:spacing w:line="240" w:lineRule="auto"/>
-        <w:rPr>
-          <w:rFonts w:ascii="Times New Roman" w:hAnsi="Times New Roman"/>
-          <w:sz w:val="24"/>
-        </w:rPr>
-      </w:pPr>
-      <w:r>
-        <w:rPr>
-          <w:rFonts w:ascii="Times New Roman" w:hAnsi="Times New Roman"/>
-          <w:sz w:val="24"/>
-        </w:rPr>
-        <w:t>Прийдіте, поклонімся* Цареві нашому Богу.</w:t>
-      </w:r>
-    </w:p>
-    <w:p>
-      <w:pPr>
-        <w:spacing w:line="240" w:lineRule="auto"/>
-        <w:rPr>
-          <w:rFonts w:ascii="Times New Roman" w:hAnsi="Times New Roman"/>
-          <w:sz w:val="24"/>
-        </w:rPr>
-      </w:pPr>
-      <w:r>
-        <w:rPr>
-          <w:rFonts w:ascii="Times New Roman" w:hAnsi="Times New Roman"/>
-          <w:sz w:val="24"/>
-        </w:rPr>
-        <w:t>Прийдіте, поклонімся* Христові, Цареві нашому Богу.</w:t>
-      </w:r>
-    </w:p>
-    <w:p>
-      <w:pPr>
-        <w:spacing w:line="240" w:lineRule="auto"/>
-        <w:rPr>
-          <w:rFonts w:ascii="Times New Roman" w:hAnsi="Times New Roman"/>
-          <w:sz w:val="24"/>
-        </w:rPr>
-      </w:pPr>
-      <w:r>
-        <w:rPr>
-          <w:rFonts w:ascii="Times New Roman" w:hAnsi="Times New Roman"/>
-          <w:sz w:val="24"/>
-        </w:rPr>
-        <w:t>Прийдіте, поклонімся і припадім* до самого Господа Ісуса Христа, Царя і Бога нашого.</w:t>
+        <w:spacing w:after="120"/>
+        <w:jc w:val="both"/>
+      </w:pPr>
+      <w:r>
+        <w:rPr>
+          <w:rFonts w:ascii="Times New Roman" w:hAnsi="Times New Roman"/>
+          <w:sz w:val="24"/>
+        </w:rPr>
+        <w:t>Прийді́те, поклоні́мся* царе́ві на́шому – Бо́гу.</w:t>
+      </w:r>
+    </w:p>
+    <w:p>
+      <w:pPr>
+        <w:spacing w:after="120"/>
+        <w:jc w:val="both"/>
+      </w:pPr>
+      <w:r>
+        <w:rPr>
+          <w:rFonts w:ascii="Times New Roman" w:hAnsi="Times New Roman"/>
+          <w:sz w:val="24"/>
+        </w:rPr>
+        <w:t>Прийді́те, поклоні́мся* Христо́ві, царе́ві на́шому – Бо́гу.</w:t>
+      </w:r>
+    </w:p>
+    <w:p>
+      <w:pPr>
+        <w:spacing w:after="120"/>
+        <w:jc w:val="both"/>
+      </w:pPr>
+      <w:r>
+        <w:rPr>
+          <w:rFonts w:ascii="Times New Roman" w:hAnsi="Times New Roman"/>
+          <w:sz w:val="24"/>
+        </w:rPr>
+        <w:t>Прийді́те, поклоні́мся і припаді́м* до само́го Го́спода Ісу́са Христа́ – царя́ і Бо́га на́шого.</w:t>
       </w:r>
     </w:p>
     <w:p>
@@ -6224,6 +5923,535 @@
     </w:p>
     <w:p>
       <w:pPr>
+        <w:spacing w:after="120"/>
+        <w:jc w:val="both"/>
+      </w:pPr>
+      <w:r>
+        <w:rPr>
+          <w:rFonts w:ascii="Times New Roman" w:hAnsi="Times New Roman"/>
+          <w:sz w:val="24"/>
+        </w:rPr>
+        <w:t xml:space="preserve">Господи, помилуй. </w:t>
+      </w:r>
+      <w:r>
+        <w:rPr>
+          <w:rFonts w:ascii="Times New Roman" w:hAnsi="Times New Roman"/>
+          <w:i/>
+          <w:color w:val="FF0000"/>
+          <w:sz w:val="24"/>
+        </w:rPr>
+        <w:t>(3 р.)</w:t>
+      </w:r>
+    </w:p>
+    <w:p>
+      <w:pPr>
+        <w:rPr>
+          <w:rFonts w:ascii="Times New Roman" w:hAnsi="Times New Roman"/>
+          <w:sz w:val="24"/>
+          <w:szCs w:val="24"/>
+        </w:rPr>
+      </w:pPr>
+      <w:r>
+        <w:rPr>
+          <w:rFonts w:ascii="Times New Roman" w:hAnsi="Times New Roman"/>
+          <w:i/>
+          <w:color w:val="FF0000"/>
+          <w:sz w:val="24"/>
+        </w:rPr>
+        <w:t>Тропар (г. 7):</w:t>
+      </w:r>
+      <w:r>
+        <w:rPr>
+          <w:rFonts w:ascii="Times New Roman" w:hAnsi="Times New Roman"/>
+          <w:sz w:val="24"/>
+          <w:szCs w:val="24"/>
+        </w:rPr>
+        <w:t xml:space="preserve"> Розрушив Ти хрестом твоїм смерть, * створив Ти розбійникові рай, * мироносицям плач перемінив єси, * і апостолам проповідати повелів єси, * що воскрес Ти, Христе Боже, * даючи світові велику милість.</w:t>
+      </w:r>
+    </w:p>
+    <w:p>
+      <w:pPr>
+        <w:spacing w:line="240" w:lineRule="auto"/>
+        <w:rPr>
+          <w:rFonts w:ascii="Times New Roman" w:hAnsi="Times New Roman"/>
+          <w:sz w:val="24"/>
+        </w:rPr>
+      </w:pPr>
+      <w:r>
+        <w:rPr>
+          <w:rFonts w:ascii="Times New Roman" w:hAnsi="Times New Roman"/>
+          <w:sz w:val="24"/>
+        </w:rPr>
+        <w:t>Слава Отцю, і Сину, і Святому Духові.</w:t>
+      </w:r>
+    </w:p>
+    <w:p>
+      <w:pPr>
+        <w:spacing w:line="240" w:lineRule="auto"/>
+        <w:rPr>
+          <w:rFonts w:ascii="Times New Roman" w:hAnsi="Times New Roman"/>
+          <w:i/>
+          <w:color w:val="FF0000"/>
+          <w:sz w:val="24"/>
+        </w:rPr>
+      </w:pPr>
+      <w:r>
+        <w:rPr>
+          <w:rFonts w:ascii="Times New Roman" w:hAnsi="Times New Roman"/>
+          <w:i/>
+          <w:color w:val="FF0000"/>
+          <w:sz w:val="24"/>
+        </w:rPr>
+        <w:t>Тропар</w:t>
+      </w:r>
+      <w:r>
+        <w:rPr>
+          <w:rFonts w:ascii="Times New Roman" w:hAnsi="Times New Roman"/>
+          <w:i/>
+          <w:color w:val="FF0000"/>
+          <w:sz w:val="24"/>
+        </w:rPr>
+        <w:t xml:space="preserve"> </w:t>
+      </w:r>
+      <w:r>
+        <w:rPr>
+          <w:rFonts w:ascii="Times New Roman" w:hAnsi="Times New Roman"/>
+          <w:i/>
+          <w:color w:val="FF0000"/>
+          <w:sz w:val="24"/>
+        </w:rPr>
+        <w:t>(</w:t>
+      </w:r>
+      <w:r>
+        <w:rPr>
+          <w:rFonts w:ascii="Times New Roman" w:hAnsi="Times New Roman"/>
+          <w:i/>
+          <w:color w:val="FF0000"/>
+          <w:sz w:val="24"/>
+        </w:rPr>
+        <w:t>г</w:t>
+      </w:r>
+      <w:r>
+        <w:rPr>
+          <w:rFonts w:ascii="Times New Roman" w:hAnsi="Times New Roman"/>
+          <w:i/>
+          <w:color w:val="FF0000"/>
+          <w:sz w:val="24"/>
+        </w:rPr>
+        <w:t>.</w:t>
+      </w:r>
+      <w:r>
+        <w:rPr>
+          <w:rFonts w:ascii="Times New Roman" w:hAnsi="Times New Roman"/>
+          <w:i/>
+          <w:color w:val="FF0000"/>
+          <w:sz w:val="24"/>
+        </w:rPr>
+        <w:t xml:space="preserve"> 1</w:t>
+      </w:r>
+      <w:r>
+        <w:rPr>
+          <w:rFonts w:ascii="Times New Roman" w:hAnsi="Times New Roman"/>
+          <w:i/>
+          <w:color w:val="FF0000"/>
+          <w:sz w:val="24"/>
+        </w:rPr>
+        <w:t>)</w:t>
+      </w:r>
+      <w:r>
+        <w:rPr>
+          <w:rFonts w:ascii="Times New Roman" w:hAnsi="Times New Roman"/>
+          <w:i/>
+          <w:color w:val="FF0000"/>
+          <w:sz w:val="24"/>
+        </w:rPr>
+        <w:t xml:space="preserve">: </w:t>
+      </w:r>
+      <w:r>
+        <w:rPr>
+          <w:rFonts w:ascii="Times New Roman" w:hAnsi="Times New Roman"/>
+          <w:sz w:val="24"/>
+        </w:rPr>
+        <w:t>Спаси, Господи, людей Твоїх * і благослови насліддя Твоє, * перемоги благовірному народові на супротивників даруй * і хрестом Твоїм * охорони люд Твій.</w:t>
+      </w:r>
+    </w:p>
+    <w:p>
+      <w:pPr>
+        <w:spacing w:line="240" w:lineRule="auto"/>
+        <w:rPr>
+          <w:rFonts w:ascii="Times New Roman" w:hAnsi="Times New Roman"/>
+          <w:sz w:val="24"/>
+        </w:rPr>
+      </w:pPr>
+      <w:r>
+        <w:rPr>
+          <w:rFonts w:ascii="Times New Roman" w:hAnsi="Times New Roman"/>
+          <w:sz w:val="24"/>
+        </w:rPr>
+        <w:t xml:space="preserve">І нині, і повсякчас, і на віки </w:t>
+      </w:r>
+      <w:r>
+        <w:rPr>
+          <w:rFonts w:ascii="Times New Roman" w:hAnsi="Times New Roman"/>
+          <w:sz w:val="24"/>
+        </w:rPr>
+        <w:t>віків.</w:t>
+      </w:r>
+      <w:r>
+        <w:rPr>
+          <w:rFonts w:ascii="Times New Roman" w:hAnsi="Times New Roman"/>
+          <w:sz w:val="24"/>
+        </w:rPr>
+        <w:t xml:space="preserve"> Амінь.</w:t>
+      </w:r>
+    </w:p>
+    <w:p>
+      <w:pPr>
+        <w:spacing w:line="240" w:lineRule="auto"/>
+        <w:rPr>
+          <w:rFonts w:ascii="Times New Roman" w:hAnsi="Times New Roman"/>
+          <w:sz w:val="24"/>
+        </w:rPr>
+      </w:pPr>
+      <w:r>
+        <w:rPr>
+          <w:rFonts w:ascii="Times New Roman" w:hAnsi="Times New Roman"/>
+          <w:sz w:val="24"/>
+        </w:rPr>
+        <w:t>Тому, що не маємо сміливости задля великих гріхів наших,* ти, Богородице Діво, Народженого від тебе благай,* бо вельми могутня молитва Матері до милосердя Владики.* Не погордуй благаннями грішних, Всечиста,* бо милостивий і спасти може той,* хто й страждати за нас ізволив.</w:t>
+      </w:r>
+    </w:p>
+    <w:p>
+      <w:pPr>
+        <w:spacing w:line="240" w:lineRule="auto"/>
+        <w:jc w:val="center"/>
+        <w:rPr>
+          <w:rFonts w:ascii="Times New Roman" w:hAnsi="Times New Roman"/>
+          <w:i/>
+          <w:color w:val="FF0000"/>
+          <w:sz w:val="24"/>
+        </w:rPr>
+      </w:pPr>
+      <w:r>
+        <w:rPr>
+          <w:rFonts w:ascii="Times New Roman" w:hAnsi="Times New Roman"/>
+          <w:i/>
+          <w:color w:val="FF0000"/>
+          <w:sz w:val="24"/>
+        </w:rPr>
+        <w:t>*****</w:t>
+      </w:r>
+    </w:p>
+    <w:p>
+      <w:pPr>
+        <w:spacing w:line="240" w:lineRule="auto"/>
+        <w:rPr>
+          <w:rFonts w:ascii="Times New Roman" w:hAnsi="Times New Roman"/>
+          <w:sz w:val="24"/>
+        </w:rPr>
+      </w:pPr>
+      <w:r>
+        <w:rPr>
+          <w:rFonts w:ascii="Times New Roman" w:hAnsi="Times New Roman"/>
+          <w:sz w:val="24"/>
+        </w:rPr>
+        <w:t>Негайно пошли нам щедроти твої, Господи,* бо зубожіли дуже ми.* Поможи нам, Боже, Спасителю наш,* задля слави імени твого. Господи, визволь нас* і очисти гріхи наші задля імени твого.</w:t>
+      </w:r>
+      <w:r>
+        <w:rPr>
+          <w:rFonts w:ascii="Times New Roman" w:hAnsi="Times New Roman"/>
+          <w:i/>
+          <w:color w:val="FF0000"/>
+          <w:sz w:val="24"/>
+        </w:rPr>
+        <w:t xml:space="preserve"> (Пс. 78:8-9)</w:t>
+      </w:r>
+    </w:p>
+    <w:p>
+      <w:pPr>
+        <w:spacing w:line="240" w:lineRule="auto"/>
+        <w:jc w:val="center"/>
+        <w:rPr>
+          <w:rFonts w:ascii="Times New Roman" w:hAnsi="Times New Roman"/>
+          <w:sz w:val="24"/>
+        </w:rPr>
+      </w:pPr>
+      <w:r>
+        <w:rPr>
+          <w:rFonts w:ascii="Times New Roman" w:hAnsi="Times New Roman"/>
+          <w:i/>
+          <w:color w:val="FF0000"/>
+          <w:sz w:val="24"/>
+        </w:rPr>
+        <w:t>*****</w:t>
+      </w:r>
+    </w:p>
+    <w:p>
+      <w:pPr>
+        <w:spacing w:after="120"/>
+        <w:jc w:val="both"/>
+      </w:pPr>
+      <w:r>
+        <w:rPr>
+          <w:rFonts w:ascii="Times New Roman" w:hAnsi="Times New Roman"/>
+          <w:sz w:val="24"/>
+        </w:rPr>
+        <w:t xml:space="preserve">Святий Боже, святий Кріпкий, святий Безсмертний, помилуй нас. </w:t>
+      </w:r>
+      <w:r>
+        <w:rPr>
+          <w:rFonts w:ascii="Times New Roman" w:hAnsi="Times New Roman"/>
+          <w:i/>
+          <w:color w:val="FF0000"/>
+          <w:sz w:val="24"/>
+        </w:rPr>
+        <w:t>(3 р.)</w:t>
+      </w:r>
+    </w:p>
+    <w:p>
+      <w:pPr>
+        <w:spacing w:line="240" w:lineRule="auto"/>
+        <w:rPr>
+          <w:rFonts w:ascii="Times New Roman" w:hAnsi="Times New Roman"/>
+          <w:sz w:val="24"/>
+        </w:rPr>
+      </w:pPr>
+      <w:r>
+        <w:rPr>
+          <w:rFonts w:ascii="Times New Roman" w:hAnsi="Times New Roman"/>
+          <w:sz w:val="24"/>
+        </w:rPr>
+        <w:t xml:space="preserve">Слава Отцю, і Сину, і Святому Духові,* і нині, і повсякчас, і на віки </w:t>
+      </w:r>
+      <w:r>
+        <w:rPr>
+          <w:rFonts w:ascii="Times New Roman" w:hAnsi="Times New Roman"/>
+          <w:sz w:val="24"/>
+        </w:rPr>
+        <w:t>віків.</w:t>
+      </w:r>
+      <w:r>
+        <w:rPr>
+          <w:rFonts w:ascii="Times New Roman" w:hAnsi="Times New Roman"/>
+          <w:sz w:val="24"/>
+        </w:rPr>
+        <w:t xml:space="preserve"> Амінь.</w:t>
+      </w:r>
+    </w:p>
+    <w:p>
+      <w:pPr>
+        <w:spacing w:line="240" w:lineRule="auto"/>
+        <w:rPr>
+          <w:rFonts w:ascii="Times New Roman" w:hAnsi="Times New Roman"/>
+          <w:sz w:val="24"/>
+        </w:rPr>
+      </w:pPr>
+      <w:r>
+        <w:rPr>
+          <w:rFonts w:ascii="Times New Roman" w:hAnsi="Times New Roman"/>
+          <w:sz w:val="24"/>
+        </w:rPr>
+        <w:t>Пресвята Тройце, помилуй нас;* Господи, очисти гріхи наші;* Владико, прости беззаконня наші;* Святий, завітай і зціли немочі наші імени твого ради.</w:t>
+      </w:r>
+    </w:p>
+    <w:p>
+      <w:pPr>
+        <w:spacing w:after="120"/>
+        <w:jc w:val="both"/>
+      </w:pPr>
+      <w:r>
+        <w:rPr>
+          <w:rFonts w:ascii="Times New Roman" w:hAnsi="Times New Roman"/>
+          <w:sz w:val="24"/>
+        </w:rPr>
+        <w:t xml:space="preserve">Господи, помилуй. </w:t>
+      </w:r>
+      <w:r>
+        <w:rPr>
+          <w:rFonts w:ascii="Times New Roman" w:hAnsi="Times New Roman"/>
+          <w:i/>
+          <w:color w:val="FF0000"/>
+          <w:sz w:val="24"/>
+        </w:rPr>
+        <w:t>(3 р.)</w:t>
+      </w:r>
+    </w:p>
+    <w:p>
+      <w:pPr>
+        <w:spacing w:line="240" w:lineRule="auto"/>
+        <w:rPr>
+          <w:rFonts w:ascii="Times New Roman" w:hAnsi="Times New Roman"/>
+          <w:sz w:val="24"/>
+        </w:rPr>
+      </w:pPr>
+      <w:r>
+        <w:rPr>
+          <w:rFonts w:ascii="Times New Roman" w:hAnsi="Times New Roman"/>
+          <w:sz w:val="24"/>
+        </w:rPr>
+        <w:t xml:space="preserve">Слава Отцю, і Сину, і Святому Духові,* і нині, і повсякчас, і на віки </w:t>
+      </w:r>
+      <w:r>
+        <w:rPr>
+          <w:rFonts w:ascii="Times New Roman" w:hAnsi="Times New Roman"/>
+          <w:sz w:val="24"/>
+        </w:rPr>
+        <w:t>віків.</w:t>
+      </w:r>
+      <w:r>
+        <w:rPr>
+          <w:rFonts w:ascii="Times New Roman" w:hAnsi="Times New Roman"/>
+          <w:sz w:val="24"/>
+        </w:rPr>
+        <w:t xml:space="preserve"> Амінь.</w:t>
+      </w:r>
+    </w:p>
+    <w:p>
+      <w:pPr>
+        <w:spacing w:line="240" w:lineRule="auto"/>
+        <w:rPr>
+          <w:rFonts w:ascii="Times New Roman" w:hAnsi="Times New Roman"/>
+          <w:sz w:val="24"/>
+        </w:rPr>
+      </w:pPr>
+      <w:r>
+        <w:rPr>
+          <w:rFonts w:ascii="Times New Roman" w:hAnsi="Times New Roman"/>
+          <w:sz w:val="24"/>
+        </w:rPr>
+        <w:t>Отче наш, що єси на небесах,* нехай святиться ім’я твоє,* нехай прийде царство твоє,* нехай буде воля твоя, як на небі, так і на землі.* Хліб наш насущний дай нам сьогодні,* і прости нам провини наші,* як і ми прощаємо винуватцям нашим,* і не введи нас у спокусу,* але визволи нас від лукавого.</w:t>
+      </w:r>
+    </w:p>
+    <w:p>
+      <w:pPr>
+        <w:spacing w:after="120"/>
+        <w:jc w:val="both"/>
+      </w:pPr>
+      <w:r>
+        <w:rPr>
+          <w:rFonts w:ascii="Times New Roman" w:hAnsi="Times New Roman"/>
+          <w:i/>
+          <w:color w:val="FF0000"/>
+          <w:sz w:val="24"/>
+        </w:rPr>
+        <w:t>Священник:</w:t>
+      </w:r>
+      <w:r>
+        <w:rPr>
+          <w:rFonts w:ascii="Times New Roman" w:hAnsi="Times New Roman"/>
+          <w:sz w:val="24"/>
+        </w:rPr>
+        <w:t xml:space="preserve"> Бо Твоє є царство, і сила, і слава, Отця, і Сина, і Святого Духа, нині, і повсякчас, і на віки віків.</w:t>
+      </w:r>
+    </w:p>
+    <w:p>
+      <w:pPr>
+        <w:spacing w:line="240" w:lineRule="auto"/>
+        <w:rPr>
+          <w:rFonts w:ascii="Times New Roman" w:hAnsi="Times New Roman"/>
+          <w:sz w:val="24"/>
+        </w:rPr>
+      </w:pPr>
+      <w:r>
+        <w:rPr>
+          <w:rFonts w:ascii="Times New Roman" w:hAnsi="Times New Roman"/>
+          <w:i/>
+          <w:color w:val="FF0000"/>
+          <w:sz w:val="24"/>
+        </w:rPr>
+        <w:t xml:space="preserve">Вірні: </w:t>
+      </w:r>
+      <w:r>
+        <w:rPr>
+          <w:rFonts w:ascii="Times New Roman" w:hAnsi="Times New Roman"/>
+          <w:sz w:val="24"/>
+        </w:rPr>
+        <w:t>Амінь.</w:t>
+      </w:r>
+    </w:p>
+    <w:p>
+      <w:pPr>
+        <w:spacing w:line="240" w:lineRule="auto"/>
+        <w:rPr>
+          <w:rFonts w:ascii="Times New Roman" w:hAnsi="Times New Roman"/>
+          <w:i/>
+          <w:color w:val="FF0000"/>
+          <w:sz w:val="24"/>
+        </w:rPr>
+      </w:pPr>
+      <w:r>
+        <w:rPr>
+          <w:rFonts w:ascii="Times New Roman" w:hAnsi="Times New Roman"/>
+          <w:i/>
+          <w:color w:val="FF0000"/>
+          <w:sz w:val="24"/>
+        </w:rPr>
+        <w:t xml:space="preserve">Кондак </w:t>
+      </w:r>
+      <w:r>
+        <w:rPr>
+          <w:rFonts w:ascii="Times New Roman" w:hAnsi="Times New Roman"/>
+          <w:i/>
+          <w:color w:val="FF0000"/>
+          <w:sz w:val="24"/>
+        </w:rPr>
+        <w:t>(</w:t>
+      </w:r>
+      <w:r>
+        <w:rPr>
+          <w:rFonts w:ascii="Times New Roman" w:hAnsi="Times New Roman"/>
+          <w:i/>
+          <w:color w:val="FF0000"/>
+          <w:sz w:val="24"/>
+        </w:rPr>
+        <w:t>г</w:t>
+      </w:r>
+      <w:r>
+        <w:rPr>
+          <w:rFonts w:ascii="Times New Roman" w:hAnsi="Times New Roman"/>
+          <w:i/>
+          <w:color w:val="FF0000"/>
+          <w:sz w:val="24"/>
+        </w:rPr>
+        <w:t>.</w:t>
+      </w:r>
+      <w:r>
+        <w:rPr>
+          <w:rFonts w:ascii="Times New Roman" w:hAnsi="Times New Roman"/>
+          <w:i/>
+          <w:color w:val="FF0000"/>
+          <w:sz w:val="24"/>
+        </w:rPr>
+        <w:t xml:space="preserve"> 7</w:t>
+      </w:r>
+      <w:r>
+        <w:rPr>
+          <w:rFonts w:ascii="Times New Roman" w:hAnsi="Times New Roman"/>
+          <w:i/>
+          <w:color w:val="FF0000"/>
+          <w:sz w:val="24"/>
+        </w:rPr>
+        <w:t>)</w:t>
+      </w:r>
+      <w:r>
+        <w:rPr>
+          <w:rFonts w:ascii="Times New Roman" w:hAnsi="Times New Roman"/>
+          <w:i/>
+          <w:color w:val="FF0000"/>
+          <w:sz w:val="24"/>
+        </w:rPr>
+        <w:t xml:space="preserve">: </w:t>
+      </w:r>
+      <w:r>
+        <w:rPr>
+          <w:rFonts w:ascii="Times New Roman" w:hAnsi="Times New Roman"/>
+          <w:sz w:val="24"/>
+        </w:rPr>
+        <w:t>Вже полум’яне оружжя не охороняє врат єдемських, * на Нього бо прийшло преславне погашення – Древо хресне; * смерти жало і адову перемогу прогнано, * і став Ти, Спасе мій, * перед тими, що в аді, кличучи: * Увійдіть знову в рай.</w:t>
+      </w:r>
+    </w:p>
+    <w:p>
+      <w:pPr>
         <w:spacing w:line="240" w:lineRule="auto"/>
         <w:rPr>
           <w:rFonts w:ascii="Times New Roman" w:hAnsi="Times New Roman"/>
@@ -6244,447 +6472,257 @@
           <w:color w:val="FF0000"/>
           <w:sz w:val="24"/>
         </w:rPr>
+        <w:t>(40 р.)</w:t>
+      </w:r>
+      <w:r>
+        <w:rPr>
+          <w:rFonts w:ascii="Times New Roman" w:hAnsi="Times New Roman"/>
+          <w:sz w:val="24"/>
+        </w:rPr>
+        <w:t>.</w:t>
+      </w:r>
+    </w:p>
+    <w:p>
+      <w:pPr>
+        <w:spacing w:line="240" w:lineRule="auto"/>
+        <w:rPr>
+          <w:rFonts w:ascii="Times New Roman" w:hAnsi="Times New Roman"/>
+          <w:sz w:val="24"/>
+        </w:rPr>
+      </w:pPr>
+      <w:r>
+        <w:rPr>
+          <w:rFonts w:ascii="Times New Roman" w:hAnsi="Times New Roman"/>
+          <w:sz w:val="24"/>
+        </w:rPr>
+        <w:t xml:space="preserve">Ти, що повсякчас і кожної години на небі й на землі приймаєш поклін і славу, Боже добрий, довготерпеливий й многомилостивий, що праведних любиш, і грішних милуєш, і всіх кличеш до спасіння, заради обіцянки майбутніх благ! Прийми, Господи, в цю хвилину й наші молитви і спрямуй життя наше до твоїх заповідей. Душі наші освяти, тіла очисти, думки наші направ, розум очисти й протверези, і визволь нас від усякої скорботи, лиха й слабування. Захисти нас святими ангелами твоїми, щоб ми, їх охороною збережені й напоумлені, осягнули єдність віри та зрозуміння неприступної твоєї слави, бо ти благословенний на віки </w:t>
+      </w:r>
+      <w:r>
+        <w:rPr>
+          <w:rFonts w:ascii="Times New Roman" w:hAnsi="Times New Roman"/>
+          <w:sz w:val="24"/>
+        </w:rPr>
+        <w:t>віків.</w:t>
+      </w:r>
+      <w:r>
+        <w:rPr>
+          <w:rFonts w:ascii="Times New Roman" w:hAnsi="Times New Roman"/>
+          <w:sz w:val="24"/>
+        </w:rPr>
+        <w:t xml:space="preserve"> </w:t>
+      </w:r>
+    </w:p>
+    <w:p>
+      <w:pPr>
+        <w:spacing w:line="240" w:lineRule="auto"/>
+        <w:rPr>
+          <w:rFonts w:ascii="Times New Roman" w:hAnsi="Times New Roman"/>
+          <w:sz w:val="24"/>
+        </w:rPr>
+      </w:pPr>
+      <w:r>
+        <w:rPr>
+          <w:rFonts w:ascii="Times New Roman" w:hAnsi="Times New Roman"/>
+          <w:i/>
+          <w:color w:val="FF0000"/>
+          <w:sz w:val="24"/>
+        </w:rPr>
+        <w:t xml:space="preserve">Вірні: </w:t>
+      </w:r>
+      <w:r>
+        <w:rPr>
+          <w:rFonts w:ascii="Times New Roman" w:hAnsi="Times New Roman"/>
+          <w:sz w:val="24"/>
+        </w:rPr>
+        <w:t>Амінь.</w:t>
+      </w:r>
+    </w:p>
+    <w:p>
+      <w:pPr>
+        <w:spacing w:after="120"/>
+        <w:jc w:val="both"/>
+      </w:pPr>
+      <w:r>
+        <w:rPr>
+          <w:rFonts w:ascii="Times New Roman" w:hAnsi="Times New Roman"/>
+          <w:sz w:val="24"/>
+        </w:rPr>
+        <w:t xml:space="preserve">Господи, помилуй. </w:t>
+      </w:r>
+      <w:r>
+        <w:rPr>
+          <w:rFonts w:ascii="Times New Roman" w:hAnsi="Times New Roman"/>
+          <w:i/>
+          <w:color w:val="FF0000"/>
+          <w:sz w:val="24"/>
+        </w:rPr>
         <w:t>(3 р.)</w:t>
       </w:r>
-      <w:r>
-        <w:rPr>
-          <w:rFonts w:ascii="Times New Roman" w:hAnsi="Times New Roman"/>
-          <w:sz w:val="24"/>
-        </w:rPr>
-        <w:t>.</w:t>
-      </w:r>
-    </w:p>
-    <w:p>
-      <w:pPr>
-        <w:rPr>
-          <w:rFonts w:ascii="Times New Roman" w:hAnsi="Times New Roman"/>
-          <w:sz w:val="24"/>
-          <w:szCs w:val="24"/>
-        </w:rPr>
-      </w:pPr>
-      <w:r>
-        <w:rPr>
-          <w:rFonts w:ascii="Times New Roman" w:hAnsi="Times New Roman"/>
-          <w:i/>
-          <w:color w:val="FF0000"/>
-          <w:sz w:val="24"/>
-        </w:rPr>
-        <w:t>Тропар (г. 7):</w:t>
-      </w:r>
-      <w:r>
-        <w:rPr>
-          <w:rFonts w:ascii="Times New Roman" w:hAnsi="Times New Roman"/>
-          <w:sz w:val="24"/>
-          <w:szCs w:val="24"/>
-        </w:rPr>
-        <w:t xml:space="preserve"> Розрушив Ти хрестом твоїм смерть, * створив Ти розбійникові рай, * мироносицям плач перемінив єси, * і апостолам проповідати повелів єси, * що воскрес Ти, Христе Боже, * даючи світові велику милість.</w:t>
-      </w:r>
-    </w:p>
-    <w:p>
-      <w:pPr>
-        <w:spacing w:line="240" w:lineRule="auto"/>
-        <w:rPr>
-          <w:rFonts w:ascii="Times New Roman" w:hAnsi="Times New Roman"/>
-          <w:sz w:val="24"/>
-        </w:rPr>
-      </w:pPr>
-      <w:r>
-        <w:rPr>
-          <w:rFonts w:ascii="Times New Roman" w:hAnsi="Times New Roman"/>
-          <w:sz w:val="24"/>
-        </w:rPr>
-        <w:t>Слава Отцю, і Сину, і Святому Духові.</w:t>
-      </w:r>
-    </w:p>
-    <w:p>
-      <w:pPr>
-        <w:spacing w:line="240" w:lineRule="auto"/>
-        <w:rPr>
-          <w:rFonts w:ascii="Times New Roman" w:hAnsi="Times New Roman"/>
-          <w:i/>
-          <w:color w:val="FF0000"/>
-          <w:sz w:val="24"/>
-        </w:rPr>
-      </w:pPr>
-      <w:r>
-        <w:rPr>
-          <w:rFonts w:ascii="Times New Roman" w:hAnsi="Times New Roman"/>
-          <w:i/>
-          <w:color w:val="FF0000"/>
-          <w:sz w:val="24"/>
-        </w:rPr>
-        <w:t>Тропар</w:t>
-      </w:r>
-      <w:r>
-        <w:rPr>
-          <w:rFonts w:ascii="Times New Roman" w:hAnsi="Times New Roman"/>
-          <w:i/>
-          <w:color w:val="FF0000"/>
+    </w:p>
+    <w:p>
+      <w:pPr>
+        <w:spacing w:line="240" w:lineRule="auto"/>
+        <w:rPr>
+          <w:rFonts w:ascii="Times New Roman" w:hAnsi="Times New Roman"/>
+          <w:sz w:val="24"/>
+        </w:rPr>
+      </w:pPr>
+      <w:r>
+        <w:rPr>
+          <w:rFonts w:ascii="Times New Roman" w:hAnsi="Times New Roman"/>
+          <w:sz w:val="24"/>
+        </w:rPr>
+        <w:t xml:space="preserve">Слава Отцю, і Сину, і Святому Духові,* і нині і повсякчас, і на віки </w:t>
+      </w:r>
+      <w:r>
+        <w:rPr>
+          <w:rFonts w:ascii="Times New Roman" w:hAnsi="Times New Roman"/>
+          <w:sz w:val="24"/>
+        </w:rPr>
+        <w:t>віків.</w:t>
+      </w:r>
+      <w:r>
+        <w:rPr>
+          <w:rFonts w:ascii="Times New Roman" w:hAnsi="Times New Roman"/>
+          <w:sz w:val="24"/>
+        </w:rPr>
+        <w:t xml:space="preserve"> Амінь.</w:t>
+      </w:r>
+    </w:p>
+    <w:p>
+      <w:pPr>
+        <w:spacing w:line="240" w:lineRule="auto"/>
+        <w:rPr>
+          <w:rFonts w:ascii="Times New Roman" w:hAnsi="Times New Roman"/>
+          <w:sz w:val="24"/>
+        </w:rPr>
+      </w:pPr>
+      <w:r>
+        <w:rPr>
+          <w:rFonts w:ascii="Times New Roman" w:hAnsi="Times New Roman"/>
+          <w:sz w:val="24"/>
+        </w:rPr>
+        <w:t>Чеснішу від херувимів і незрівнянно славнішу і від серафимів,* що без зотління Бога Слово породила,* сущу Богородицю, тебе величаємо.</w:t>
+      </w:r>
+    </w:p>
+    <w:p>
+      <w:pPr>
+        <w:spacing w:line="240" w:lineRule="auto"/>
+        <w:rPr>
+          <w:rFonts w:ascii="Times New Roman" w:hAnsi="Times New Roman"/>
+          <w:sz w:val="24"/>
+        </w:rPr>
+      </w:pPr>
+      <w:r>
+        <w:rPr>
+          <w:rFonts w:ascii="Times New Roman" w:hAnsi="Times New Roman"/>
+          <w:sz w:val="24"/>
+        </w:rPr>
+        <w:t>Іменем Господнім благослови, отче!</w:t>
+      </w:r>
+    </w:p>
+    <w:p>
+      <w:pPr>
+        <w:spacing w:line="240" w:lineRule="auto"/>
+        <w:rPr>
+          <w:rFonts w:ascii="Times New Roman" w:hAnsi="Times New Roman"/>
+          <w:sz w:val="24"/>
+        </w:rPr>
+      </w:pPr>
+      <w:r>
+        <w:rPr>
+          <w:rFonts w:ascii="Times New Roman" w:hAnsi="Times New Roman"/>
+          <w:i/>
+          <w:color w:val="FF0000"/>
+          <w:sz w:val="24"/>
+        </w:rPr>
+        <w:t xml:space="preserve">Священик: </w:t>
+      </w:r>
+      <w:r>
+        <w:rPr>
+          <w:rFonts w:ascii="Times New Roman" w:hAnsi="Times New Roman"/>
+          <w:sz w:val="24"/>
+        </w:rPr>
+        <w:t>Молитвами святих отців наших, Господи Ісусе Христе Сину Божий, помилуй нас.</w:t>
+      </w:r>
+    </w:p>
+    <w:p>
+      <w:pPr>
+        <w:spacing w:line="240" w:lineRule="auto"/>
+        <w:rPr>
+          <w:rFonts w:ascii="Times New Roman" w:hAnsi="Times New Roman"/>
+          <w:sz w:val="24"/>
+          <w:lang w:val="en-US"/>
+        </w:rPr>
+      </w:pPr>
+      <w:r>
+        <w:rPr>
+          <w:rFonts w:ascii="Times New Roman" w:hAnsi="Times New Roman"/>
+          <w:i/>
+          <w:color w:val="FF0000"/>
+          <w:sz w:val="24"/>
+        </w:rPr>
+        <w:t xml:space="preserve">Вірні: </w:t>
+      </w:r>
+      <w:r>
+        <w:rPr>
+          <w:rFonts w:ascii="Times New Roman" w:hAnsi="Times New Roman"/>
+          <w:sz w:val="24"/>
+        </w:rPr>
+        <w:t>Амінь.</w:t>
+      </w:r>
+    </w:p>
+    <w:p>
+      <w:pPr>
+        <w:spacing w:line="240" w:lineRule="auto"/>
+        <w:jc w:val="center"/>
+        <w:rPr>
+          <w:rFonts w:ascii="Times New Roman" w:hAnsi="Times New Roman"/>
+          <w:b/>
+          <w:i/>
+          <w:sz w:val="24"/>
+        </w:rPr>
+      </w:pPr>
+      <w:r>
+        <w:rPr>
+          <w:rFonts w:ascii="Times New Roman" w:hAnsi="Times New Roman"/>
+          <w:b/>
+          <w:i/>
+          <w:color w:val="FF0000"/>
+          <w:sz w:val="24"/>
+        </w:rPr>
+        <w:t>Молитва на Час 6-ий</w:t>
+      </w:r>
+    </w:p>
+    <w:p>
+      <w:pPr>
+        <w:spacing w:line="240" w:lineRule="auto"/>
+        <w:rPr>
+          <w:rFonts w:ascii="Times New Roman" w:hAnsi="Times New Roman"/>
+          <w:sz w:val="24"/>
+        </w:rPr>
+      </w:pPr>
+      <w:r>
+        <w:rPr>
+          <w:rFonts w:ascii="Times New Roman" w:hAnsi="Times New Roman"/>
+          <w:sz w:val="24"/>
+        </w:rPr>
+        <w:t xml:space="preserve">Боже й Господи сил і всього творіння Сотворителю! Ти з милосердя і незрівнянної милости твоєї послав на спасіння роду нашого єдинородного Сина твого, Господа нашого, Ісуса Христа, і дорогоцінним його хрестом розписку гріхів наших розірвав і переміг начало й владу темряви. Тож, Владико чоловіколюбний, прийми від нас грішних ці вдячні і благальні молитви, і визволь нас від усякого згубного й темного гріха, і від усіх видимих і невидимих ворогів, що бажають вчинити нам зло. До страху твого прикуй тіла наші й не допусти сердець наших до слів, або помислів лукавих, але любов’ю твоєю пройми душі наші, щоб, повсякчас на тебе дивлячись і світлом твоїм керуючись, бачили тебе, неприступне й вічне світло, та щоб невпинно хвалу й подяку віддавали тобі: безначальному Отцеві з єдинородним твоїм Сином і всесвятим, і благим, і животворним твоїм Духом, нині, і повсякчас, і на віки </w:t>
+      </w:r>
+      <w:r>
+        <w:rPr>
+          <w:rFonts w:ascii="Times New Roman" w:hAnsi="Times New Roman"/>
+          <w:sz w:val="24"/>
+        </w:rPr>
+        <w:t>віків.</w:t>
+      </w:r>
+      <w:r>
+        <w:rPr>
+          <w:rFonts w:ascii="Times New Roman" w:hAnsi="Times New Roman"/>
           <w:sz w:val="24"/>
         </w:rPr>
         <w:t xml:space="preserve"> </w:t>
       </w:r>
-      <w:r>
-        <w:rPr>
-          <w:rFonts w:ascii="Times New Roman" w:hAnsi="Times New Roman"/>
-          <w:i/>
-          <w:color w:val="FF0000"/>
-          <w:sz w:val="24"/>
-        </w:rPr>
-        <w:t>(</w:t>
-      </w:r>
-      <w:r>
-        <w:rPr>
-          <w:rFonts w:ascii="Times New Roman" w:hAnsi="Times New Roman"/>
-          <w:i/>
-          <w:color w:val="FF0000"/>
-          <w:sz w:val="24"/>
-        </w:rPr>
-        <w:t>г</w:t>
-      </w:r>
-      <w:r>
-        <w:rPr>
-          <w:rFonts w:ascii="Times New Roman" w:hAnsi="Times New Roman"/>
-          <w:i/>
-          <w:color w:val="FF0000"/>
-          <w:sz w:val="24"/>
-        </w:rPr>
-        <w:t>.</w:t>
-      </w:r>
-      <w:r>
-        <w:rPr>
-          <w:rFonts w:ascii="Times New Roman" w:hAnsi="Times New Roman"/>
-          <w:i/>
-          <w:color w:val="FF0000"/>
-          <w:sz w:val="24"/>
-        </w:rPr>
-        <w:t xml:space="preserve"> 1</w:t>
-      </w:r>
-      <w:r>
-        <w:rPr>
-          <w:rFonts w:ascii="Times New Roman" w:hAnsi="Times New Roman"/>
-          <w:i/>
-          <w:color w:val="FF0000"/>
-          <w:sz w:val="24"/>
-        </w:rPr>
-        <w:t>)</w:t>
-      </w:r>
-      <w:r>
-        <w:rPr>
-          <w:rFonts w:ascii="Times New Roman" w:hAnsi="Times New Roman"/>
-          <w:i/>
-          <w:color w:val="FF0000"/>
-          <w:sz w:val="24"/>
-        </w:rPr>
-        <w:t xml:space="preserve">: </w:t>
-      </w:r>
-      <w:r>
-        <w:rPr>
-          <w:rFonts w:ascii="Times New Roman" w:hAnsi="Times New Roman"/>
-          <w:sz w:val="24"/>
-        </w:rPr>
-        <w:t>Спаси, Господи, людей Твоїх * і благослови насліддя Твоє, * перемоги благовірному народові на супротивників даруй * і хрестом Твоїм * охорони люд Твій.</w:t>
-      </w:r>
-    </w:p>
-    <w:p>
-      <w:pPr>
-        <w:spacing w:line="240" w:lineRule="auto"/>
-        <w:rPr>
-          <w:rFonts w:ascii="Times New Roman" w:hAnsi="Times New Roman"/>
-          <w:sz w:val="24"/>
-        </w:rPr>
-      </w:pPr>
-      <w:r>
-        <w:rPr>
-          <w:rFonts w:ascii="Times New Roman" w:hAnsi="Times New Roman"/>
-          <w:sz w:val="24"/>
-        </w:rPr>
-        <w:t xml:space="preserve">І нині, і повсякчас, і на віки </w:t>
-      </w:r>
-      <w:r>
-        <w:rPr>
-          <w:rFonts w:ascii="Times New Roman" w:hAnsi="Times New Roman"/>
-          <w:sz w:val="24"/>
-        </w:rPr>
-        <w:t>віків.</w:t>
-      </w:r>
-      <w:r>
-        <w:rPr>
-          <w:rFonts w:ascii="Times New Roman" w:hAnsi="Times New Roman"/>
-          <w:sz w:val="24"/>
-        </w:rPr>
-        <w:t xml:space="preserve"> Амінь.</w:t>
-      </w:r>
-    </w:p>
-    <w:p>
-      <w:pPr>
-        <w:spacing w:line="240" w:lineRule="auto"/>
-        <w:rPr>
-          <w:rFonts w:ascii="Times New Roman" w:hAnsi="Times New Roman"/>
-          <w:sz w:val="24"/>
-        </w:rPr>
-      </w:pPr>
-      <w:r>
-        <w:rPr>
-          <w:rFonts w:ascii="Times New Roman" w:hAnsi="Times New Roman"/>
-          <w:sz w:val="24"/>
-        </w:rPr>
-        <w:t>Тому, що не маємо сміливости задля великих гріхів наших,* ти, Богородице Діво, Народженого від тебе благай,* бо вельми могутня молитва Матері до милосердя Владики.* Не погордуй благаннями грішних, Всечиста,* бо милостивий і спасти може той,* хто й страждати за нас ізволив.</w:t>
-      </w:r>
-    </w:p>
-    <w:p>
-      <w:pPr>
-        <w:spacing w:line="240" w:lineRule="auto"/>
-        <w:jc w:val="center"/>
-        <w:rPr>
-          <w:rFonts w:ascii="Times New Roman" w:hAnsi="Times New Roman"/>
-          <w:i/>
-          <w:color w:val="FF0000"/>
-          <w:sz w:val="24"/>
-        </w:rPr>
-      </w:pPr>
-      <w:r>
-        <w:rPr>
-          <w:rFonts w:ascii="Times New Roman" w:hAnsi="Times New Roman"/>
-          <w:i/>
-          <w:color w:val="FF0000"/>
-          <w:sz w:val="24"/>
-        </w:rPr>
-        <w:t>*****</w:t>
-      </w:r>
-    </w:p>
-    <w:p>
-      <w:pPr>
-        <w:spacing w:line="240" w:lineRule="auto"/>
-        <w:rPr>
-          <w:rFonts w:ascii="Times New Roman" w:hAnsi="Times New Roman"/>
-          <w:sz w:val="24"/>
-        </w:rPr>
-      </w:pPr>
-      <w:r>
-        <w:rPr>
-          <w:rFonts w:ascii="Times New Roman" w:hAnsi="Times New Roman"/>
-          <w:sz w:val="24"/>
-        </w:rPr>
-        <w:t>Негайно пошли нам щедроти твої, Господи,* бо зубожіли дуже ми.* Поможи нам, Боже, Спасителю наш,* задля слави імени твого. Господи, визволь нас* і очисти гріхи наші задля імени твого.</w:t>
-      </w:r>
-      <w:r>
-        <w:rPr>
-          <w:rFonts w:ascii="Times New Roman" w:hAnsi="Times New Roman"/>
-          <w:i/>
-          <w:color w:val="FF0000"/>
-          <w:sz w:val="24"/>
-        </w:rPr>
-        <w:t xml:space="preserve"> (Пс. 78:8-9)</w:t>
-      </w:r>
-    </w:p>
-    <w:p>
-      <w:pPr>
-        <w:spacing w:line="240" w:lineRule="auto"/>
-        <w:jc w:val="center"/>
-        <w:rPr>
-          <w:rFonts w:ascii="Times New Roman" w:hAnsi="Times New Roman"/>
-          <w:sz w:val="24"/>
-        </w:rPr>
-      </w:pPr>
-      <w:r>
-        <w:rPr>
-          <w:rFonts w:ascii="Times New Roman" w:hAnsi="Times New Roman"/>
-          <w:i/>
-          <w:color w:val="FF0000"/>
-          <w:sz w:val="24"/>
-        </w:rPr>
-        <w:t>*****</w:t>
-      </w:r>
-    </w:p>
-    <w:p>
-      <w:pPr>
-        <w:spacing w:line="240" w:lineRule="auto"/>
-        <w:rPr>
-          <w:rFonts w:ascii="Times New Roman" w:hAnsi="Times New Roman"/>
-          <w:sz w:val="24"/>
-        </w:rPr>
-      </w:pPr>
-      <w:r>
-        <w:rPr>
-          <w:rFonts w:ascii="Times New Roman" w:hAnsi="Times New Roman"/>
-          <w:sz w:val="24"/>
-        </w:rPr>
-        <w:t xml:space="preserve">Святий Боже, святий Кріпкий, святий Безсмертний, помилуй нас </w:t>
-      </w:r>
-      <w:r>
-        <w:rPr>
-          <w:rFonts w:ascii="Times New Roman" w:hAnsi="Times New Roman"/>
-          <w:i/>
-          <w:color w:val="FF0000"/>
-          <w:sz w:val="24"/>
-        </w:rPr>
-        <w:t>(3 р.)</w:t>
-      </w:r>
-      <w:r>
-        <w:rPr>
-          <w:rFonts w:ascii="Times New Roman" w:hAnsi="Times New Roman"/>
-          <w:sz w:val="24"/>
-        </w:rPr>
-        <w:t>.</w:t>
-      </w:r>
-    </w:p>
-    <w:p>
-      <w:pPr>
-        <w:spacing w:line="240" w:lineRule="auto"/>
-        <w:rPr>
-          <w:rFonts w:ascii="Times New Roman" w:hAnsi="Times New Roman"/>
-          <w:sz w:val="24"/>
-        </w:rPr>
-      </w:pPr>
-      <w:r>
-        <w:rPr>
-          <w:rFonts w:ascii="Times New Roman" w:hAnsi="Times New Roman"/>
-          <w:sz w:val="24"/>
-        </w:rPr>
-        <w:t xml:space="preserve">Слава Отцю, і Сину, і Святому Духові,* і нині, і повсякчас, і на віки </w:t>
-      </w:r>
-      <w:r>
-        <w:rPr>
-          <w:rFonts w:ascii="Times New Roman" w:hAnsi="Times New Roman"/>
-          <w:sz w:val="24"/>
-        </w:rPr>
-        <w:t>віків.</w:t>
-      </w:r>
-      <w:r>
-        <w:rPr>
-          <w:rFonts w:ascii="Times New Roman" w:hAnsi="Times New Roman"/>
-          <w:sz w:val="24"/>
-        </w:rPr>
-        <w:t xml:space="preserve"> Амінь.</w:t>
-      </w:r>
-    </w:p>
-    <w:p>
-      <w:pPr>
-        <w:spacing w:line="240" w:lineRule="auto"/>
-        <w:rPr>
-          <w:rFonts w:ascii="Times New Roman" w:hAnsi="Times New Roman"/>
-          <w:sz w:val="24"/>
-        </w:rPr>
-      </w:pPr>
-      <w:r>
-        <w:rPr>
-          <w:rFonts w:ascii="Times New Roman" w:hAnsi="Times New Roman"/>
-          <w:sz w:val="24"/>
-        </w:rPr>
-        <w:t>Пресвята Тройце, помилуй нас;* Господи, очисти гріхи наші;* Владико, прости беззаконня наші;* Святий, завітай і зціли немочі наші імени твого ради.</w:t>
-      </w:r>
-    </w:p>
-    <w:p>
-      <w:pPr>
-        <w:spacing w:line="240" w:lineRule="auto"/>
-        <w:rPr>
-          <w:rFonts w:ascii="Times New Roman" w:hAnsi="Times New Roman"/>
-          <w:sz w:val="24"/>
-        </w:rPr>
-      </w:pPr>
-      <w:r>
-        <w:rPr>
-          <w:rFonts w:ascii="Times New Roman" w:hAnsi="Times New Roman"/>
-          <w:sz w:val="24"/>
-        </w:rPr>
-        <w:t xml:space="preserve">Господи, помилуй </w:t>
-      </w:r>
-      <w:r>
-        <w:rPr>
-          <w:rFonts w:ascii="Times New Roman" w:hAnsi="Times New Roman"/>
-          <w:i/>
-          <w:color w:val="FF0000"/>
-          <w:sz w:val="24"/>
-        </w:rPr>
-        <w:t>(3 р.)</w:t>
-      </w:r>
-      <w:r>
-        <w:rPr>
-          <w:rFonts w:ascii="Times New Roman" w:hAnsi="Times New Roman"/>
-          <w:sz w:val="24"/>
-        </w:rPr>
-        <w:t>.</w:t>
-      </w:r>
-    </w:p>
-    <w:p>
-      <w:pPr>
-        <w:spacing w:line="240" w:lineRule="auto"/>
-        <w:rPr>
-          <w:rFonts w:ascii="Times New Roman" w:hAnsi="Times New Roman"/>
-          <w:sz w:val="24"/>
-        </w:rPr>
-      </w:pPr>
-      <w:r>
-        <w:rPr>
-          <w:rFonts w:ascii="Times New Roman" w:hAnsi="Times New Roman"/>
-          <w:sz w:val="24"/>
-        </w:rPr>
-        <w:t xml:space="preserve">Слава Отцю, і Сину, і Святому Духові,* і нині, і повсякчас, і на віки </w:t>
-      </w:r>
-      <w:r>
-        <w:rPr>
-          <w:rFonts w:ascii="Times New Roman" w:hAnsi="Times New Roman"/>
-          <w:sz w:val="24"/>
-        </w:rPr>
-        <w:t>віків.</w:t>
-      </w:r>
-      <w:r>
-        <w:rPr>
-          <w:rFonts w:ascii="Times New Roman" w:hAnsi="Times New Roman"/>
-          <w:sz w:val="24"/>
-        </w:rPr>
-        <w:t xml:space="preserve"> Амінь.</w:t>
-      </w:r>
-    </w:p>
-    <w:p>
-      <w:pPr>
-        <w:spacing w:line="240" w:lineRule="auto"/>
-        <w:rPr>
-          <w:rFonts w:ascii="Times New Roman" w:hAnsi="Times New Roman"/>
-          <w:sz w:val="24"/>
-        </w:rPr>
-      </w:pPr>
-      <w:r>
-        <w:rPr>
-          <w:rFonts w:ascii="Times New Roman" w:hAnsi="Times New Roman"/>
-          <w:sz w:val="24"/>
-        </w:rPr>
-        <w:t>Отче наш, що єси на небесах,* нехай святиться ім’я твоє,* нехай прийде царство твоє,* нехай буде воля твоя, як на небі, так і на землі.* Хліб наш насущний дай нам сьогодні,* і прости нам провини наші,* як і ми прощаємо винуватцям нашим,* і не введи нас у спокусу,* але визволи нас від лукавого.</w:t>
-      </w:r>
-    </w:p>
-    <w:p>
-      <w:pPr>
-        <w:spacing w:line="240" w:lineRule="auto"/>
-        <w:rPr>
-          <w:rFonts w:ascii="Times New Roman" w:hAnsi="Times New Roman"/>
-          <w:sz w:val="24"/>
-        </w:rPr>
-      </w:pPr>
-      <w:r>
-        <w:rPr>
-          <w:rFonts w:ascii="Times New Roman" w:hAnsi="Times New Roman"/>
-          <w:i/>
-          <w:color w:val="FF0000"/>
-          <w:sz w:val="24"/>
-        </w:rPr>
-        <w:lastRenderedPageBreak/>
-        <w:t xml:space="preserve">Священик: </w:t>
-      </w:r>
-      <w:r>
-        <w:rPr>
-          <w:rFonts w:ascii="Times New Roman" w:hAnsi="Times New Roman"/>
-          <w:sz w:val="24"/>
-        </w:rPr>
-        <w:t xml:space="preserve">Бо твоє є царство, і сила, і слава, Отця, і Сина, і Святого Духа, нині і повсякчас, і на віки </w:t>
-      </w:r>
-      <w:r>
-        <w:rPr>
-          <w:rFonts w:ascii="Times New Roman" w:hAnsi="Times New Roman"/>
-          <w:sz w:val="24"/>
-        </w:rPr>
-        <w:t>віків.</w:t>
-      </w:r>
     </w:p>
     <w:p>
       <w:pPr>
@@ -6728,438 +6766,53 @@
           <w:color w:val="FF0000"/>
           <w:sz w:val="24"/>
         </w:rPr>
-        <w:t xml:space="preserve">Кондак </w:t>
-      </w:r>
-      <w:r>
-        <w:rPr>
-          <w:rFonts w:ascii="Times New Roman" w:hAnsi="Times New Roman"/>
-          <w:i/>
-          <w:color w:val="FF0000"/>
-          <w:sz w:val="24"/>
-        </w:rPr>
-        <w:t>(</w:t>
-      </w:r>
-      <w:r>
-        <w:rPr>
-          <w:rFonts w:ascii="Times New Roman" w:hAnsi="Times New Roman"/>
-          <w:i/>
-          <w:color w:val="FF0000"/>
-          <w:sz w:val="24"/>
-        </w:rPr>
-        <w:t>г</w:t>
-      </w:r>
-      <w:r>
-        <w:rPr>
-          <w:rFonts w:ascii="Times New Roman" w:hAnsi="Times New Roman"/>
-          <w:i/>
-          <w:color w:val="FF0000"/>
-          <w:sz w:val="24"/>
-        </w:rPr>
-        <w:t>.</w:t>
-      </w:r>
-      <w:r>
-        <w:rPr>
-          <w:rFonts w:ascii="Times New Roman" w:hAnsi="Times New Roman"/>
-          <w:i/>
-          <w:color w:val="FF0000"/>
-          <w:sz w:val="24"/>
-        </w:rPr>
-        <w:t xml:space="preserve"> 7</w:t>
-      </w:r>
-      <w:r>
-        <w:rPr>
-          <w:rFonts w:ascii="Times New Roman" w:hAnsi="Times New Roman"/>
-          <w:i/>
-          <w:color w:val="FF0000"/>
-          <w:sz w:val="24"/>
-        </w:rPr>
-        <w:t>)</w:t>
-      </w:r>
-      <w:r>
-        <w:rPr>
-          <w:rFonts w:ascii="Times New Roman" w:hAnsi="Times New Roman"/>
-          <w:i/>
-          <w:color w:val="FF0000"/>
-          <w:sz w:val="24"/>
-        </w:rPr>
-        <w:t xml:space="preserve">: </w:t>
-      </w:r>
-      <w:r>
-        <w:rPr>
-          <w:rFonts w:ascii="Times New Roman" w:hAnsi="Times New Roman"/>
-          <w:sz w:val="24"/>
-        </w:rPr>
-        <w:t>Вже полум’яне оружжя не охороняє врат єдемських, * на Нього бо прийшло преславне погашення – Древо хресне; * смерти жало і адову перемогу прогнано, * і став Ти, Спасе мій, * перед тими, що в аді, кличучи: * Увійдіть знову в рай.</w:t>
-      </w:r>
-    </w:p>
-    <w:p>
-      <w:pPr>
-        <w:spacing w:line="240" w:lineRule="auto"/>
-        <w:rPr>
-          <w:rFonts w:ascii="Times New Roman" w:hAnsi="Times New Roman"/>
-          <w:sz w:val="24"/>
-        </w:rPr>
-      </w:pPr>
-      <w:r>
-        <w:rPr>
-          <w:rFonts w:ascii="Times New Roman" w:hAnsi="Times New Roman"/>
-          <w:sz w:val="24"/>
-        </w:rPr>
-        <w:t xml:space="preserve">Господи, помилуй </w:t>
-      </w:r>
-      <w:r>
-        <w:rPr>
-          <w:rFonts w:ascii="Times New Roman" w:hAnsi="Times New Roman"/>
-          <w:i/>
-          <w:color w:val="FF0000"/>
-          <w:sz w:val="24"/>
-        </w:rPr>
-        <w:t>(40 р.)</w:t>
-      </w:r>
-      <w:r>
-        <w:rPr>
-          <w:rFonts w:ascii="Times New Roman" w:hAnsi="Times New Roman"/>
-          <w:sz w:val="24"/>
-        </w:rPr>
-        <w:t>.</w:t>
-      </w:r>
-    </w:p>
-    <w:p>
-      <w:pPr>
-        <w:spacing w:line="240" w:lineRule="auto"/>
-        <w:rPr>
-          <w:rFonts w:ascii="Times New Roman" w:hAnsi="Times New Roman"/>
-          <w:sz w:val="24"/>
-        </w:rPr>
-      </w:pPr>
-      <w:r>
-        <w:rPr>
-          <w:rFonts w:ascii="Times New Roman" w:hAnsi="Times New Roman"/>
-          <w:sz w:val="24"/>
-        </w:rPr>
-        <w:t xml:space="preserve">Ти, що повсякчас і кожної години на небі й на землі приймаєш поклін і славу, Боже добрий, довготерпеливий й многомилостивий, що праведних любиш, і грішних милуєш, і всіх кличеш до спасіння, заради обіцянки майбутніх благ! Прийми, Господи, в цю хвилину й наші молитви і спрямуй життя наше до твоїх заповідей. Душі наші освяти, тіла очисти, думки наші направ, розум очисти й протверези, і визволь нас від усякої скорботи, лиха й слабування. Захисти нас святими ангелами твоїми, щоб ми, їх охороною збережені й напоумлені, осягнули єдність віри та зрозуміння неприступної твоєї слави, бо ти благословенний на віки </w:t>
-      </w:r>
-      <w:r>
-        <w:rPr>
-          <w:rFonts w:ascii="Times New Roman" w:hAnsi="Times New Roman"/>
-          <w:sz w:val="24"/>
-        </w:rPr>
-        <w:t>віків.</w:t>
-      </w:r>
-      <w:r>
-        <w:rPr>
-          <w:rFonts w:ascii="Times New Roman" w:hAnsi="Times New Roman"/>
+        <w:t xml:space="preserve">Якщо беремо наступний Час, починаємо від: </w:t>
+      </w:r>
+      <w:r>
+        <w:rPr>
+          <w:rFonts w:ascii="Times New Roman" w:hAnsi="Times New Roman"/>
+          <w:sz w:val="24"/>
+        </w:rPr>
+        <w:t>Прийдіте, поклонімся</w:t>
+      </w:r>
+      <w:r>
+        <w:rPr>
+          <w:rFonts w:ascii="Times New Roman" w:hAnsi="Times New Roman"/>
+          <w:i/>
+          <w:color w:val="FF0000"/>
+          <w:sz w:val="24"/>
+        </w:rPr>
+        <w:t>; якщо ні, закінчуємо так:</w:t>
+      </w:r>
+    </w:p>
+    <w:p>
+      <w:pPr>
+        <w:spacing w:after="120"/>
+        <w:jc w:val="both"/>
+      </w:pPr>
+      <w:r>
+        <w:rPr>
+          <w:rFonts w:ascii="Times New Roman" w:hAnsi="Times New Roman"/>
+          <w:i/>
+          <w:color w:val="FF0000"/>
+          <w:sz w:val="24"/>
+        </w:rPr>
+        <w:t>Священик:</w:t>
+      </w:r>
+      <w:r>
+        <w:rPr>
+          <w:rFonts w:ascii="Times New Roman" w:hAnsi="Times New Roman"/>
+          <w:color w:val="FF0000"/>
           <w:sz w:val="24"/>
         </w:rPr>
         <w:t xml:space="preserve"> </w:t>
       </w:r>
-    </w:p>
-    <w:p>
-      <w:pPr>
-        <w:spacing w:line="240" w:lineRule="auto"/>
-        <w:rPr>
-          <w:rFonts w:ascii="Times New Roman" w:hAnsi="Times New Roman"/>
-          <w:sz w:val="24"/>
-        </w:rPr>
-      </w:pPr>
-      <w:r>
-        <w:rPr>
-          <w:rFonts w:ascii="Times New Roman" w:hAnsi="Times New Roman"/>
-          <w:i/>
-          <w:color w:val="FF0000"/>
-          <w:sz w:val="24"/>
-        </w:rPr>
-        <w:t xml:space="preserve">Вірні: </w:t>
-      </w:r>
-      <w:r>
-        <w:rPr>
-          <w:rFonts w:ascii="Times New Roman" w:hAnsi="Times New Roman"/>
-          <w:sz w:val="24"/>
-        </w:rPr>
-        <w:t>Амінь.</w:t>
-      </w:r>
-    </w:p>
-    <w:p>
-      <w:pPr>
-        <w:spacing w:line="240" w:lineRule="auto"/>
-        <w:rPr>
-          <w:rFonts w:ascii="Times New Roman" w:hAnsi="Times New Roman"/>
-          <w:sz w:val="24"/>
-        </w:rPr>
-      </w:pPr>
-      <w:r>
-        <w:rPr>
-          <w:rFonts w:ascii="Times New Roman" w:hAnsi="Times New Roman"/>
-          <w:sz w:val="24"/>
-        </w:rPr>
-        <w:t xml:space="preserve">Господи, помилуй </w:t>
-      </w:r>
-      <w:r>
-        <w:rPr>
-          <w:rFonts w:ascii="Times New Roman" w:hAnsi="Times New Roman"/>
-          <w:i/>
-          <w:color w:val="FF0000"/>
-          <w:sz w:val="24"/>
-        </w:rPr>
-        <w:t>(3 р.)</w:t>
-      </w:r>
-      <w:r>
-        <w:rPr>
-          <w:rFonts w:ascii="Times New Roman" w:hAnsi="Times New Roman"/>
-          <w:sz w:val="24"/>
-        </w:rPr>
-        <w:t>.</w:t>
-      </w:r>
-    </w:p>
-    <w:p>
-      <w:pPr>
-        <w:spacing w:line="240" w:lineRule="auto"/>
-        <w:rPr>
-          <w:rFonts w:ascii="Times New Roman" w:hAnsi="Times New Roman"/>
-          <w:sz w:val="24"/>
-        </w:rPr>
-      </w:pPr>
-      <w:r>
-        <w:rPr>
-          <w:rFonts w:ascii="Times New Roman" w:hAnsi="Times New Roman"/>
-          <w:sz w:val="24"/>
-        </w:rPr>
-        <w:t xml:space="preserve">Слава Отцю, і Сину, і Святому Духові,* і нині і повсякчас, і на віки </w:t>
-      </w:r>
-      <w:r>
-        <w:rPr>
-          <w:rFonts w:ascii="Times New Roman" w:hAnsi="Times New Roman"/>
-          <w:sz w:val="24"/>
-        </w:rPr>
-        <w:t>віків.</w:t>
-      </w:r>
-      <w:r>
-        <w:rPr>
-          <w:rFonts w:ascii="Times New Roman" w:hAnsi="Times New Roman"/>
-          <w:sz w:val="24"/>
-        </w:rPr>
-        <w:t xml:space="preserve"> Амінь.</w:t>
-      </w:r>
-    </w:p>
-    <w:p>
-      <w:pPr>
-        <w:spacing w:line="240" w:lineRule="auto"/>
-        <w:rPr>
-          <w:rFonts w:ascii="Times New Roman" w:hAnsi="Times New Roman"/>
-          <w:sz w:val="24"/>
-        </w:rPr>
-      </w:pPr>
-      <w:r>
-        <w:rPr>
-          <w:rFonts w:ascii="Times New Roman" w:hAnsi="Times New Roman"/>
-          <w:sz w:val="24"/>
-        </w:rPr>
-        <w:t>Чеснішу від херувимів і незрівнянно славнішу і від серафимів,* що без зотління Бога Слово породила,* сущу Богородицю, тебе величаємо.</w:t>
-      </w:r>
-    </w:p>
-    <w:p>
-      <w:pPr>
-        <w:spacing w:line="240" w:lineRule="auto"/>
-        <w:rPr>
-          <w:rFonts w:ascii="Times New Roman" w:hAnsi="Times New Roman"/>
-          <w:sz w:val="24"/>
-        </w:rPr>
-      </w:pPr>
-      <w:r>
-        <w:rPr>
-          <w:rFonts w:ascii="Times New Roman" w:hAnsi="Times New Roman"/>
-          <w:sz w:val="24"/>
-        </w:rPr>
-        <w:t>Іменем Господнім благослови, отче!</w:t>
-      </w:r>
-    </w:p>
-    <w:p>
-      <w:pPr>
-        <w:spacing w:line="240" w:lineRule="auto"/>
-        <w:rPr>
-          <w:rFonts w:ascii="Times New Roman" w:hAnsi="Times New Roman"/>
-          <w:sz w:val="24"/>
-        </w:rPr>
-      </w:pPr>
-      <w:r>
-        <w:rPr>
-          <w:rFonts w:ascii="Times New Roman" w:hAnsi="Times New Roman"/>
-          <w:i/>
-          <w:color w:val="FF0000"/>
-          <w:sz w:val="24"/>
-        </w:rPr>
-        <w:t xml:space="preserve">Священик: </w:t>
-      </w:r>
-      <w:r>
-        <w:rPr>
-          <w:rFonts w:ascii="Times New Roman" w:hAnsi="Times New Roman"/>
-          <w:sz w:val="24"/>
-        </w:rPr>
-        <w:t>Молитвами святих отців наших, Господи Ісусе Христе Сину Божий, помилуй нас.</w:t>
-      </w:r>
-    </w:p>
-    <w:p>
-      <w:pPr>
-        <w:spacing w:line="240" w:lineRule="auto"/>
-        <w:rPr>
-          <w:rFonts w:ascii="Times New Roman" w:hAnsi="Times New Roman"/>
-          <w:sz w:val="24"/>
-          <w:lang w:val="en-US"/>
-        </w:rPr>
-      </w:pPr>
-      <w:r>
-        <w:rPr>
-          <w:rFonts w:ascii="Times New Roman" w:hAnsi="Times New Roman"/>
-          <w:i/>
-          <w:color w:val="FF0000"/>
-          <w:sz w:val="24"/>
-        </w:rPr>
-        <w:t xml:space="preserve">Вірні: </w:t>
-      </w:r>
-      <w:r>
-        <w:rPr>
-          <w:rFonts w:ascii="Times New Roman" w:hAnsi="Times New Roman"/>
-          <w:sz w:val="24"/>
-        </w:rPr>
-        <w:t>Амінь.</w:t>
-      </w:r>
-    </w:p>
-    <w:p>
-      <w:pPr>
-        <w:spacing w:line="240" w:lineRule="auto"/>
-        <w:jc w:val="center"/>
-        <w:rPr>
-          <w:rFonts w:ascii="Times New Roman" w:hAnsi="Times New Roman"/>
-          <w:b/>
-          <w:i/>
-          <w:sz w:val="24"/>
-        </w:rPr>
-      </w:pPr>
-      <w:r>
-        <w:rPr>
-          <w:rFonts w:ascii="Times New Roman" w:hAnsi="Times New Roman"/>
-          <w:b/>
-          <w:i/>
-          <w:color w:val="FF0000"/>
-          <w:sz w:val="24"/>
-        </w:rPr>
-        <w:t>Молитва на Час 6-ий</w:t>
-      </w:r>
-    </w:p>
-    <w:p>
-      <w:pPr>
-        <w:spacing w:line="240" w:lineRule="auto"/>
-        <w:rPr>
-          <w:rFonts w:ascii="Times New Roman" w:hAnsi="Times New Roman"/>
-          <w:sz w:val="24"/>
-        </w:rPr>
-      </w:pPr>
-      <w:r>
-        <w:rPr>
-          <w:rFonts w:ascii="Times New Roman" w:hAnsi="Times New Roman"/>
-          <w:sz w:val="24"/>
-        </w:rPr>
-        <w:t xml:space="preserve">Боже й Господи сил і всього творіння Сотворителю! Ти з милосердя і незрівнянної милости твоєї послав на спасіння роду нашого єдинородного Сина твого, Господа нашого, Ісуса Христа, і дорогоцінним його хрестом розписку гріхів наших розірвав і переміг начало й владу темряви. Тож, Владико чоловіколюбний, прийми від нас грішних ці вдячні і благальні молитви, і визволь нас від усякого згубного й темного гріха, і від усіх видимих і невидимих ворогів, що бажають вчинити нам зло. До страху твого прикуй тіла наші й не допусти сердець наших до слів, або помислів лукавих, але любов’ю твоєю пройми душі наші, щоб, повсякчас на тебе дивлячись і світлом твоїм керуючись, бачили тебе, неприступне й вічне світло, та щоб невпинно хвалу й подяку віддавали тобі: безначальному Отцеві з єдинородним твоїм Сином і всесвятим, і благим, і животворним твоїм Духом, нині, і повсякчас, і на віки </w:t>
-      </w:r>
-      <w:r>
-        <w:rPr>
-          <w:rFonts w:ascii="Times New Roman" w:hAnsi="Times New Roman"/>
-          <w:sz w:val="24"/>
-        </w:rPr>
-        <w:t>віків.</w:t>
-      </w:r>
-      <w:r>
-        <w:rPr>
-          <w:rFonts w:ascii="Times New Roman" w:hAnsi="Times New Roman"/>
-          <w:sz w:val="24"/>
-        </w:rPr>
-        <w:t xml:space="preserve"> </w:t>
-      </w:r>
-    </w:p>
-    <w:p>
-      <w:pPr>
-        <w:spacing w:line="240" w:lineRule="auto"/>
-        <w:rPr>
-          <w:rFonts w:ascii="Times New Roman" w:hAnsi="Times New Roman"/>
-          <w:sz w:val="24"/>
-        </w:rPr>
-      </w:pPr>
-      <w:r>
-        <w:rPr>
-          <w:rFonts w:ascii="Times New Roman" w:hAnsi="Times New Roman"/>
-          <w:i/>
-          <w:color w:val="FF0000"/>
-          <w:sz w:val="24"/>
-        </w:rPr>
-        <w:t xml:space="preserve">Вірні: </w:t>
-      </w:r>
-      <w:r>
-        <w:rPr>
-          <w:rFonts w:ascii="Times New Roman" w:hAnsi="Times New Roman"/>
-          <w:sz w:val="24"/>
-        </w:rPr>
-        <w:t>Амінь.</w:t>
-      </w:r>
-    </w:p>
-    <w:p>
-      <w:pPr>
-        <w:spacing w:line="240" w:lineRule="auto"/>
-        <w:rPr>
-          <w:rFonts w:ascii="Times New Roman" w:hAnsi="Times New Roman"/>
-          <w:i/>
-          <w:color w:val="FF0000"/>
-          <w:sz w:val="24"/>
-        </w:rPr>
-      </w:pPr>
-      <w:r>
-        <w:rPr>
-          <w:rFonts w:ascii="Times New Roman" w:hAnsi="Times New Roman"/>
-          <w:i/>
-          <w:color w:val="FF0000"/>
-          <w:sz w:val="24"/>
-        </w:rPr>
-        <w:t xml:space="preserve">Якщо беремо наступний Час, починаємо від: </w:t>
-      </w:r>
-      <w:r>
-        <w:rPr>
-          <w:rFonts w:ascii="Times New Roman" w:hAnsi="Times New Roman"/>
-          <w:sz w:val="24"/>
-        </w:rPr>
-        <w:t>Прийдіте, поклонімся</w:t>
-      </w:r>
-      <w:r>
-        <w:rPr>
-          <w:rFonts w:ascii="Times New Roman" w:hAnsi="Times New Roman"/>
-          <w:i/>
-          <w:color w:val="FF0000"/>
-          <w:sz w:val="24"/>
-        </w:rPr>
-        <w:t>; якщо ні, закінчуємо так:</w:t>
-      </w:r>
-    </w:p>
-    <w:p>
-      <w:pPr>
-        <w:spacing w:line="240" w:lineRule="auto"/>
-        <w:rPr>
-          <w:rFonts w:ascii="Times New Roman" w:hAnsi="Times New Roman"/>
-          <w:sz w:val="24"/>
-        </w:rPr>
-      </w:pPr>
-      <w:r>
-        <w:rPr>
-          <w:rFonts w:ascii="Times New Roman" w:hAnsi="Times New Roman"/>
-          <w:i/>
-          <w:color w:val="FF0000"/>
-          <w:sz w:val="24"/>
-        </w:rPr>
-        <w:t xml:space="preserve">Священик: </w:t>
-      </w:r>
-      <w:r>
-        <w:rPr>
-          <w:rFonts w:ascii="Times New Roman" w:hAnsi="Times New Roman"/>
-          <w:sz w:val="24"/>
-        </w:rPr>
-        <w:t>Слава тобі, Христе Боже, надіє наша, слава тобі!</w:t>
+      <w:r>
+        <w:rPr>
+          <w:rFonts w:ascii="Times New Roman" w:hAnsi="Times New Roman"/>
+          <w:sz w:val="24"/>
+        </w:rPr>
+        <w:t>Слава тобі, Христе Боже, уповання наше, слава тобі!</w:t>
       </w:r>
     </w:p>
     <w:p>
@@ -7351,6 +7004,217 @@
     </w:p>
     <w:p>
       <w:pPr>
+        <w:spacing w:after="120"/>
+      </w:pPr>
+      <w:r>
+        <w:rPr>
+          <w:rFonts w:ascii="Times New Roman" w:hAnsi="Times New Roman"/>
+          <w:i/>
+          <w:color w:val="FF0000"/>
+          <w:sz w:val="24"/>
+        </w:rPr>
+        <w:t>Вірні:</w:t>
+      </w:r>
+      <w:r>
+        <w:rPr>
+          <w:rFonts w:ascii="Times New Roman" w:hAnsi="Times New Roman"/>
+          <w:color w:val="FF0000"/>
+          <w:sz w:val="24"/>
+        </w:rPr>
+        <w:t xml:space="preserve"> </w:t>
+      </w:r>
+      <w:r>
+        <w:rPr>
+          <w:rFonts w:ascii="Times New Roman" w:hAnsi="Times New Roman"/>
+          <w:sz w:val="24"/>
+        </w:rPr>
+        <w:t>Амі́нь.</w:t>
+      </w:r>
+    </w:p>
+    <w:p>
+      <w:pPr>
+        <w:spacing w:after="120"/>
+      </w:pPr>
+      <w:r>
+        <w:rPr>
+          <w:rFonts w:ascii="Times New Roman" w:hAnsi="Times New Roman"/>
+          <w:sz w:val="24"/>
+        </w:rPr>
+        <w:t>Сла́ва Тобі́, Бо́же наш, сла́ва Тобі́.</w:t>
+      </w:r>
+    </w:p>
+    <w:p>
+      <w:pPr>
+        <w:spacing w:after="120"/>
+      </w:pPr>
+      <w:r>
+        <w:rPr>
+          <w:rFonts w:ascii="Times New Roman" w:hAnsi="Times New Roman"/>
+          <w:sz w:val="24"/>
+        </w:rPr>
+        <w:t>Ца́рю небе́сний, утіши́телю, Ду́ше íстини,* що всю́ди єси́ і все наповня́єш,* скарбни́це благ і життя́ пода́телю,* прийди́, і всели́ся в нас,* і очи́сти нас від уся́кої скве́рни,* і спаси́, благи́й, ду́ші на́ші.</w:t>
+      </w:r>
+    </w:p>
+    <w:p>
+      <w:pPr>
+        <w:spacing w:after="120"/>
+        <w:jc w:val="both"/>
+      </w:pPr>
+      <w:r>
+        <w:rPr>
+          <w:rFonts w:ascii="Times New Roman" w:hAnsi="Times New Roman"/>
+          <w:sz w:val="24"/>
+        </w:rPr>
+        <w:t xml:space="preserve">Святий Боже, святий Кріпкий, святий Безсмертний, помилуй нас. </w:t>
+      </w:r>
+      <w:r>
+        <w:rPr>
+          <w:rFonts w:ascii="Times New Roman" w:hAnsi="Times New Roman"/>
+          <w:i/>
+          <w:color w:val="FF0000"/>
+          <w:sz w:val="24"/>
+        </w:rPr>
+        <w:t>(3 р.)</w:t>
+      </w:r>
+    </w:p>
+    <w:p>
+      <w:pPr>
+        <w:spacing w:line="240" w:lineRule="auto"/>
+        <w:rPr>
+          <w:rFonts w:ascii="Times New Roman" w:hAnsi="Times New Roman"/>
+          <w:sz w:val="24"/>
+        </w:rPr>
+      </w:pPr>
+      <w:r>
+        <w:rPr>
+          <w:rFonts w:ascii="Times New Roman" w:hAnsi="Times New Roman"/>
+          <w:sz w:val="24"/>
+        </w:rPr>
+        <w:t xml:space="preserve">Слава Отцю, і Сину, і Святому Духові,* і нині, і повсякчас, і на віки </w:t>
+      </w:r>
+      <w:r>
+        <w:rPr>
+          <w:rFonts w:ascii="Times New Roman" w:hAnsi="Times New Roman"/>
+          <w:sz w:val="24"/>
+        </w:rPr>
+        <w:t>віків.</w:t>
+      </w:r>
+      <w:r>
+        <w:rPr>
+          <w:rFonts w:ascii="Times New Roman" w:hAnsi="Times New Roman"/>
+          <w:sz w:val="24"/>
+        </w:rPr>
+        <w:t xml:space="preserve"> Амінь.</w:t>
+      </w:r>
+    </w:p>
+    <w:p>
+      <w:pPr>
+        <w:spacing w:line="240" w:lineRule="auto"/>
+        <w:rPr>
+          <w:rFonts w:ascii="Times New Roman" w:hAnsi="Times New Roman"/>
+          <w:sz w:val="24"/>
+        </w:rPr>
+      </w:pPr>
+      <w:r>
+        <w:rPr>
+          <w:rFonts w:ascii="Times New Roman" w:hAnsi="Times New Roman"/>
+          <w:sz w:val="24"/>
+        </w:rPr>
+        <w:t>Пресвята Тройце, помилуй нас;* Господи, очисти гріхи наші;* Владико, прости беззаконня наші;* Святий, завітай і зціли немочі наші імени твого ради.</w:t>
+      </w:r>
+    </w:p>
+    <w:p>
+      <w:pPr>
+        <w:spacing w:after="120"/>
+        <w:jc w:val="both"/>
+      </w:pPr>
+      <w:r>
+        <w:rPr>
+          <w:rFonts w:ascii="Times New Roman" w:hAnsi="Times New Roman"/>
+          <w:sz w:val="24"/>
+        </w:rPr>
+        <w:t xml:space="preserve">Господи, помилуй. </w:t>
+      </w:r>
+      <w:r>
+        <w:rPr>
+          <w:rFonts w:ascii="Times New Roman" w:hAnsi="Times New Roman"/>
+          <w:i/>
+          <w:color w:val="FF0000"/>
+          <w:sz w:val="24"/>
+        </w:rPr>
+        <w:t>(3 р.)</w:t>
+      </w:r>
+    </w:p>
+    <w:p>
+      <w:pPr>
+        <w:spacing w:line="240" w:lineRule="auto"/>
+        <w:rPr>
+          <w:rFonts w:ascii="Times New Roman" w:hAnsi="Times New Roman"/>
+          <w:sz w:val="24"/>
+        </w:rPr>
+      </w:pPr>
+      <w:r>
+        <w:rPr>
+          <w:rFonts w:ascii="Times New Roman" w:hAnsi="Times New Roman"/>
+          <w:sz w:val="24"/>
+        </w:rPr>
+        <w:t xml:space="preserve">Слава Отцю, і Сину, і Святому Духові,* і нині, і повсякчас, і на віки </w:t>
+      </w:r>
+      <w:r>
+        <w:rPr>
+          <w:rFonts w:ascii="Times New Roman" w:hAnsi="Times New Roman"/>
+          <w:sz w:val="24"/>
+        </w:rPr>
+        <w:t>віків.</w:t>
+      </w:r>
+      <w:r>
+        <w:rPr>
+          <w:rFonts w:ascii="Times New Roman" w:hAnsi="Times New Roman"/>
+          <w:sz w:val="24"/>
+        </w:rPr>
+        <w:t xml:space="preserve"> Амінь.</w:t>
+      </w:r>
+    </w:p>
+    <w:p>
+      <w:pPr>
+        <w:spacing w:line="240" w:lineRule="auto"/>
+        <w:rPr>
+          <w:rFonts w:ascii="Times New Roman" w:hAnsi="Times New Roman"/>
+          <w:sz w:val="24"/>
+        </w:rPr>
+      </w:pPr>
+      <w:r>
+        <w:rPr>
+          <w:rFonts w:ascii="Times New Roman" w:hAnsi="Times New Roman"/>
+          <w:sz w:val="24"/>
+        </w:rPr>
+        <w:t>Отче наш, що єси на небесах,* нехай святиться ім’я твоє,* нехай прийде царство твоє,* нехай буде воля твоя, як на небі, так і на землі.* Хліб наш насущний дай нам сьогодні,* і прости нам провини наші,* як і ми прощаємо винуватцям нашим,* і не введи нас у спокусу,* але визволи нас від лукавого.</w:t>
+      </w:r>
+    </w:p>
+    <w:p>
+      <w:pPr>
+        <w:spacing w:after="120"/>
+        <w:jc w:val="both"/>
+      </w:pPr>
+      <w:r>
+        <w:rPr>
+          <w:rFonts w:ascii="Times New Roman" w:hAnsi="Times New Roman"/>
+          <w:i/>
+          <w:color w:val="FF0000"/>
+          <w:sz w:val="24"/>
+        </w:rPr>
+        <w:t>Священник:</w:t>
+      </w:r>
+      <w:r>
+        <w:rPr>
+          <w:rFonts w:ascii="Times New Roman" w:hAnsi="Times New Roman"/>
+          <w:sz w:val="24"/>
+        </w:rPr>
+        <w:t xml:space="preserve"> Бо Твоє є царство, і сила, і слава, Отця, і Сина, і Святого Духа, нині, і повсякчас, і на віки віків.</w:t>
+      </w:r>
+    </w:p>
+    <w:p>
+      <w:pPr>
         <w:spacing w:line="240" w:lineRule="auto"/>
         <w:rPr>
           <w:rFonts w:ascii="Times New Roman" w:hAnsi="Times New Roman"/>
@@ -7371,48 +7235,32 @@
           <w:rFonts w:ascii="Times New Roman" w:hAnsi="Times New Roman"/>
           <w:sz w:val="24"/>
         </w:rPr>
-        <w:t>Амінь. Слава тобі, Боже наш, слава тобі.</w:t>
-      </w:r>
-    </w:p>
-    <w:p>
-      <w:pPr>
-        <w:spacing w:line="240" w:lineRule="auto"/>
-        <w:rPr>
-          <w:rFonts w:ascii="Times New Roman" w:hAnsi="Times New Roman"/>
-          <w:sz w:val="24"/>
-        </w:rPr>
-      </w:pPr>
-      <w:r>
-        <w:rPr>
-          <w:rFonts w:ascii="Times New Roman" w:hAnsi="Times New Roman"/>
-          <w:sz w:val="24"/>
-        </w:rPr>
-        <w:t>Царю небесний, утішителю, Душе істини,* що всюди єси і все наповняєш,* скарбе дібр і життя подателю,* прийди і вселися в нас,* і очисти нас від усякої скверни,* і спаси, Благий, душі наші.</w:t>
-      </w:r>
-    </w:p>
-    <w:p>
-      <w:pPr>
-        <w:spacing w:line="240" w:lineRule="auto"/>
-        <w:rPr>
-          <w:rFonts w:ascii="Times New Roman" w:hAnsi="Times New Roman"/>
-          <w:sz w:val="24"/>
-        </w:rPr>
-      </w:pPr>
-      <w:r>
-        <w:rPr>
-          <w:rFonts w:ascii="Times New Roman" w:hAnsi="Times New Roman"/>
-          <w:sz w:val="24"/>
-        </w:rPr>
-        <w:t xml:space="preserve">Святий Боже, святий Кріпкий, святий Безсмертний, помилуй нас </w:t>
-      </w:r>
-      <w:r>
-        <w:rPr>
-          <w:rFonts w:ascii="Times New Roman" w:hAnsi="Times New Roman"/>
-          <w:i/>
-          <w:color w:val="FF0000"/>
-          <w:sz w:val="24"/>
-        </w:rPr>
-        <w:t>(3 р.)</w:t>
+        <w:t xml:space="preserve">Амінь. </w:t>
+      </w:r>
+    </w:p>
+    <w:p>
+      <w:pPr>
+        <w:spacing w:line="240" w:lineRule="auto"/>
+        <w:rPr>
+          <w:rFonts w:ascii="Times New Roman" w:hAnsi="Times New Roman"/>
+          <w:sz w:val="24"/>
+        </w:rPr>
+      </w:pPr>
+      <w:r>
+        <w:rPr>
+          <w:rFonts w:ascii="Times New Roman" w:hAnsi="Times New Roman"/>
+          <w:sz w:val="24"/>
+        </w:rPr>
+        <w:t xml:space="preserve">Господи, помилуй </w:t>
+      </w:r>
+      <w:r>
+        <w:rPr>
+          <w:rFonts w:ascii="Times New Roman" w:hAnsi="Times New Roman"/>
+          <w:i/>
+          <w:color w:val="FF0000"/>
+          <w:sz w:val="24"/>
+        </w:rPr>
+        <w:t>(12 р.)</w:t>
       </w:r>
       <w:r>
         <w:rPr>
@@ -7454,263 +7302,41 @@
     </w:p>
     <w:p>
       <w:pPr>
-        <w:spacing w:line="240" w:lineRule="auto"/>
-        <w:rPr>
-          <w:rFonts w:ascii="Times New Roman" w:hAnsi="Times New Roman"/>
-          <w:sz w:val="24"/>
-        </w:rPr>
-      </w:pPr>
-      <w:r>
-        <w:rPr>
-          <w:rFonts w:ascii="Times New Roman" w:hAnsi="Times New Roman"/>
-          <w:sz w:val="24"/>
-        </w:rPr>
-        <w:t>Пресвята Тройце, помилуй нас;* Господи, очисти гріхи наші;* Владико, прости беззаконня наші;* Святий, завітай і зціли немочі наші імени твого ради.</w:t>
-      </w:r>
-    </w:p>
-    <w:p>
-      <w:pPr>
-        <w:spacing w:line="240" w:lineRule="auto"/>
-        <w:rPr>
-          <w:rFonts w:ascii="Times New Roman" w:hAnsi="Times New Roman"/>
-          <w:sz w:val="24"/>
-        </w:rPr>
-      </w:pPr>
-      <w:r>
-        <w:rPr>
-          <w:rFonts w:ascii="Times New Roman" w:hAnsi="Times New Roman"/>
-          <w:sz w:val="24"/>
-        </w:rPr>
-        <w:t xml:space="preserve">Господи, помилуй </w:t>
-      </w:r>
-      <w:r>
-        <w:rPr>
-          <w:rFonts w:ascii="Times New Roman" w:hAnsi="Times New Roman"/>
-          <w:i/>
-          <w:color w:val="FF0000"/>
-          <w:sz w:val="24"/>
-        </w:rPr>
-        <w:t>(3 р.)</w:t>
-      </w:r>
-      <w:r>
-        <w:rPr>
-          <w:rFonts w:ascii="Times New Roman" w:hAnsi="Times New Roman"/>
-          <w:sz w:val="24"/>
-        </w:rPr>
-        <w:t>.</w:t>
-      </w:r>
-    </w:p>
-    <w:p>
-      <w:pPr>
-        <w:spacing w:line="240" w:lineRule="auto"/>
-        <w:rPr>
-          <w:rFonts w:ascii="Times New Roman" w:hAnsi="Times New Roman"/>
-          <w:sz w:val="24"/>
-        </w:rPr>
-      </w:pPr>
-      <w:r>
-        <w:rPr>
-          <w:rFonts w:ascii="Times New Roman" w:hAnsi="Times New Roman"/>
-          <w:sz w:val="24"/>
-        </w:rPr>
-        <w:t xml:space="preserve">Слава Отцю, і Сину, і Святому Духові,* і нині, і повсякчас, і на віки </w:t>
-      </w:r>
-      <w:r>
-        <w:rPr>
-          <w:rFonts w:ascii="Times New Roman" w:hAnsi="Times New Roman"/>
-          <w:sz w:val="24"/>
-        </w:rPr>
-        <w:t>віків.</w:t>
-      </w:r>
-      <w:r>
-        <w:rPr>
-          <w:rFonts w:ascii="Times New Roman" w:hAnsi="Times New Roman"/>
-          <w:sz w:val="24"/>
-        </w:rPr>
-        <w:t xml:space="preserve"> Амінь.</w:t>
-      </w:r>
-    </w:p>
-    <w:p>
-      <w:pPr>
-        <w:spacing w:line="240" w:lineRule="auto"/>
-        <w:rPr>
-          <w:rFonts w:ascii="Times New Roman" w:hAnsi="Times New Roman"/>
-          <w:sz w:val="24"/>
-        </w:rPr>
-      </w:pPr>
-      <w:r>
-        <w:rPr>
-          <w:rFonts w:ascii="Times New Roman" w:hAnsi="Times New Roman"/>
-          <w:sz w:val="24"/>
-        </w:rPr>
-        <w:t>Отче наш, що єси на небесах,* нехай святиться ім’я твоє,* нехай прийде царство твоє,* нехай буде воля твоя, як на небі, так і на землі.* Хліб наш насущний дай нам сьогодні,* і прости нам провини наші,* як і ми прощаємо винуватцям нашим,* і не введи нас у спокусу,* але визволи нас від лукавого.</w:t>
-      </w:r>
-    </w:p>
-    <w:p>
-      <w:pPr>
-        <w:spacing w:line="240" w:lineRule="auto"/>
-        <w:rPr>
-          <w:rFonts w:ascii="Times New Roman" w:hAnsi="Times New Roman"/>
-          <w:sz w:val="24"/>
-        </w:rPr>
-      </w:pPr>
-      <w:r>
-        <w:rPr>
-          <w:rFonts w:ascii="Times New Roman" w:hAnsi="Times New Roman"/>
-          <w:i/>
-          <w:color w:val="FF0000"/>
-          <w:sz w:val="24"/>
-        </w:rPr>
-        <w:t xml:space="preserve">Священик: </w:t>
-      </w:r>
-      <w:r>
-        <w:rPr>
-          <w:rFonts w:ascii="Times New Roman" w:hAnsi="Times New Roman"/>
-          <w:sz w:val="24"/>
-        </w:rPr>
-        <w:t xml:space="preserve">Бо твоє є царство, і сила, і слава, Отця, і Сина, і Святого Духа, нині і повсякчас, і на віки </w:t>
-      </w:r>
-      <w:r>
-        <w:rPr>
-          <w:rFonts w:ascii="Times New Roman" w:hAnsi="Times New Roman"/>
-          <w:sz w:val="24"/>
-        </w:rPr>
-        <w:t>віків.</w:t>
-      </w:r>
-    </w:p>
-    <w:p>
-      <w:pPr>
-        <w:spacing w:line="240" w:lineRule="auto"/>
-        <w:rPr>
-          <w:rFonts w:ascii="Times New Roman" w:hAnsi="Times New Roman"/>
-          <w:sz w:val="24"/>
-        </w:rPr>
-      </w:pPr>
-      <w:r>
-        <w:rPr>
-          <w:rFonts w:ascii="Times New Roman" w:hAnsi="Times New Roman"/>
-          <w:i/>
-          <w:color w:val="FF0000"/>
-          <w:sz w:val="24"/>
-        </w:rPr>
-        <w:t xml:space="preserve">Вірні: </w:t>
-      </w:r>
-      <w:r>
-        <w:rPr>
-          <w:rFonts w:ascii="Times New Roman" w:hAnsi="Times New Roman"/>
-          <w:sz w:val="24"/>
-        </w:rPr>
-        <w:t xml:space="preserve">Амінь. </w:t>
-      </w:r>
-    </w:p>
-    <w:p>
-      <w:pPr>
-        <w:spacing w:line="240" w:lineRule="auto"/>
-        <w:rPr>
-          <w:rFonts w:ascii="Times New Roman" w:hAnsi="Times New Roman"/>
-          <w:sz w:val="24"/>
-        </w:rPr>
-      </w:pPr>
-      <w:r>
-        <w:rPr>
-          <w:rFonts w:ascii="Times New Roman" w:hAnsi="Times New Roman"/>
-          <w:sz w:val="24"/>
-        </w:rPr>
-        <w:t xml:space="preserve">Господи, помилуй </w:t>
-      </w:r>
-      <w:r>
-        <w:rPr>
-          <w:rFonts w:ascii="Times New Roman" w:hAnsi="Times New Roman"/>
-          <w:i/>
-          <w:color w:val="FF0000"/>
-          <w:sz w:val="24"/>
-        </w:rPr>
-        <w:t>(12 р.)</w:t>
-      </w:r>
-      <w:r>
-        <w:rPr>
-          <w:rFonts w:ascii="Times New Roman" w:hAnsi="Times New Roman"/>
-          <w:sz w:val="24"/>
-        </w:rPr>
-        <w:t>.</w:t>
-      </w:r>
-    </w:p>
-    <w:p>
-      <w:pPr>
-        <w:spacing w:line="240" w:lineRule="auto"/>
-        <w:rPr>
-          <w:rFonts w:ascii="Times New Roman" w:hAnsi="Times New Roman"/>
-          <w:sz w:val="24"/>
-        </w:rPr>
-      </w:pPr>
-      <w:r>
-        <w:rPr>
-          <w:rFonts w:ascii="Times New Roman" w:hAnsi="Times New Roman"/>
-          <w:sz w:val="24"/>
-        </w:rPr>
-        <w:t xml:space="preserve">Слава Отцю, і Сину, і Святому Духові,* і нині, і повсякчас, і на віки </w:t>
-      </w:r>
-      <w:r>
-        <w:rPr>
-          <w:rFonts w:ascii="Times New Roman" w:hAnsi="Times New Roman"/>
-          <w:sz w:val="24"/>
-        </w:rPr>
-        <w:t>віків.</w:t>
-      </w:r>
-      <w:r>
-        <w:rPr>
-          <w:rFonts w:ascii="Times New Roman" w:hAnsi="Times New Roman"/>
-          <w:sz w:val="24"/>
-        </w:rPr>
-        <w:t xml:space="preserve"> Амінь.</w:t>
-      </w:r>
-    </w:p>
-    <w:p>
-      <w:pPr>
-        <w:spacing w:line="240" w:lineRule="auto"/>
-        <w:rPr>
-          <w:rFonts w:ascii="Times New Roman" w:hAnsi="Times New Roman"/>
-          <w:sz w:val="24"/>
-        </w:rPr>
-      </w:pPr>
-      <w:r>
-        <w:rPr>
-          <w:rFonts w:ascii="Times New Roman" w:hAnsi="Times New Roman"/>
-          <w:sz w:val="24"/>
-        </w:rPr>
-        <w:t>Прийдіте, поклонімся* Цареві нашому Богу.</w:t>
-      </w:r>
-    </w:p>
-    <w:p>
-      <w:pPr>
-        <w:spacing w:line="240" w:lineRule="auto"/>
-        <w:rPr>
-          <w:rFonts w:ascii="Times New Roman" w:hAnsi="Times New Roman"/>
-          <w:sz w:val="24"/>
-        </w:rPr>
-      </w:pPr>
-      <w:r>
-        <w:rPr>
-          <w:rFonts w:ascii="Times New Roman" w:hAnsi="Times New Roman"/>
-          <w:sz w:val="24"/>
-        </w:rPr>
-        <w:t>Прийдіте, поклонімся* Христові, Цареві нашому Богу.</w:t>
-      </w:r>
-    </w:p>
-    <w:p>
-      <w:pPr>
-        <w:spacing w:line="240" w:lineRule="auto"/>
-        <w:rPr>
-          <w:rFonts w:ascii="Times New Roman" w:hAnsi="Times New Roman"/>
-          <w:sz w:val="24"/>
-        </w:rPr>
-      </w:pPr>
-      <w:r>
-        <w:rPr>
-          <w:rFonts w:ascii="Times New Roman" w:hAnsi="Times New Roman"/>
-          <w:sz w:val="24"/>
-        </w:rPr>
-        <w:t>Прийдіте, поклонімся і припадім* до самого Господа Ісуса Христа, Царя і Бога нашого.</w:t>
+        <w:spacing w:after="120"/>
+        <w:jc w:val="both"/>
+      </w:pPr>
+      <w:r>
+        <w:rPr>
+          <w:rFonts w:ascii="Times New Roman" w:hAnsi="Times New Roman"/>
+          <w:sz w:val="24"/>
+        </w:rPr>
+        <w:t>Прийді́те, поклоні́мся* царе́ві на́шому – Бо́гу.</w:t>
+      </w:r>
+    </w:p>
+    <w:p>
+      <w:pPr>
+        <w:spacing w:after="120"/>
+        <w:jc w:val="both"/>
+      </w:pPr>
+      <w:r>
+        <w:rPr>
+          <w:rFonts w:ascii="Times New Roman" w:hAnsi="Times New Roman"/>
+          <w:sz w:val="24"/>
+        </w:rPr>
+        <w:t>Прийді́те, поклоні́мся* Христо́ві, царе́ві на́шому – Бо́гу.</w:t>
+      </w:r>
+    </w:p>
+    <w:p>
+      <w:pPr>
+        <w:spacing w:after="120"/>
+        <w:jc w:val="both"/>
+      </w:pPr>
+      <w:r>
+        <w:rPr>
+          <w:rFonts w:ascii="Times New Roman" w:hAnsi="Times New Roman"/>
+          <w:sz w:val="24"/>
+        </w:rPr>
+        <w:t>Прийді́те, поклоні́мся і припаді́м* до само́го Го́спода Ісу́са Христа́ – царя́ і Бо́га на́шого.</w:t>
       </w:r>
     </w:p>
     <w:p>
@@ -8561,18 +8187,15 @@
     </w:p>
     <w:p>
       <w:pPr>
-        <w:spacing w:line="240" w:lineRule="auto"/>
-        <w:rPr>
-          <w:rFonts w:ascii="Times New Roman" w:hAnsi="Times New Roman"/>
-          <w:sz w:val="24"/>
-        </w:rPr>
-      </w:pPr>
-      <w:r>
-        <w:rPr>
-          <w:rFonts w:ascii="Times New Roman" w:hAnsi="Times New Roman"/>
-          <w:sz w:val="24"/>
-        </w:rPr>
-        <w:t xml:space="preserve">Господи, помилуй </w:t>
+        <w:spacing w:after="120"/>
+        <w:jc w:val="both"/>
+      </w:pPr>
+      <w:r>
+        <w:rPr>
+          <w:rFonts w:ascii="Times New Roman" w:hAnsi="Times New Roman"/>
+          <w:sz w:val="24"/>
+        </w:rPr>
+        <w:t xml:space="preserve">Господи, помилуй. </w:t>
       </w:r>
       <w:r>
         <w:rPr>
@@ -8583,161 +8206,297 @@
         </w:rPr>
         <w:t>(3 р.)</w:t>
       </w:r>
-      <w:r>
-        <w:rPr>
-          <w:rFonts w:ascii="Times New Roman" w:hAnsi="Times New Roman"/>
+    </w:p>
+    <w:p>
+      <w:pPr>
+        <w:rPr>
+          <w:rFonts w:ascii="Times New Roman" w:hAnsi="Times New Roman"/>
+          <w:sz w:val="24"/>
+          <w:szCs w:val="24"/>
+        </w:rPr>
+      </w:pPr>
+      <w:r>
+        <w:rPr>
+          <w:rFonts w:ascii="Times New Roman" w:hAnsi="Times New Roman"/>
+          <w:i/>
+          <w:color w:val="FF0000"/>
+          <w:sz w:val="24"/>
+        </w:rPr>
+        <w:t>Тропар (г. 7):</w:t>
+      </w:r>
+      <w:r>
+        <w:rPr>
+          <w:rFonts w:ascii="Times New Roman" w:hAnsi="Times New Roman"/>
+          <w:sz w:val="24"/>
+          <w:szCs w:val="24"/>
+        </w:rPr>
+        <w:t xml:space="preserve"> Розрушив Ти хрестом твоїм смерть, * створив Ти розбійникові рай, * мироносицям плач перемінив єси, * і апостолам проповідати повелів єси, * що воскрес Ти, Христе Боже, * даючи світові велику милість.</w:t>
+      </w:r>
+    </w:p>
+    <w:p>
+      <w:pPr>
+        <w:spacing w:line="240" w:lineRule="auto"/>
+        <w:rPr>
+          <w:rFonts w:ascii="Times New Roman" w:hAnsi="Times New Roman"/>
+          <w:sz w:val="24"/>
+        </w:rPr>
+      </w:pPr>
+      <w:r>
+        <w:rPr>
+          <w:rFonts w:ascii="Times New Roman" w:hAnsi="Times New Roman"/>
+          <w:sz w:val="24"/>
+        </w:rPr>
+        <w:t>Слава Отцю, і Сину, і Святому Духові.</w:t>
+      </w:r>
+    </w:p>
+    <w:p>
+      <w:pPr>
+        <w:spacing w:line="240" w:lineRule="auto"/>
+        <w:rPr>
+          <w:rFonts w:ascii="Times New Roman" w:hAnsi="Times New Roman"/>
+          <w:i/>
+          <w:color w:val="FF0000"/>
+          <w:sz w:val="24"/>
+        </w:rPr>
+      </w:pPr>
+      <w:r>
+        <w:rPr>
+          <w:rFonts w:ascii="Times New Roman" w:hAnsi="Times New Roman"/>
+          <w:i/>
+          <w:color w:val="FF0000"/>
+          <w:sz w:val="24"/>
+        </w:rPr>
+        <w:t>Тропар</w:t>
+      </w:r>
+      <w:r>
+        <w:rPr>
+          <w:rFonts w:ascii="Times New Roman" w:hAnsi="Times New Roman"/>
+          <w:i/>
+          <w:color w:val="FF0000"/>
+          <w:sz w:val="24"/>
+        </w:rPr>
+        <w:t xml:space="preserve"> </w:t>
+      </w:r>
+      <w:r>
+        <w:rPr>
+          <w:rFonts w:ascii="Times New Roman" w:hAnsi="Times New Roman"/>
+          <w:i/>
+          <w:color w:val="FF0000"/>
+          <w:sz w:val="24"/>
+        </w:rPr>
+        <w:t>(</w:t>
+      </w:r>
+      <w:r>
+        <w:rPr>
+          <w:rFonts w:ascii="Times New Roman" w:hAnsi="Times New Roman"/>
+          <w:i/>
+          <w:color w:val="FF0000"/>
+          <w:sz w:val="24"/>
+        </w:rPr>
+        <w:t>г</w:t>
+      </w:r>
+      <w:r>
+        <w:rPr>
+          <w:rFonts w:ascii="Times New Roman" w:hAnsi="Times New Roman"/>
+          <w:i/>
+          <w:color w:val="FF0000"/>
           <w:sz w:val="24"/>
         </w:rPr>
         <w:t>.</w:t>
       </w:r>
-    </w:p>
-    <w:p>
-      <w:pPr>
-        <w:rPr>
-          <w:rFonts w:ascii="Times New Roman" w:hAnsi="Times New Roman"/>
-          <w:sz w:val="24"/>
-          <w:szCs w:val="24"/>
-        </w:rPr>
-      </w:pPr>
-      <w:r>
-        <w:rPr>
-          <w:rFonts w:ascii="Times New Roman" w:hAnsi="Times New Roman"/>
-          <w:i/>
-          <w:color w:val="FF0000"/>
-          <w:sz w:val="24"/>
-        </w:rPr>
-        <w:t>Тропар (г. 7):</w:t>
-      </w:r>
-      <w:r>
-        <w:rPr>
-          <w:rFonts w:ascii="Times New Roman" w:hAnsi="Times New Roman"/>
-          <w:sz w:val="24"/>
-          <w:szCs w:val="24"/>
-        </w:rPr>
-        <w:t xml:space="preserve"> Розрушив Ти хрестом твоїм смерть, * створив Ти розбійникові рай, * мироносицям плач перемінив єси, * і апостолам проповідати повелів єси, * що воскрес Ти, Христе Боже, * даючи світові велику милість.</w:t>
-      </w:r>
-    </w:p>
-    <w:p>
-      <w:pPr>
-        <w:spacing w:line="240" w:lineRule="auto"/>
-        <w:rPr>
-          <w:rFonts w:ascii="Times New Roman" w:hAnsi="Times New Roman"/>
-          <w:sz w:val="24"/>
-        </w:rPr>
-      </w:pPr>
-      <w:r>
-        <w:rPr>
-          <w:rFonts w:ascii="Times New Roman" w:hAnsi="Times New Roman"/>
-          <w:sz w:val="24"/>
-        </w:rPr>
-        <w:t>Слава Отцю, і Сину, і Святому Духові.</w:t>
-      </w:r>
-    </w:p>
-    <w:p>
-      <w:pPr>
-        <w:spacing w:line="240" w:lineRule="auto"/>
-        <w:rPr>
-          <w:rFonts w:ascii="Times New Roman" w:hAnsi="Times New Roman"/>
-          <w:i/>
-          <w:color w:val="FF0000"/>
-          <w:sz w:val="24"/>
-        </w:rPr>
-      </w:pPr>
-      <w:r>
-        <w:rPr>
-          <w:rFonts w:ascii="Times New Roman" w:hAnsi="Times New Roman"/>
-          <w:i/>
-          <w:color w:val="FF0000"/>
-          <w:sz w:val="24"/>
-        </w:rPr>
-        <w:t>Тропар</w:t>
-      </w:r>
-      <w:r>
-        <w:rPr>
-          <w:rFonts w:ascii="Times New Roman" w:hAnsi="Times New Roman"/>
-          <w:i/>
-          <w:color w:val="FF0000"/>
+      <w:r>
+        <w:rPr>
+          <w:rFonts w:ascii="Times New Roman" w:hAnsi="Times New Roman"/>
+          <w:i/>
+          <w:color w:val="FF0000"/>
+          <w:sz w:val="24"/>
+        </w:rPr>
+        <w:t xml:space="preserve"> 1</w:t>
+      </w:r>
+      <w:r>
+        <w:rPr>
+          <w:rFonts w:ascii="Times New Roman" w:hAnsi="Times New Roman"/>
+          <w:i/>
+          <w:color w:val="FF0000"/>
+          <w:sz w:val="24"/>
+        </w:rPr>
+        <w:t>)</w:t>
+      </w:r>
+      <w:r>
+        <w:rPr>
+          <w:rFonts w:ascii="Times New Roman" w:hAnsi="Times New Roman"/>
+          <w:i/>
+          <w:color w:val="FF0000"/>
+          <w:sz w:val="24"/>
+        </w:rPr>
+        <w:t xml:space="preserve">: </w:t>
+      </w:r>
+      <w:r>
+        <w:rPr>
+          <w:rFonts w:ascii="Times New Roman" w:hAnsi="Times New Roman"/>
+          <w:sz w:val="24"/>
+        </w:rPr>
+        <w:t>Спаси, Господи, людей Твоїх * і благослови насліддя Твоє, * перемоги благовірному народові на супротивників даруй * і хрестом Твоїм * охорони люд Твій.</w:t>
+      </w:r>
+    </w:p>
+    <w:p>
+      <w:pPr>
+        <w:spacing w:line="240" w:lineRule="auto"/>
+        <w:rPr>
+          <w:rFonts w:ascii="Times New Roman" w:hAnsi="Times New Roman"/>
+          <w:b/>
+          <w:sz w:val="24"/>
+        </w:rPr>
+      </w:pPr>
+      <w:r>
+        <w:rPr>
+          <w:rFonts w:ascii="Times New Roman" w:hAnsi="Times New Roman"/>
+          <w:sz w:val="24"/>
+        </w:rPr>
+        <w:t xml:space="preserve">І нині, і повсякчас, і на віки </w:t>
+      </w:r>
+      <w:r>
+        <w:rPr>
+          <w:rFonts w:ascii="Times New Roman" w:hAnsi="Times New Roman"/>
+          <w:sz w:val="24"/>
+        </w:rPr>
+        <w:t>віків.</w:t>
+      </w:r>
+      <w:r>
+        <w:rPr>
+          <w:rFonts w:ascii="Times New Roman" w:hAnsi="Times New Roman"/>
+          <w:sz w:val="24"/>
+        </w:rPr>
+        <w:t xml:space="preserve"> Амінь.</w:t>
+      </w:r>
+      <w:r>
+        <w:rPr>
+          <w:rFonts w:ascii="Times New Roman" w:hAnsi="Times New Roman"/>
+          <w:b/>
           <w:sz w:val="24"/>
         </w:rPr>
         <w:t xml:space="preserve"> </w:t>
       </w:r>
-      <w:r>
-        <w:rPr>
-          <w:rFonts w:ascii="Times New Roman" w:hAnsi="Times New Roman"/>
-          <w:i/>
-          <w:color w:val="FF0000"/>
-          <w:sz w:val="24"/>
-        </w:rPr>
-        <w:t>(</w:t>
-      </w:r>
-      <w:r>
-        <w:rPr>
-          <w:rFonts w:ascii="Times New Roman" w:hAnsi="Times New Roman"/>
-          <w:i/>
-          <w:color w:val="FF0000"/>
-          <w:sz w:val="24"/>
-        </w:rPr>
-        <w:t>г</w:t>
-      </w:r>
-      <w:r>
-        <w:rPr>
-          <w:rFonts w:ascii="Times New Roman" w:hAnsi="Times New Roman"/>
-          <w:i/>
-          <w:color w:val="FF0000"/>
-          <w:sz w:val="24"/>
-        </w:rPr>
-        <w:t>.</w:t>
-      </w:r>
-      <w:r>
-        <w:rPr>
-          <w:rFonts w:ascii="Times New Roman" w:hAnsi="Times New Roman"/>
-          <w:i/>
-          <w:color w:val="FF0000"/>
-          <w:sz w:val="24"/>
-        </w:rPr>
-        <w:t xml:space="preserve"> 1</w:t>
-      </w:r>
-      <w:r>
-        <w:rPr>
-          <w:rFonts w:ascii="Times New Roman" w:hAnsi="Times New Roman"/>
-          <w:i/>
-          <w:color w:val="FF0000"/>
-          <w:sz w:val="24"/>
-        </w:rPr>
-        <w:t>)</w:t>
-      </w:r>
-      <w:r>
-        <w:rPr>
-          <w:rFonts w:ascii="Times New Roman" w:hAnsi="Times New Roman"/>
-          <w:i/>
-          <w:color w:val="FF0000"/>
-          <w:sz w:val="24"/>
-        </w:rPr>
-        <w:t xml:space="preserve">: </w:t>
-      </w:r>
-      <w:r>
-        <w:rPr>
-          <w:rFonts w:ascii="Times New Roman" w:hAnsi="Times New Roman"/>
-          <w:sz w:val="24"/>
-        </w:rPr>
-        <w:t>Спаси, Господи, людей Твоїх * і благослови насліддя Твоє, * перемоги благовірному народові на супротивників даруй * і хрестом Твоїм * охорони люд Твій.</w:t>
-      </w:r>
-    </w:p>
-    <w:p>
-      <w:pPr>
-        <w:spacing w:line="240" w:lineRule="auto"/>
-        <w:rPr>
-          <w:rFonts w:ascii="Times New Roman" w:hAnsi="Times New Roman"/>
-          <w:b/>
-          <w:sz w:val="24"/>
-        </w:rPr>
-      </w:pPr>
-      <w:r>
-        <w:rPr>
-          <w:rFonts w:ascii="Times New Roman" w:hAnsi="Times New Roman"/>
-          <w:sz w:val="24"/>
-        </w:rPr>
-        <w:t xml:space="preserve">І нині, і повсякчас, і на віки </w:t>
+    </w:p>
+    <w:p>
+      <w:pPr>
+        <w:spacing w:line="240" w:lineRule="auto"/>
+        <w:rPr>
+          <w:rFonts w:ascii="Times New Roman" w:hAnsi="Times New Roman"/>
+          <w:sz w:val="24"/>
+        </w:rPr>
+      </w:pPr>
+      <w:r>
+        <w:rPr>
+          <w:rFonts w:ascii="Times New Roman" w:hAnsi="Times New Roman"/>
+          <w:sz w:val="24"/>
+        </w:rPr>
+        <w:t>Ти, Милосердний, що задля нас народився з Діви,* витерпів розп'яття і смертю смерть подолав,* і, як Бог, появив воскресіння,* не погорди тими, що їх ти створив рукою своєю.* Покажи, Милостивий, своє чоловіколюбство,* прийми Богородицю, що тебе породила і молиться за нас,* і спаси, Спасе наш, людей зневірених.</w:t>
+      </w:r>
+    </w:p>
+    <w:p>
+      <w:pPr>
+        <w:spacing w:line="240" w:lineRule="auto"/>
+        <w:jc w:val="center"/>
+        <w:rPr>
+          <w:rFonts w:ascii="Times New Roman" w:hAnsi="Times New Roman"/>
+          <w:i/>
+          <w:color w:val="FF0000"/>
+          <w:sz w:val="24"/>
+        </w:rPr>
+      </w:pPr>
+      <w:r>
+        <w:rPr>
+          <w:rFonts w:ascii="Times New Roman" w:hAnsi="Times New Roman"/>
+          <w:i/>
+          <w:color w:val="FF0000"/>
+          <w:sz w:val="24"/>
+        </w:rPr>
+        <w:t>*****</w:t>
+      </w:r>
+    </w:p>
+    <w:p>
+      <w:pPr>
+        <w:spacing w:line="240" w:lineRule="auto"/>
+        <w:rPr>
+          <w:rFonts w:ascii="Times New Roman" w:hAnsi="Times New Roman"/>
+          <w:sz w:val="24"/>
+        </w:rPr>
+      </w:pPr>
+      <w:r>
+        <w:rPr>
+          <w:rFonts w:ascii="Times New Roman" w:hAnsi="Times New Roman"/>
+          <w:sz w:val="24"/>
+        </w:rPr>
+        <w:t xml:space="preserve">Не залиши нас до кінця, ради імени твого святого,* не зруйнуй заповіту твого* й не віддаляй милости твоєї від нас задля улюбленого тобою Авраама,* і задля Ісаака, раба твого,* та Ізраїля святого твого. </w:t>
+      </w:r>
+      <w:r>
+        <w:rPr>
+          <w:rFonts w:ascii="Times New Roman" w:hAnsi="Times New Roman"/>
+          <w:i/>
+          <w:color w:val="FF0000"/>
+          <w:sz w:val="24"/>
+        </w:rPr>
+        <w:t>(Дан. 3:34-35)</w:t>
+      </w:r>
+    </w:p>
+    <w:p>
+      <w:pPr>
+        <w:spacing w:line="240" w:lineRule="auto"/>
+        <w:jc w:val="center"/>
+        <w:rPr>
+          <w:rFonts w:ascii="Times New Roman" w:hAnsi="Times New Roman"/>
+          <w:i/>
+          <w:color w:val="FF0000"/>
+          <w:sz w:val="24"/>
+        </w:rPr>
+      </w:pPr>
+      <w:r>
+        <w:rPr>
+          <w:rFonts w:ascii="Times New Roman" w:hAnsi="Times New Roman"/>
+          <w:i/>
+          <w:color w:val="FF0000"/>
+          <w:sz w:val="24"/>
+        </w:rPr>
+        <w:t>*****</w:t>
+      </w:r>
+    </w:p>
+    <w:p>
+      <w:pPr>
+        <w:spacing w:after="120"/>
+        <w:jc w:val="both"/>
+      </w:pPr>
+      <w:r>
+        <w:rPr>
+          <w:rFonts w:ascii="Times New Roman" w:hAnsi="Times New Roman"/>
+          <w:sz w:val="24"/>
+        </w:rPr>
+        <w:t xml:space="preserve">Святий Боже, святий Кріпкий, святий Безсмертний, помилуй нас. </w:t>
+      </w:r>
+      <w:r>
+        <w:rPr>
+          <w:rFonts w:ascii="Times New Roman" w:hAnsi="Times New Roman"/>
+          <w:i/>
+          <w:color w:val="FF0000"/>
+          <w:sz w:val="24"/>
+        </w:rPr>
+        <w:t>(3 р.)</w:t>
+      </w:r>
+    </w:p>
+    <w:p>
+      <w:pPr>
+        <w:spacing w:line="240" w:lineRule="auto"/>
+        <w:rPr>
+          <w:rFonts w:ascii="Times New Roman" w:hAnsi="Times New Roman"/>
+          <w:sz w:val="24"/>
+        </w:rPr>
+      </w:pPr>
+      <w:r>
+        <w:rPr>
+          <w:rFonts w:ascii="Times New Roman" w:hAnsi="Times New Roman"/>
+          <w:sz w:val="24"/>
+        </w:rPr>
+        <w:t xml:space="preserve">Слава Отцю, і Сину, і Святому Духові,* і нині, і повсякчас, і на віки </w:t>
       </w:r>
       <w:r>
         <w:rPr>
@@ -8753,112 +8512,34 @@
         </w:rPr>
         <w:t xml:space="preserve"> Амінь.</w:t>
       </w:r>
-      <w:r>
-        <w:rPr>
-          <w:rFonts w:ascii="Times New Roman" w:hAnsi="Times New Roman"/>
-          <w:b/>
-          <w:sz w:val="24"/>
-        </w:rPr>
-        <w:t xml:space="preserve"> </w:t>
-      </w:r>
-    </w:p>
-    <w:p>
-      <w:pPr>
-        <w:spacing w:line="240" w:lineRule="auto"/>
-        <w:rPr>
-          <w:rFonts w:ascii="Times New Roman" w:hAnsi="Times New Roman"/>
-          <w:sz w:val="24"/>
-        </w:rPr>
-      </w:pPr>
-      <w:r>
-        <w:rPr>
-          <w:rFonts w:ascii="Times New Roman" w:hAnsi="Times New Roman"/>
-          <w:sz w:val="24"/>
-        </w:rPr>
-        <w:t>Ти, Милосердний, що задля нас народився з Діви,* витерпів розп'яття і смертю смерть подолав,* і, як Бог, появив воскресіння,* не погорди тими, що їх ти створив рукою своєю.* Покажи, Милостивий, своє чоловіколюбство,* прийми Богородицю, що тебе породила і молиться за нас,* і спаси, Спасе наш, людей зневірених.</w:t>
-      </w:r>
-    </w:p>
-    <w:p>
-      <w:pPr>
-        <w:spacing w:line="240" w:lineRule="auto"/>
-        <w:jc w:val="center"/>
-        <w:rPr>
-          <w:rFonts w:ascii="Times New Roman" w:hAnsi="Times New Roman"/>
-          <w:i/>
-          <w:color w:val="FF0000"/>
-          <w:sz w:val="24"/>
-        </w:rPr>
-      </w:pPr>
-      <w:r>
-        <w:rPr>
-          <w:rFonts w:ascii="Times New Roman" w:hAnsi="Times New Roman"/>
-          <w:i/>
-          <w:color w:val="FF0000"/>
-          <w:sz w:val="24"/>
-        </w:rPr>
-        <w:t>*****</w:t>
-      </w:r>
-    </w:p>
-    <w:p>
-      <w:pPr>
-        <w:spacing w:line="240" w:lineRule="auto"/>
-        <w:rPr>
-          <w:rFonts w:ascii="Times New Roman" w:hAnsi="Times New Roman"/>
-          <w:sz w:val="24"/>
-        </w:rPr>
-      </w:pPr>
-      <w:r>
-        <w:rPr>
-          <w:rFonts w:ascii="Times New Roman" w:hAnsi="Times New Roman"/>
-          <w:sz w:val="24"/>
-        </w:rPr>
-        <w:t xml:space="preserve">Не залиши нас до кінця, ради імени твого святого,* не зруйнуй заповіту твого* й не віддаляй милости твоєї від нас задля улюбленого тобою Авраама,* і задля Ісаака, раба твого,* та Ізраїля святого твого. </w:t>
-      </w:r>
-      <w:r>
-        <w:rPr>
-          <w:rFonts w:ascii="Times New Roman" w:hAnsi="Times New Roman"/>
-          <w:i/>
-          <w:color w:val="FF0000"/>
-          <w:sz w:val="24"/>
-        </w:rPr>
-        <w:t>(Дан. 3:34-35)</w:t>
-      </w:r>
-    </w:p>
-    <w:p>
-      <w:pPr>
-        <w:spacing w:line="240" w:lineRule="auto"/>
-        <w:jc w:val="center"/>
-        <w:rPr>
-          <w:rFonts w:ascii="Times New Roman" w:hAnsi="Times New Roman"/>
-          <w:i/>
-          <w:color w:val="FF0000"/>
-          <w:sz w:val="24"/>
-        </w:rPr>
-      </w:pPr>
-      <w:r>
-        <w:rPr>
-          <w:rFonts w:ascii="Times New Roman" w:hAnsi="Times New Roman"/>
-          <w:i/>
-          <w:color w:val="FF0000"/>
-          <w:sz w:val="24"/>
-        </w:rPr>
-        <w:t>*****</w:t>
-      </w:r>
-    </w:p>
-    <w:p>
-      <w:pPr>
-        <w:spacing w:line="240" w:lineRule="auto"/>
-        <w:rPr>
-          <w:rFonts w:ascii="Times New Roman" w:hAnsi="Times New Roman"/>
-          <w:sz w:val="24"/>
-        </w:rPr>
-      </w:pPr>
-      <w:r>
-        <w:rPr>
-          <w:rFonts w:ascii="Times New Roman" w:hAnsi="Times New Roman"/>
-          <w:sz w:val="24"/>
-        </w:rPr>
-        <w:t xml:space="preserve">Святий Боже, святий Кріпкий, святий Безсмертний, помилуй нас </w:t>
+    </w:p>
+    <w:p>
+      <w:pPr>
+        <w:spacing w:line="240" w:lineRule="auto"/>
+        <w:rPr>
+          <w:rFonts w:ascii="Times New Roman" w:hAnsi="Times New Roman"/>
+          <w:sz w:val="24"/>
+        </w:rPr>
+      </w:pPr>
+      <w:r>
+        <w:rPr>
+          <w:rFonts w:ascii="Times New Roman" w:hAnsi="Times New Roman"/>
+          <w:sz w:val="24"/>
+        </w:rPr>
+        <w:t>Пресвята Тройце, помилуй нас;* Господи, очисти гріхи наші;* Владико, прости беззаконня наші;* Святий, завітай і зціли немочі наші імени твого ради.</w:t>
+      </w:r>
+    </w:p>
+    <w:p>
+      <w:pPr>
+        <w:spacing w:after="120"/>
+        <w:jc w:val="both"/>
+      </w:pPr>
+      <w:r>
+        <w:rPr>
+          <w:rFonts w:ascii="Times New Roman" w:hAnsi="Times New Roman"/>
+          <w:sz w:val="24"/>
+        </w:rPr>
+        <w:t xml:space="preserve">Господи, помилуй. </w:t>
       </w:r>
       <w:r>
         <w:rPr>
@@ -8869,13 +8550,6 @@
         </w:rPr>
         <w:t>(3 р.)</w:t>
       </w:r>
-      <w:r>
-        <w:rPr>
-          <w:rFonts w:ascii="Times New Roman" w:hAnsi="Times New Roman"/>
-          <w:sz w:val="24"/>
-        </w:rPr>
-        <w:t>.</w:t>
-      </w:r>
     </w:p>
     <w:p>
       <w:pPr>
@@ -8920,117 +8594,29 @@
           <w:rFonts w:ascii="Times New Roman" w:hAnsi="Times New Roman"/>
           <w:sz w:val="24"/>
         </w:rPr>
-        <w:t>Пресвята Тройце, помилуй нас;* Господи, очисти гріхи наші;* Владико, прости беззаконня наші;* Святий, завітай і зціли немочі наші імени твого ради.</w:t>
-      </w:r>
-    </w:p>
-    <w:p>
-      <w:pPr>
-        <w:spacing w:line="240" w:lineRule="auto"/>
-        <w:rPr>
-          <w:rFonts w:ascii="Times New Roman" w:hAnsi="Times New Roman"/>
-          <w:sz w:val="24"/>
-        </w:rPr>
-      </w:pPr>
-      <w:r>
-        <w:rPr>
-          <w:rFonts w:ascii="Times New Roman" w:hAnsi="Times New Roman"/>
-          <w:sz w:val="24"/>
-        </w:rPr>
-        <w:t xml:space="preserve">Господи, помилуй </w:t>
-      </w:r>
-      <w:r>
-        <w:rPr>
-          <w:rFonts w:ascii="Times New Roman" w:hAnsi="Times New Roman"/>
-          <w:i/>
-          <w:color w:val="FF0000"/>
-          <w:sz w:val="24"/>
-        </w:rPr>
-        <w:t>(3 р.)</w:t>
-      </w:r>
-      <w:r>
-        <w:rPr>
-          <w:rFonts w:ascii="Times New Roman" w:hAnsi="Times New Roman"/>
-          <w:sz w:val="24"/>
-        </w:rPr>
-        <w:t>.</w:t>
-      </w:r>
-    </w:p>
-    <w:p>
-      <w:pPr>
-        <w:spacing w:line="240" w:lineRule="auto"/>
-        <w:rPr>
-          <w:rFonts w:ascii="Times New Roman" w:hAnsi="Times New Roman"/>
-          <w:sz w:val="24"/>
-        </w:rPr>
-      </w:pPr>
-      <w:r>
-        <w:rPr>
-          <w:rFonts w:ascii="Times New Roman" w:hAnsi="Times New Roman"/>
-          <w:sz w:val="24"/>
-        </w:rPr>
-        <w:t xml:space="preserve">Слава Отцю, і Сину, і Святому Духові,* і нині, і повсякчас, і на віки </w:t>
-      </w:r>
-      <w:r>
-        <w:rPr>
-          <w:rFonts w:ascii="Times New Roman" w:hAnsi="Times New Roman"/>
-          <w:sz w:val="24"/>
-        </w:rPr>
-        <w:t>віків.</w:t>
-      </w:r>
-      <w:r>
-        <w:rPr>
-          <w:rFonts w:ascii="Times New Roman" w:hAnsi="Times New Roman"/>
-          <w:sz w:val="24"/>
-        </w:rPr>
-        <w:t xml:space="preserve"> Амінь.</w:t>
-      </w:r>
-    </w:p>
-    <w:p>
-      <w:pPr>
-        <w:spacing w:line="240" w:lineRule="auto"/>
-        <w:rPr>
-          <w:rFonts w:ascii="Times New Roman" w:hAnsi="Times New Roman"/>
-          <w:sz w:val="24"/>
-        </w:rPr>
-      </w:pPr>
-      <w:r>
-        <w:rPr>
-          <w:rFonts w:ascii="Times New Roman" w:hAnsi="Times New Roman"/>
-          <w:sz w:val="24"/>
-        </w:rPr>
         <w:t>Отче наш, що єси на небесах,* нехай святиться ім’я твоє,* нехай прийде царство твоє,* нехай буде воля твоя, як на небі, так і на землі.* Хліб наш насущний дай нам сьогодні,* і прости нам провини наші,* як і ми прощаємо винуватцям нашим,* і не введи нас у спокусу,* але визволи нас від лукавого.</w:t>
       </w:r>
     </w:p>
     <w:p>
       <w:pPr>
-        <w:spacing w:line="240" w:lineRule="auto"/>
-        <w:rPr>
-          <w:rFonts w:ascii="Times New Roman" w:hAnsi="Times New Roman"/>
-          <w:sz w:val="24"/>
-        </w:rPr>
-      </w:pPr>
-      <w:r>
-        <w:rPr>
-          <w:rFonts w:ascii="Times New Roman" w:hAnsi="Times New Roman"/>
-          <w:i/>
-          <w:color w:val="FF0000"/>
-          <w:sz w:val="24"/>
-        </w:rPr>
-        <w:t xml:space="preserve">Священик: </w:t>
-      </w:r>
-      <w:r>
-        <w:rPr>
-          <w:rFonts w:ascii="Times New Roman" w:hAnsi="Times New Roman"/>
-          <w:sz w:val="24"/>
-        </w:rPr>
-        <w:t xml:space="preserve">Бо твоє є царство, і сила, і слава, Отця, і Сина, і Святого Духа, нині і повсякчас, і на віки </w:t>
-      </w:r>
-      <w:r>
-        <w:rPr>
-          <w:rFonts w:ascii="Times New Roman" w:hAnsi="Times New Roman"/>
-          <w:sz w:val="24"/>
-        </w:rPr>
-        <w:t>віків.</w:t>
+        <w:spacing w:after="120"/>
+        <w:jc w:val="both"/>
+      </w:pPr>
+      <w:r>
+        <w:rPr>
+          <w:rFonts w:ascii="Times New Roman" w:hAnsi="Times New Roman"/>
+          <w:i/>
+          <w:color w:val="FF0000"/>
+          <w:sz w:val="24"/>
+        </w:rPr>
+        <w:t>Священник:</w:t>
+      </w:r>
+      <w:r>
+        <w:rPr>
+          <w:rFonts w:ascii="Times New Roman" w:hAnsi="Times New Roman"/>
+          <w:sz w:val="24"/>
+        </w:rPr>
+        <w:t xml:space="preserve"> Бо Твоє є царство, і сила, і слава, Отця, і Сина, і Святого Духа, нині, і повсякчас, і на віки віків.</w:t>
       </w:r>
     </w:p>
     <w:p>
@@ -9229,18 +8815,15 @@
     </w:p>
     <w:p>
       <w:pPr>
-        <w:spacing w:line="240" w:lineRule="auto"/>
-        <w:rPr>
-          <w:rFonts w:ascii="Times New Roman" w:hAnsi="Times New Roman"/>
-          <w:sz w:val="24"/>
-        </w:rPr>
-      </w:pPr>
-      <w:r>
-        <w:rPr>
-          <w:rFonts w:ascii="Times New Roman" w:hAnsi="Times New Roman"/>
-          <w:sz w:val="24"/>
-        </w:rPr>
-        <w:t xml:space="preserve">Господи, помилуй </w:t>
+        <w:spacing w:after="120"/>
+        <w:jc w:val="both"/>
+      </w:pPr>
+      <w:r>
+        <w:rPr>
+          <w:rFonts w:ascii="Times New Roman" w:hAnsi="Times New Roman"/>
+          <w:sz w:val="24"/>
+        </w:rPr>
+        <w:t xml:space="preserve">Господи, помилуй. </w:t>
       </w:r>
       <w:r>
         <w:rPr>
@@ -9251,13 +8834,6 @@
         </w:rPr>
         <w:t>(3 р.)</w:t>
       </w:r>
-      <w:r>
-        <w:rPr>
-          <w:rFonts w:ascii="Times New Roman" w:hAnsi="Times New Roman"/>
-          <w:sz w:val="24"/>
-        </w:rPr>
-        <w:t>.</w:t>
-      </w:r>
     </w:p>
     <w:p>
       <w:pPr>
@@ -9450,27 +9026,32 @@
     </w:p>
     <w:p>
       <w:pPr>
-        <w:spacing w:line="240" w:lineRule="auto"/>
-        <w:rPr>
-          <w:rFonts w:ascii="Times New Roman" w:hAnsi="Times New Roman"/>
-          <w:sz w:val="24"/>
-        </w:rPr>
-      </w:pPr>
-      <w:r>
-        <w:rPr>
-          <w:rFonts w:ascii="Times New Roman" w:hAnsi="Times New Roman"/>
-          <w:i/>
-          <w:color w:val="FF0000"/>
-          <w:sz w:val="24"/>
-        </w:rPr>
-        <w:t xml:space="preserve">Священик: </w:t>
-      </w:r>
-      <w:r>
-        <w:rPr>
-          <w:rFonts w:ascii="Times New Roman" w:hAnsi="Times New Roman"/>
-          <w:sz w:val="24"/>
-        </w:rPr>
-        <w:t>Слава тобі, Христе Боже, надіє наша, слава тобі!</w:t>
+        <w:spacing w:after="120"/>
+        <w:jc w:val="both"/>
+      </w:pPr>
+      <w:r>
+        <w:rPr>
+          <w:rFonts w:ascii="Times New Roman" w:hAnsi="Times New Roman"/>
+          <w:i/>
+          <w:color w:val="FF0000"/>
+          <w:sz w:val="24"/>
+        </w:rPr>
+        <w:t>Священик:</w:t>
+      </w:r>
+      <w:r>
+        <w:rPr>
+          <w:rFonts w:ascii="Times New Roman" w:hAnsi="Times New Roman"/>
+          <w:color w:val="FF0000"/>
+          <w:sz w:val="24"/>
+        </w:rPr>
+        <w:t xml:space="preserve"> </w:t>
+      </w:r>
+      <w:r>
+        <w:rPr>
+          <w:rFonts w:ascii="Times New Roman" w:hAnsi="Times New Roman"/>
+          <w:sz w:val="24"/>
+        </w:rPr>
+        <w:t>Слава тобі, Христе Боже, уповання наше, слава тобі!</w:t>
       </w:r>
     </w:p>
     <w:p>
